--- a/build/otchet_praktika_fast_engineering.docx
+++ b/build/otchet_praktika_fast_engineering.docx
@@ -155,7 +155,7 @@
           <w:rFonts w:ascii="Times New Roman" w:hAnsi="Times New Roman" w:cs="Times New Roman" w:eastAsia="Times New Roman"/>
           <w:sz w:val="28"/>
         </w:rPr>
-        <w:t>Структура отчёта построена в строгом соответствии с пятью задачами индивидуального задания на производственную практику (преддипломную) и календарным планом её прохождения. Каждый раздел основной части соответствует одной задаче задания. Содержание разделов согласовано с темой выпускной квалификационной работы «Организация рекламно-информационной работы коммерческой организации и оценка её эффективности (на примере ООО „Фаст Инжиниринг“)»: материалы, собранные в ходе выполнения каждой задачи практики, использованы в соответствующих параграфах второй главы ВКР, что зафиксировано в Приложении А к настоящему отчёту.</w:t>
+        <w:t>Структура отчёта построена по пяти задачам индивидуального задания на производственную практику (преддипломную) и календарному плану её прохождения. Каждый раздел основной части соответствует одной задаче. Материалы, собранные по каждой задаче, используются в соответствующих параграфах второй главы выпускной квалификационной работы по теме «Организация рекламно-информационной работы коммерческой организации и оценка её эффективности (на примере ООО „Фаст Инжиниринг“)»; сводное соответствие приведено в Приложении А.</w:t>
       </w:r>
     </w:p>
     <w:p>
@@ -185,7 +185,7 @@
           <w:rFonts w:ascii="Times New Roman" w:hAnsi="Times New Roman" w:cs="Times New Roman" w:eastAsia="Times New Roman"/>
           <w:sz w:val="28"/>
         </w:rPr>
-        <w:t>Я, ______________________________________________ (Ф. И. О.), студент(ка) ____ курса _______ группы очной формы обучения по специальности 38.02.04 Коммерция (по отраслям) Аккредитованного образовательного частного учреждения высшего образования «Московский финансово-юридический университет МФЮА», проходил(а) производственную практику (преддипломную) в период с «20» апреля 2026 г. по «16» мая 2026 г. в Обществе с ограниченной ответственностью «Фаст Инжиниринг», расположенном по адресу: 117218, г. Москва, ул. Новочерёмушкинская, д. 21, корп. 1, оф. 191. Общий объём практики составил 144 часа.</w:t>
+        <w:t>Я, ______________________________________________ (Ф. И. О.), студент(ка) ____ курса _______ группы очной формы обучения по специальности 38.02.04 Коммерция (по отраслям) Аккредитованного образовательного частного учреждения высшего образования «Московский финансово-юридический университет МФЮА», прошёл(ла) производственную практику (преддипломную) с 20 апреля по 16 мая 2026 г. в Обществе с ограниченной ответственностью «Фаст Инжиниринг», расположенном по адресу: 117218, г. Москва, ул. Новочерёмушкинская, д. 21, корп. 1, оф. 191. Объём практики — 144 часа.</w:t>
       </w:r>
     </w:p>
     <w:p>
@@ -199,7 +199,7 @@
           <w:rFonts w:ascii="Times New Roman" w:hAnsi="Times New Roman" w:cs="Times New Roman" w:eastAsia="Times New Roman"/>
           <w:sz w:val="28"/>
         </w:rPr>
-        <w:t>Производственная практика (преддипломная) является завершающим этапом освоения программы подготовки специалистов среднего звена по специальности 38.02.04 Коммерция (по отраслям) и подчинена двум взаимосвязанным целям. Первая, общеобразовательная цель практики — освоение видов профессиональной деятельности, систематизация, обобщение, закрепление и углубление знаний и умений, формирование общих и профессиональных компетенций, предусмотренных федеральным государственным образовательным стандартом среднего профессионального образования, и приобретение практического опыта в рамках профессиональных модулей. Вторая, специальная цель практики — сбор, систематизация и анализ материалов, необходимых для подготовки выпускной квалификационной работы по теме «Организация рекламно-информационной работы коммерческой организации и оценка её эффективности (на примере ООО „Фаст Инжиниринг“)», в первую очередь — её второй (аналитической) главы.</w:t>
+        <w:t>Преддипломная практика завершает программу подготовки специалиста среднего звена и решает две связанные между собой задачи. Первая — освоить виды профессиональной деятельности по ФГОС СПО 38.02.04, обобщить и углубить полученные ранее знания и умения, сформировать общие и профессиональные компетенции, получить практический опыт работы в коммерческой организации. Вторая — собрать и обработать материалы для выпускной квалификационной работы (далее — ВКР) по теме «Организация рекламно-информационной работы коммерческой организации и оценка её эффективности (на примере ООО „Фаст Инжиниринг“)», прежде всего для её аналитической части.</w:t>
       </w:r>
     </w:p>
     <w:p>
@@ -213,7 +213,7 @@
           <w:rFonts w:ascii="Times New Roman" w:hAnsi="Times New Roman" w:cs="Times New Roman" w:eastAsia="Times New Roman"/>
           <w:sz w:val="28"/>
         </w:rPr>
-        <w:t>В соответствии с программой и индивидуальным заданием на практику решались следующие задачи:</w:t>
+        <w:t>Программа практики предусматривает решение пяти задач:</w:t>
       </w:r>
     </w:p>
     <w:p>
@@ -283,7 +283,7 @@
           <w:rFonts w:ascii="Times New Roman" w:hAnsi="Times New Roman" w:cs="Times New Roman" w:eastAsia="Times New Roman"/>
           <w:sz w:val="28"/>
         </w:rPr>
-        <w:t>5) выполнить подбор материала в соответствии с темой выпускной квалификационной работы.</w:t>
+        <w:t>5) подобрать материал по теме ВКР.</w:t>
       </w:r>
     </w:p>
     <w:p>
@@ -297,7 +297,7 @@
           <w:rFonts w:ascii="Times New Roman" w:hAnsi="Times New Roman" w:cs="Times New Roman" w:eastAsia="Times New Roman"/>
           <w:sz w:val="28"/>
         </w:rPr>
-        <w:t>Объект практики — Общество с ограниченной ответственностью «Фаст Инжиниринг» (ИНН 7727053382, ОГРН 1037739374507, КПП 772701001), коммерческая организация г. Москвы, специализирующаяся на разработке, изготовлении и внедрении высокоэффективного промышленного оборудования (насосов, теплообменных и массообменных аппаратов, каталитических реакторов, компрессоров, рекуператоров тепла, беспламенных горелок, фильтров) и инновационных технологических решений для нефтегазовой, химической, нефтехимической, нефтеперерабатывающей, энергетической, металлургической и смежных отраслей промышленности.</w:t>
+        <w:t>Объект практики — ООО «Фаст Инжиниринг», ИНН 7727053382, ОГРН 1037739374507, КПП 772701001. Это московская инжиниринговая компания, которая разрабатывает, изготавливает (с привлечением сторонних производственных мощностей) и поставляет промышленное оборудование и комплексные технологические решения для предприятий нефтегазовой, химической, нефтеперерабатывающей, энергетической, металлургической отраслей и для решения экологических задач.</w:t>
       </w:r>
     </w:p>
     <w:p>
@@ -311,7 +311,7 @@
           <w:rFonts w:ascii="Times New Roman" w:hAnsi="Times New Roman" w:cs="Times New Roman" w:eastAsia="Times New Roman"/>
           <w:sz w:val="28"/>
         </w:rPr>
-        <w:t>Предмет практики — совокупность организационно-экономических, коммерческих и маркетинговых отношений, складывающихся в процессе хозяйственной деятельности ООО «Фаст Инжиниринг», включая процессы рекламно-информационной работы предприятия, изучаемые в соответствии с темой выпускной квалификационной работы.</w:t>
+        <w:t>Предмет практики — хозяйственная деятельность Общества: коммерческие, экономические и маркетинговые процессы, включая рекламно-информационную работу как ключевую тему ВКР.</w:t>
       </w:r>
     </w:p>
     <w:p>
@@ -325,7 +325,7 @@
           <w:rFonts w:ascii="Times New Roman" w:hAnsi="Times New Roman" w:cs="Times New Roman" w:eastAsia="Times New Roman"/>
           <w:sz w:val="28"/>
         </w:rPr>
-        <w:t>ООО «Фаст Инжиниринг» зарегистрировано Межрайонной инспекцией ФНС России № 46 по г. Москве 15 января 2001 г. По организационно-правовой форме предприятие является обществом с ограниченной ответственностью, по форме собственности — частной. Учредителем и единоличным исполнительным органом (президентом) является Астановский Дмитрий Львович. Уставный капитал Общества составляет 250 000 руб. Общество отнесено к категории микропредприятий и включено в Единый реестр субъектов малого и среднего предпринимательства; основной вид деятельности — ОКВЭД 72.19 «Научные исследования и разработки в области естественных и технических наук прочие». Деятельность Общества носит инжиниринговый характер: предприятие осуществляет разработку, конструирование, изготовление с привлечением производственных мощностей контрагентов и поставку промышленного оборудования и комплексных технологических решений. Отнесение предприятия к торговому сектору в данном случае носит условный характер: деятельность Общества подпадает под действие профессиональных модулей ПМ.01 «Организация и управление торгово-сбытовой деятельностью», ПМ.02 «Организация и проведение экономической и маркетинговой деятельности» и ПМ.03 «Управление ассортиментом, оценка качества и обеспечение сохраняемости товаров» в той части, в которой собственная продукция Общества выступает предметом коммерческого оборота, а коммерческая деятельность предприятия включает все ключевые элементы торгово-сбытовой работы, экономико-маркетингового сопровождения и ассортиментно-качественного управления.</w:t>
+        <w:t>ООО «Фаст Инжиниринг» зарегистрировано в ЕГРЮЛ 15 января 2001 г. Учредитель и президент — Астановский Дмитрий Львович. Уставный капитал — 250 000 руб. Категория — микропредприятие; запись в Едином реестре субъектов МСП. Основной ОКВЭД — 72.19 «Научные исследования и разработки в области естественных и технических наук прочие». Хотя формально образовательная программа и шаблон отчёта говорят о «торговом предприятии», деятельность Общества охватывает все ключевые элементы профессиональных модулей ПМ.01–ПМ.03: оборот собственной продукции, экономико-маркетинговое сопровождение, ассортиментно-качественное управление.</w:t>
       </w:r>
     </w:p>
     <w:p>
@@ -339,7 +339,7 @@
           <w:rFonts w:ascii="Times New Roman" w:hAnsi="Times New Roman" w:cs="Times New Roman" w:eastAsia="Times New Roman"/>
           <w:sz w:val="28"/>
         </w:rPr>
-        <w:t>Перечень нормативных правовых актов, регулирующих деятельность ООО «Фаст Инжиниринг», представлен в Приложении 1 к настоящему отчёту. Организационная структура управления предприятием отражена в Приложении 2.</w:t>
+        <w:t>Перечень нормативных правовых актов, регулирующих работу Общества, даю в Приложении 1. Графическое изображение организационной структуры — в Приложении 2.</w:t>
       </w:r>
     </w:p>
     <w:p>
@@ -353,7 +353,7 @@
           <w:rFonts w:ascii="Times New Roman" w:hAnsi="Times New Roman" w:cs="Times New Roman" w:eastAsia="Times New Roman"/>
           <w:sz w:val="28"/>
         </w:rPr>
-        <w:t>Информационная база отчёта включает: учредительные документы и внутренние регламенты ООО «Фаст Инжиниринг»; бухгалтерскую (финансовую) отчётность за 2022–2024 гг.; материалы официального сайта предприятия (fe1.ru); сведения из открытых государственных реестров (ЕГРЮЛ, реестр субъектов малого и среднего предпринимательства, реестр государственных закупок); технические условия, паспорта изделий и иные документы, подтверждающие качество продукции; нормативные правовые акты Российской Федерации и Таможенного союза в сфере коммерческой деятельности, рекламы, бухгалтерского учёта и технического регулирования; учебную литературу по дисциплинам специальности.</w:t>
+        <w:t>Источники информации, которыми я пользовался при подготовке отчёта: учредительные документы и внутренние регламенты ООО «Фаст Инжиниринг»; бухгалтерская (финансовая) отчётность за 2022–2024 гг.; сайт fe1.ru; данные открытых реестров (ЕГРЮЛ, реестр субъектов МСП, реестр госзакупок); технические условия и паспорта изделий, документы по подтверждению соответствия; нормативные правовые акты Российской Федерации и Таможенного союза по коммерческой деятельности, рекламе, бухучёту, техническому регулированию; учебная литература по дисциплинам специальности.</w:t>
       </w:r>
     </w:p>
     <w:p>
@@ -367,7 +367,7 @@
           <w:rFonts w:ascii="Times New Roman" w:hAnsi="Times New Roman" w:cs="Times New Roman" w:eastAsia="Times New Roman"/>
           <w:sz w:val="28"/>
         </w:rPr>
-        <w:t>В ходе практики применялись следующие методы исследования: общенаучные (анализ и синтез, индукция и дедукция, системный и сравнительный подходы), экономико-статистический анализ финансово-хозяйственной деятельности, элементы маркетингового анализа (SWOT-анализ, описание каналов маркетинговых коммуникаций, выявление видов спроса и типов маркетинга), элементы оценки эффективности рекламно-информационной работы (расчёт условных значений CPL, CAC, ROMI; применение модели AIDA), методы работы с первичной документацией предприятия и нормативными правовыми актами.</w:t>
+        <w:t>Методы, которые я применял на практике: общенаучные (анализ и синтез, индукция и дедукция, системный и сравнительный подходы); экономико-статистический анализ финансовой отчётности; маркетинговый анализ (SWOT, описание каналов маркетинговых коммуникаций, выявление видов спроса и типов маркетинга); расчёт условных значений показателей CPL, CAC, ROMI и применение модели AIDA для оценки рекламно-информационной работы; работа с первичной документацией предприятия и нормативными актами.</w:t>
       </w:r>
     </w:p>
     <w:p>
@@ -381,7 +381,7 @@
           <w:rFonts w:ascii="Times New Roman" w:hAnsi="Times New Roman" w:cs="Times New Roman" w:eastAsia="Times New Roman"/>
           <w:sz w:val="28"/>
         </w:rPr>
-        <w:t>Структура настоящего отчёта обусловлена поставленными целью и задачами, соответствует календарному плану прохождения практики и включает введение, основную часть, состоящую из пяти разделов в соответствии с задачами практики, заключение и приложения. Содержание основной части одновременно образует фактическую и аналитическую базу для подготовки второй главы выпускной квалификационной работы; соответствие задач практики и параграфов второй главы ВКР зафиксировано в Приложении А к настоящему отчёту.</w:t>
+        <w:t>Структура отчёта отвечает целям и задачам практики и совпадает с календарным планом. Она включает введение, основную часть из пяти разделов (по числу задач), заключение и приложения. Содержание основной части одновременно служит фактической базой для второй главы ВКР; соответствие задач практики и параграфов главы зафиксировано в Приложении А.</w:t>
       </w:r>
     </w:p>
     <w:p>
@@ -426,7 +426,7 @@
           <w:rFonts w:ascii="Times New Roman" w:hAnsi="Times New Roman" w:cs="Times New Roman" w:eastAsia="Times New Roman"/>
           <w:sz w:val="28"/>
         </w:rPr>
-        <w:t>В период с 20.04.2026 по 21.04.2026 в соответствии с задачей 1 индивидуального задания на практику выполнено описание организационно-экономической характеристики ООО «Фаст Инжиниринг». В рамках указанной задачи проведено первичное знакомство с предприятием, изучены учредительные документы, выписка из Единого государственного реестра юридических лиц, штатное расписание, организационная структура, основные экономические показатели деятельности предприятия за 2022–2024 гг. Параллельно пройден инструктаж по ознакомлению с требованиями охраны труда, техники безопасности, пожарной безопасности и правилами внутреннего трудового распорядка, что зафиксировано в дневнике прохождения практики.</w:t>
+        <w:t>С 20 по 21 апреля 2026 г. я работал над задачей 1 индивидуального задания — описанием организационно-экономической характеристики ООО «Фаст Инжиниринг». В первый день прошёл инструктаж по охране труда, технике и пожарной безопасности и правилам внутреннего трудового распорядка (отметка в дневнике практики имеется). Дальше я ознакомился с уставом Общества, выпиской из ЕГРЮЛ, штатным расписанием, схемой организационной структуры, основными показателями финансовой отчётности за 2022–2024 гг.</w:t>
       </w:r>
     </w:p>
     <w:p>
@@ -440,7 +440,7 @@
           <w:rFonts w:ascii="Times New Roman" w:hAnsi="Times New Roman" w:cs="Times New Roman" w:eastAsia="Times New Roman"/>
           <w:sz w:val="28"/>
         </w:rPr>
-        <w:t>ООО «Фаст Инжиниринг» представляет собой российскую инжиниринговую организацию, специализирующуюся на разработке, изготовлении и внедрении высокоэффективного промышленного оборудования и технологических решений нового поколения для нефтегазовой, химической, нефтехимической, нефтеперерабатывающей, энергетической, металлургической и смежных отраслей промышленности, а также для транспорта и решения задач экологического характера. Основные регистрационные сведения о предприятии представлены в таблице 1.1.</w:t>
+        <w:t>Базовые регистрационные данные предприятия я свёл в таблицу 1.1.</w:t>
       </w:r>
     </w:p>
     <w:p>
@@ -455,7 +455,7 @@
           <w:b/>
           <w:sz w:val="28"/>
         </w:rPr>
-        <w:t>Таблица 1.1 — Общие сведения об ООО «Фаст Инжиниринг»</w:t>
+        <w:t>Таблица 1.1 — Регистрационные данные ООО «Фаст Инжиниринг»</w:t>
       </w:r>
     </w:p>
     <w:tbl>
@@ -484,7 +484,7 @@
                 <w:b/>
                 <w:sz w:val="24"/>
               </w:rPr>
-              <w:t>Показатель</w:t>
+              <w:t>Параметр</w:t>
             </w:r>
           </w:p>
         </w:tc>
@@ -523,7 +523,7 @@
                 <w:rFonts w:ascii="Times New Roman" w:hAnsi="Times New Roman"/>
                 <w:sz w:val="24"/>
               </w:rPr>
-              <w:t>Полное наименование</w:t>
+              <w:t>Сокращённое наименование</w:t>
             </w:r>
           </w:p>
         </w:tc>
@@ -541,7 +541,7 @@
                 <w:rFonts w:ascii="Times New Roman" w:hAnsi="Times New Roman"/>
                 <w:sz w:val="24"/>
               </w:rPr>
-              <w:t>Общество с ограниченной ответственностью «Фаст Инжиниринг»</w:t>
+              <w:t>ООО «Фаст Инжиниринг»</w:t>
             </w:r>
           </w:p>
         </w:tc>
@@ -561,7 +561,7 @@
                 <w:rFonts w:ascii="Times New Roman" w:hAnsi="Times New Roman"/>
                 <w:sz w:val="24"/>
               </w:rPr>
-              <w:t>Сокращённое наименование</w:t>
+              <w:t>ИНН / КПП / ОГРН</w:t>
             </w:r>
           </w:p>
         </w:tc>
@@ -579,121 +579,7 @@
                 <w:rFonts w:ascii="Times New Roman" w:hAnsi="Times New Roman"/>
                 <w:sz w:val="24"/>
               </w:rPr>
-              <w:t>ООО «ФАСТ ИНЖИНИРИНГ»</w:t>
-            </w:r>
-          </w:p>
-        </w:tc>
-      </w:tr>
-      <w:tr>
-        <w:tc>
-          <w:tcPr>
-            <w:tcW w:type="dxa" w:w="4986"/>
-          </w:tcPr>
-          <w:p>
-            <w:pPr>
-              <w:jc w:val="left"/>
-            </w:pPr>
-            <w:r/>
-            <w:r>
-              <w:rPr>
-                <w:rFonts w:ascii="Times New Roman" w:hAnsi="Times New Roman"/>
-                <w:sz w:val="24"/>
-              </w:rPr>
-              <w:t>ИНН</w:t>
-            </w:r>
-          </w:p>
-        </w:tc>
-        <w:tc>
-          <w:tcPr>
-            <w:tcW w:type="dxa" w:w="4986"/>
-          </w:tcPr>
-          <w:p>
-            <w:pPr>
-              <w:jc w:val="left"/>
-            </w:pPr>
-            <w:r/>
-            <w:r>
-              <w:rPr>
-                <w:rFonts w:ascii="Times New Roman" w:hAnsi="Times New Roman"/>
-                <w:sz w:val="24"/>
-              </w:rPr>
-              <w:t>7727053382</w:t>
-            </w:r>
-          </w:p>
-        </w:tc>
-      </w:tr>
-      <w:tr>
-        <w:tc>
-          <w:tcPr>
-            <w:tcW w:type="dxa" w:w="4986"/>
-          </w:tcPr>
-          <w:p>
-            <w:pPr>
-              <w:jc w:val="left"/>
-            </w:pPr>
-            <w:r/>
-            <w:r>
-              <w:rPr>
-                <w:rFonts w:ascii="Times New Roman" w:hAnsi="Times New Roman"/>
-                <w:sz w:val="24"/>
-              </w:rPr>
-              <w:t>КПП</w:t>
-            </w:r>
-          </w:p>
-        </w:tc>
-        <w:tc>
-          <w:tcPr>
-            <w:tcW w:type="dxa" w:w="4986"/>
-          </w:tcPr>
-          <w:p>
-            <w:pPr>
-              <w:jc w:val="left"/>
-            </w:pPr>
-            <w:r/>
-            <w:r>
-              <w:rPr>
-                <w:rFonts w:ascii="Times New Roman" w:hAnsi="Times New Roman"/>
-                <w:sz w:val="24"/>
-              </w:rPr>
-              <w:t>772701001</w:t>
-            </w:r>
-          </w:p>
-        </w:tc>
-      </w:tr>
-      <w:tr>
-        <w:tc>
-          <w:tcPr>
-            <w:tcW w:type="dxa" w:w="4986"/>
-          </w:tcPr>
-          <w:p>
-            <w:pPr>
-              <w:jc w:val="left"/>
-            </w:pPr>
-            <w:r/>
-            <w:r>
-              <w:rPr>
-                <w:rFonts w:ascii="Times New Roman" w:hAnsi="Times New Roman"/>
-                <w:sz w:val="24"/>
-              </w:rPr>
-              <w:t>ОГРН</w:t>
-            </w:r>
-          </w:p>
-        </w:tc>
-        <w:tc>
-          <w:tcPr>
-            <w:tcW w:type="dxa" w:w="4986"/>
-          </w:tcPr>
-          <w:p>
-            <w:pPr>
-              <w:jc w:val="left"/>
-            </w:pPr>
-            <w:r/>
-            <w:r>
-              <w:rPr>
-                <w:rFonts w:ascii="Times New Roman" w:hAnsi="Times New Roman"/>
-                <w:sz w:val="24"/>
-              </w:rPr>
-              <w:t>1037739374507</w:t>
+              <w:t>7727053382 / 772701001 / 1037739374507</w:t>
             </w:r>
           </w:p>
         </w:tc>
@@ -731,7 +617,7 @@
                 <w:rFonts w:ascii="Times New Roman" w:hAnsi="Times New Roman"/>
                 <w:sz w:val="24"/>
               </w:rPr>
-              <w:t>15 января 2001 г.</w:t>
+              <w:t>15.01.2001</w:t>
             </w:r>
           </w:p>
         </w:tc>
@@ -769,7 +655,7 @@
                 <w:rFonts w:ascii="Times New Roman" w:hAnsi="Times New Roman"/>
                 <w:sz w:val="24"/>
               </w:rPr>
-              <w:t>117218, г. Москва, ул. Новочерёмушкинская, д. 21, к. 1, оф. 191</w:t>
+              <w:t>г. Москва, ул. Новочерёмушкинская, д. 21, к. 1, оф. 191</w:t>
             </w:r>
           </w:p>
         </w:tc>
@@ -807,7 +693,7 @@
                 <w:rFonts w:ascii="Times New Roman" w:hAnsi="Times New Roman"/>
                 <w:sz w:val="24"/>
               </w:rPr>
-              <w:t>250 000 руб.</w:t>
+              <w:t>250 тыс. руб.</w:t>
             </w:r>
           </w:p>
         </w:tc>
@@ -827,7 +713,7 @@
                 <w:rFonts w:ascii="Times New Roman" w:hAnsi="Times New Roman"/>
                 <w:sz w:val="24"/>
               </w:rPr>
-              <w:t>Категория субъекта МСП</w:t>
+              <w:t>Категория МСП</w:t>
             </w:r>
           </w:p>
         </w:tc>
@@ -845,7 +731,7 @@
                 <w:rFonts w:ascii="Times New Roman" w:hAnsi="Times New Roman"/>
                 <w:sz w:val="24"/>
               </w:rPr>
-              <w:t>Микропредприятие</w:t>
+              <w:t>микропредприятие</w:t>
             </w:r>
           </w:p>
         </w:tc>
@@ -865,7 +751,7 @@
                 <w:rFonts w:ascii="Times New Roman" w:hAnsi="Times New Roman"/>
                 <w:sz w:val="24"/>
               </w:rPr>
-              <w:t>Основной ОКВЭД</w:t>
+              <w:t>ОКВЭД (основной)</w:t>
             </w:r>
           </w:p>
         </w:tc>
@@ -883,7 +769,7 @@
                 <w:rFonts w:ascii="Times New Roman" w:hAnsi="Times New Roman"/>
                 <w:sz w:val="24"/>
               </w:rPr>
-              <w:t>72.19 «Научные исследования и разработки в области естественных и технических наук прочие»</w:t>
+              <w:t>72.19</w:t>
             </w:r>
           </w:p>
         </w:tc>
@@ -903,7 +789,7 @@
                 <w:rFonts w:ascii="Times New Roman" w:hAnsi="Times New Roman"/>
                 <w:sz w:val="24"/>
               </w:rPr>
-              <w:t>Учредитель и президент</w:t>
+              <w:t>Президент / учредитель</w:t>
             </w:r>
           </w:p>
         </w:tc>
@@ -921,7 +807,7 @@
                 <w:rFonts w:ascii="Times New Roman" w:hAnsi="Times New Roman"/>
                 <w:sz w:val="24"/>
               </w:rPr>
-              <w:t>Астановский Дмитрий Львович</w:t>
+              <w:t>Астановский Д. Л.</w:t>
             </w:r>
           </w:p>
         </w:tc>
@@ -941,7 +827,7 @@
                 <w:rFonts w:ascii="Times New Roman" w:hAnsi="Times New Roman"/>
                 <w:sz w:val="24"/>
               </w:rPr>
-              <w:t>Среднесписочная численность работников</w:t>
+              <w:t>Численность работников (ССЧ)</w:t>
             </w:r>
           </w:p>
         </w:tc>
@@ -979,7 +865,7 @@
                 <w:rFonts w:ascii="Times New Roman" w:hAnsi="Times New Roman"/>
                 <w:sz w:val="24"/>
               </w:rPr>
-              <w:t>Официальный сайт</w:t>
+              <w:t>Сайт</w:t>
             </w:r>
           </w:p>
         </w:tc>
@@ -1014,7 +900,7 @@
           <w:rFonts w:ascii="Times New Roman" w:hAnsi="Times New Roman" w:cs="Times New Roman" w:eastAsia="Times New Roman"/>
           <w:sz w:val="28"/>
         </w:rPr>
-        <w:t>Источник: составлено автором по данным ЕГРЮЛ, открытых государственных реестров и официального сайта предприятия.</w:t>
+        <w:t>Источник: ЕГРЮЛ, открытые реестры, сайт предприятия.</w:t>
       </w:r>
     </w:p>
     <w:p>
@@ -1028,7 +914,7 @@
           <w:rFonts w:ascii="Times New Roman" w:hAnsi="Times New Roman" w:cs="Times New Roman" w:eastAsia="Times New Roman"/>
           <w:sz w:val="28"/>
         </w:rPr>
-        <w:t>Организационно-правовая форма Общества — общество с ограниченной ответственностью; форма собственности — частная. Высшим органом управления Обществом, в соответствии с уставом, является общее собрание участников; единоличным исполнительным органом — президент.</w:t>
+        <w:t>Организационно-правовая форма Общества — общество с ограниченной ответственностью; форма собственности — частная. Высший орган — общее собрание участников; единоличный исполнительный орган — президент.</w:t>
       </w:r>
     </w:p>
     <w:p>
@@ -1042,7 +928,7 @@
           <w:rFonts w:ascii="Times New Roman" w:hAnsi="Times New Roman" w:cs="Times New Roman" w:eastAsia="Times New Roman"/>
           <w:sz w:val="28"/>
         </w:rPr>
-        <w:t>Организационная структура управления ООО «Фаст Инжиниринг» — линейно-функциональная, упрощённая, что характерно для микропредприятия. В подчинении президента находятся следующие функциональные блоки: научно-конструкторский (разработка изобретений и проектирование оборудования); производственно-технологический (контроль изготовления оборудования и пусконаладки на площадках заказчика); коммерческий (привлечение клиентов, ведение переговоров, заключение и сопровождение договоров); экономико-административный (бухгалтерия, кадровое и юридическое сопровождение). Маркетинговая и рекламно-информационная функция в Обществе в самостоятельное подразделение не выделена и распределена между руководителем и сотрудниками коммерческого блока. Графическое изображение организационной структуры представлено в Приложении 2.</w:t>
+        <w:t>Структура управления компактная, что для микропредприятия логично. Президенту подчинены четыре функциональных блока: научно-конструкторский (изобретения и проектирование), производственно-технологический (контроль изготовления у подрядчиков и пусконаладка у заказчика), коммерческий (клиенты, договоры) и экономико-административный (бухгалтерия, кадры, юридическая поддержка). Отдельной маркетинговой службы нет — маркетинговые задачи закреплены за президентом и коммерческим блоком. Схема — в Приложении 2.</w:t>
       </w:r>
     </w:p>
     <w:p>
@@ -1056,7 +942,7 @@
           <w:rFonts w:ascii="Times New Roman" w:hAnsi="Times New Roman" w:cs="Times New Roman" w:eastAsia="Times New Roman"/>
           <w:sz w:val="28"/>
         </w:rPr>
-        <w:t>В период практики проведён анализ основных финансово-экономических показателей деятельности Общества за 2022–2024 гг., результаты которого представлены в таблице 1.2.</w:t>
+        <w:t>Основные финансово-экономические показатели за три года я обобщил в таблице 1.2.</w:t>
       </w:r>
     </w:p>
     <w:p>
@@ -1071,7 +957,7 @@
           <w:b/>
           <w:sz w:val="28"/>
         </w:rPr>
-        <w:t>Таблица 1.2 — Основные финансово-экономические показатели ООО «Фаст Инжиниринг» в 2022–2024 гг.</w:t>
+        <w:t>Таблица 1.2 — Финансово-экономические показатели Общества за 2022–2024 гг.</w:t>
       </w:r>
     </w:p>
     <w:tbl>
@@ -1081,17 +967,16 @@
         <w:tblLook w:firstColumn="1" w:firstRow="1" w:lastColumn="0" w:lastRow="0" w:noHBand="0" w:noVBand="1" w:val="04A0"/>
       </w:tblPr>
       <w:tblGrid>
-        <w:gridCol w:w="1662"/>
-        <w:gridCol w:w="1662"/>
-        <w:gridCol w:w="1662"/>
-        <w:gridCol w:w="1662"/>
-        <w:gridCol w:w="1662"/>
-        <w:gridCol w:w="1662"/>
+        <w:gridCol w:w="1994"/>
+        <w:gridCol w:w="1994"/>
+        <w:gridCol w:w="1994"/>
+        <w:gridCol w:w="1994"/>
+        <w:gridCol w:w="1994"/>
       </w:tblGrid>
       <w:tr>
         <w:tc>
           <w:tcPr>
-            <w:tcW w:type="dxa" w:w="1662"/>
+            <w:tcW w:type="dxa" w:w="1994"/>
           </w:tcPr>
           <w:p>
             <w:pPr>
@@ -1104,13 +989,13 @@
                 <w:b/>
                 <w:sz w:val="24"/>
               </w:rPr>
-              <w:t>Показатель</w:t>
+              <w:t>Показатель, тыс. руб.</w:t>
             </w:r>
           </w:p>
         </w:tc>
         <w:tc>
           <w:tcPr>
-            <w:tcW w:type="dxa" w:w="1662"/>
+            <w:tcW w:type="dxa" w:w="1994"/>
           </w:tcPr>
           <w:p>
             <w:pPr>
@@ -1123,13 +1008,13 @@
                 <w:b/>
                 <w:sz w:val="24"/>
               </w:rPr>
-              <w:t>2022 г.</w:t>
+              <w:t>2022</w:t>
             </w:r>
           </w:p>
         </w:tc>
         <w:tc>
           <w:tcPr>
-            <w:tcW w:type="dxa" w:w="1662"/>
+            <w:tcW w:type="dxa" w:w="1994"/>
           </w:tcPr>
           <w:p>
             <w:pPr>
@@ -1142,13 +1027,13 @@
                 <w:b/>
                 <w:sz w:val="24"/>
               </w:rPr>
-              <w:t>2023 г.</w:t>
+              <w:t>2023</w:t>
             </w:r>
           </w:p>
         </w:tc>
         <w:tc>
           <w:tcPr>
-            <w:tcW w:type="dxa" w:w="1662"/>
+            <w:tcW w:type="dxa" w:w="1994"/>
           </w:tcPr>
           <w:p>
             <w:pPr>
@@ -1161,13 +1046,13 @@
                 <w:b/>
                 <w:sz w:val="24"/>
               </w:rPr>
-              <w:t>2024 г.</w:t>
+              <w:t>2024</w:t>
             </w:r>
           </w:p>
         </w:tc>
         <w:tc>
           <w:tcPr>
-            <w:tcW w:type="dxa" w:w="1662"/>
+            <w:tcW w:type="dxa" w:w="1994"/>
           </w:tcPr>
           <w:p>
             <w:pPr>
@@ -1180,26 +1065,7 @@
                 <w:b/>
                 <w:sz w:val="24"/>
               </w:rPr>
-              <w:t>Отклонение 2024 к 2022, тыс. руб.</w:t>
-            </w:r>
-          </w:p>
-        </w:tc>
-        <w:tc>
-          <w:tcPr>
-            <w:tcW w:type="dxa" w:w="1662"/>
-          </w:tcPr>
-          <w:p>
-            <w:pPr>
-              <w:jc w:val="center"/>
-            </w:pPr>
-            <w:r/>
-            <w:r>
-              <w:rPr>
-                <w:rFonts w:ascii="Times New Roman" w:hAnsi="Times New Roman"/>
-                <w:b/>
-                <w:sz w:val="24"/>
-              </w:rPr>
-              <w:t>Темп прироста 2024 к 2022, %</w:t>
+              <w:t>Δ 2024/2022</w:t>
             </w:r>
           </w:p>
         </w:tc>
@@ -1207,7 +1073,7 @@
       <w:tr>
         <w:tc>
           <w:tcPr>
-            <w:tcW w:type="dxa" w:w="1662"/>
+            <w:tcW w:type="dxa" w:w="1994"/>
           </w:tcPr>
           <w:p>
             <w:pPr>
@@ -1219,13 +1085,13 @@
                 <w:rFonts w:ascii="Times New Roman" w:hAnsi="Times New Roman"/>
                 <w:sz w:val="24"/>
               </w:rPr>
-              <w:t>Выручка, тыс. руб.</w:t>
+              <w:t>Выручка</w:t>
             </w:r>
           </w:p>
         </w:tc>
         <w:tc>
           <w:tcPr>
-            <w:tcW w:type="dxa" w:w="1662"/>
+            <w:tcW w:type="dxa" w:w="1994"/>
           </w:tcPr>
           <w:p>
             <w:pPr>
@@ -1243,7 +1109,7 @@
         </w:tc>
         <w:tc>
           <w:tcPr>
-            <w:tcW w:type="dxa" w:w="1662"/>
+            <w:tcW w:type="dxa" w:w="1994"/>
           </w:tcPr>
           <w:p>
             <w:pPr>
@@ -1261,7 +1127,7 @@
         </w:tc>
         <w:tc>
           <w:tcPr>
-            <w:tcW w:type="dxa" w:w="1662"/>
+            <w:tcW w:type="dxa" w:w="1994"/>
           </w:tcPr>
           <w:p>
             <w:pPr>
@@ -1279,7 +1145,7 @@
         </w:tc>
         <w:tc>
           <w:tcPr>
-            <w:tcW w:type="dxa" w:w="1662"/>
+            <w:tcW w:type="dxa" w:w="1994"/>
           </w:tcPr>
           <w:p>
             <w:pPr>
@@ -1291,13 +1157,15 @@
                 <w:rFonts w:ascii="Times New Roman" w:hAnsi="Times New Roman"/>
                 <w:sz w:val="24"/>
               </w:rPr>
-              <w:t>–5 825</w:t>
+              <w:t>–93,9 %</w:t>
             </w:r>
           </w:p>
         </w:tc>
+      </w:tr>
+      <w:tr>
         <w:tc>
           <w:tcPr>
-            <w:tcW w:type="dxa" w:w="1662"/>
+            <w:tcW w:type="dxa" w:w="1994"/>
           </w:tcPr>
           <w:p>
             <w:pPr>
@@ -1309,33 +1177,13 @@
                 <w:rFonts w:ascii="Times New Roman" w:hAnsi="Times New Roman"/>
                 <w:sz w:val="24"/>
               </w:rPr>
-              <w:t>–93,9</w:t>
-            </w:r>
-          </w:p>
-        </w:tc>
-      </w:tr>
-      <w:tr>
-        <w:tc>
-          <w:tcPr>
-            <w:tcW w:type="dxa" w:w="1662"/>
-          </w:tcPr>
-          <w:p>
-            <w:pPr>
-              <w:jc w:val="left"/>
-            </w:pPr>
-            <w:r/>
-            <w:r>
-              <w:rPr>
-                <w:rFonts w:ascii="Times New Roman" w:hAnsi="Times New Roman"/>
-                <w:sz w:val="24"/>
-              </w:rPr>
-              <w:t>Себестоимость продаж, тыс. руб.</w:t>
+              <w:t>Себестоимость продаж</w:t>
             </w:r>
           </w:p>
         </w:tc>
         <w:tc>
           <w:tcPr>
-            <w:tcW w:type="dxa" w:w="1662"/>
+            <w:tcW w:type="dxa" w:w="1994"/>
           </w:tcPr>
           <w:p>
             <w:pPr>
@@ -1353,7 +1201,7 @@
         </w:tc>
         <w:tc>
           <w:tcPr>
-            <w:tcW w:type="dxa" w:w="1662"/>
+            <w:tcW w:type="dxa" w:w="1994"/>
           </w:tcPr>
           <w:p>
             <w:pPr>
@@ -1371,7 +1219,7 @@
         </w:tc>
         <w:tc>
           <w:tcPr>
-            <w:tcW w:type="dxa" w:w="1662"/>
+            <w:tcW w:type="dxa" w:w="1994"/>
           </w:tcPr>
           <w:p>
             <w:pPr>
@@ -1389,7 +1237,7 @@
         </w:tc>
         <w:tc>
           <w:tcPr>
-            <w:tcW w:type="dxa" w:w="1662"/>
+            <w:tcW w:type="dxa" w:w="1994"/>
           </w:tcPr>
           <w:p>
             <w:pPr>
@@ -1401,13 +1249,15 @@
                 <w:rFonts w:ascii="Times New Roman" w:hAnsi="Times New Roman"/>
                 <w:sz w:val="24"/>
               </w:rPr>
-              <w:t>–3 425</w:t>
+              <w:t>–90,1 %</w:t>
             </w:r>
           </w:p>
         </w:tc>
+      </w:tr>
+      <w:tr>
         <w:tc>
           <w:tcPr>
-            <w:tcW w:type="dxa" w:w="1662"/>
+            <w:tcW w:type="dxa" w:w="1994"/>
           </w:tcPr>
           <w:p>
             <w:pPr>
@@ -1419,33 +1269,13 @@
                 <w:rFonts w:ascii="Times New Roman" w:hAnsi="Times New Roman"/>
                 <w:sz w:val="24"/>
               </w:rPr>
-              <w:t>–90,1</w:t>
-            </w:r>
-          </w:p>
-        </w:tc>
-      </w:tr>
-      <w:tr>
-        <w:tc>
-          <w:tcPr>
-            <w:tcW w:type="dxa" w:w="1662"/>
-          </w:tcPr>
-          <w:p>
-            <w:pPr>
-              <w:jc w:val="left"/>
-            </w:pPr>
-            <w:r/>
-            <w:r>
-              <w:rPr>
-                <w:rFonts w:ascii="Times New Roman" w:hAnsi="Times New Roman"/>
-                <w:sz w:val="24"/>
-              </w:rPr>
-              <w:t>Валовая прибыль, тыс. руб.</w:t>
+              <w:t>Валовая прибыль</w:t>
             </w:r>
           </w:p>
         </w:tc>
         <w:tc>
           <w:tcPr>
-            <w:tcW w:type="dxa" w:w="1662"/>
+            <w:tcW w:type="dxa" w:w="1994"/>
           </w:tcPr>
           <w:p>
             <w:pPr>
@@ -1463,7 +1293,7 @@
         </w:tc>
         <w:tc>
           <w:tcPr>
-            <w:tcW w:type="dxa" w:w="1662"/>
+            <w:tcW w:type="dxa" w:w="1994"/>
           </w:tcPr>
           <w:p>
             <w:pPr>
@@ -1481,7 +1311,7 @@
         </w:tc>
         <w:tc>
           <w:tcPr>
-            <w:tcW w:type="dxa" w:w="1662"/>
+            <w:tcW w:type="dxa" w:w="1994"/>
           </w:tcPr>
           <w:p>
             <w:pPr>
@@ -1499,7 +1329,7 @@
         </w:tc>
         <w:tc>
           <w:tcPr>
-            <w:tcW w:type="dxa" w:w="1662"/>
+            <w:tcW w:type="dxa" w:w="1994"/>
           </w:tcPr>
           <w:p>
             <w:pPr>
@@ -1511,13 +1341,15 @@
                 <w:rFonts w:ascii="Times New Roman" w:hAnsi="Times New Roman"/>
                 <w:sz w:val="24"/>
               </w:rPr>
-              <w:t>–2 400</w:t>
+              <w:t>–100,0 %</w:t>
             </w:r>
           </w:p>
         </w:tc>
+      </w:tr>
+      <w:tr>
         <w:tc>
           <w:tcPr>
-            <w:tcW w:type="dxa" w:w="1662"/>
+            <w:tcW w:type="dxa" w:w="1994"/>
           </w:tcPr>
           <w:p>
             <w:pPr>
@@ -1529,33 +1361,13 @@
                 <w:rFonts w:ascii="Times New Roman" w:hAnsi="Times New Roman"/>
                 <w:sz w:val="24"/>
               </w:rPr>
-              <w:t>–100,0</w:t>
-            </w:r>
-          </w:p>
-        </w:tc>
-      </w:tr>
-      <w:tr>
-        <w:tc>
-          <w:tcPr>
-            <w:tcW w:type="dxa" w:w="1662"/>
-          </w:tcPr>
-          <w:p>
-            <w:pPr>
-              <w:jc w:val="left"/>
-            </w:pPr>
-            <w:r/>
-            <w:r>
-              <w:rPr>
-                <w:rFonts w:ascii="Times New Roman" w:hAnsi="Times New Roman"/>
-                <w:sz w:val="24"/>
-              </w:rPr>
-              <w:t>Чистая прибыль (убыток), тыс. руб.</w:t>
+              <w:t>Чистая прибыль (убыток)</w:t>
             </w:r>
           </w:p>
         </w:tc>
         <w:tc>
           <w:tcPr>
-            <w:tcW w:type="dxa" w:w="1662"/>
+            <w:tcW w:type="dxa" w:w="1994"/>
           </w:tcPr>
           <w:p>
             <w:pPr>
@@ -1573,7 +1385,7 @@
         </w:tc>
         <w:tc>
           <w:tcPr>
-            <w:tcW w:type="dxa" w:w="1662"/>
+            <w:tcW w:type="dxa" w:w="1994"/>
           </w:tcPr>
           <w:p>
             <w:pPr>
@@ -1591,7 +1403,7 @@
         </w:tc>
         <w:tc>
           <w:tcPr>
-            <w:tcW w:type="dxa" w:w="1662"/>
+            <w:tcW w:type="dxa" w:w="1994"/>
           </w:tcPr>
           <w:p>
             <w:pPr>
@@ -1609,25 +1421,7 @@
         </w:tc>
         <w:tc>
           <w:tcPr>
-            <w:tcW w:type="dxa" w:w="1662"/>
-          </w:tcPr>
-          <w:p>
-            <w:pPr>
-              <w:jc w:val="left"/>
-            </w:pPr>
-            <w:r/>
-            <w:r>
-              <w:rPr>
-                <w:rFonts w:ascii="Times New Roman" w:hAnsi="Times New Roman"/>
-                <w:sz w:val="24"/>
-              </w:rPr>
-              <w:t>–720</w:t>
-            </w:r>
-          </w:p>
-        </w:tc>
-        <w:tc>
-          <w:tcPr>
-            <w:tcW w:type="dxa" w:w="1662"/>
+            <w:tcW w:type="dxa" w:w="1994"/>
           </w:tcPr>
           <w:p>
             <w:pPr>
@@ -1647,7 +1441,7 @@
       <w:tr>
         <w:tc>
           <w:tcPr>
-            <w:tcW w:type="dxa" w:w="1662"/>
+            <w:tcW w:type="dxa" w:w="1994"/>
           </w:tcPr>
           <w:p>
             <w:pPr>
@@ -1659,13 +1453,13 @@
                 <w:rFonts w:ascii="Times New Roman" w:hAnsi="Times New Roman"/>
                 <w:sz w:val="24"/>
               </w:rPr>
-              <w:t>Среднесписочная численность, чел.</w:t>
+              <w:t>ССЧ, чел.</w:t>
             </w:r>
           </w:p>
         </w:tc>
         <w:tc>
           <w:tcPr>
-            <w:tcW w:type="dxa" w:w="1662"/>
+            <w:tcW w:type="dxa" w:w="1994"/>
           </w:tcPr>
           <w:p>
             <w:pPr>
@@ -1683,7 +1477,7 @@
         </w:tc>
         <w:tc>
           <w:tcPr>
-            <w:tcW w:type="dxa" w:w="1662"/>
+            <w:tcW w:type="dxa" w:w="1994"/>
           </w:tcPr>
           <w:p>
             <w:pPr>
@@ -1701,7 +1495,7 @@
         </w:tc>
         <w:tc>
           <w:tcPr>
-            <w:tcW w:type="dxa" w:w="1662"/>
+            <w:tcW w:type="dxa" w:w="1994"/>
           </w:tcPr>
           <w:p>
             <w:pPr>
@@ -1719,7 +1513,7 @@
         </w:tc>
         <w:tc>
           <w:tcPr>
-            <w:tcW w:type="dxa" w:w="1662"/>
+            <w:tcW w:type="dxa" w:w="1994"/>
           </w:tcPr>
           <w:p>
             <w:pPr>
@@ -1731,25 +1525,7 @@
                 <w:rFonts w:ascii="Times New Roman" w:hAnsi="Times New Roman"/>
                 <w:sz w:val="24"/>
               </w:rPr>
-              <w:t>–2</w:t>
-            </w:r>
-          </w:p>
-        </w:tc>
-        <w:tc>
-          <w:tcPr>
-            <w:tcW w:type="dxa" w:w="1662"/>
-          </w:tcPr>
-          <w:p>
-            <w:pPr>
-              <w:jc w:val="left"/>
-            </w:pPr>
-            <w:r/>
-            <w:r>
-              <w:rPr>
-                <w:rFonts w:ascii="Times New Roman" w:hAnsi="Times New Roman"/>
-                <w:sz w:val="24"/>
-              </w:rPr>
-              <w:t>–25,0</w:t>
+              <w:t>–25,0 %</w:t>
             </w:r>
           </w:p>
         </w:tc>
@@ -1757,7 +1533,7 @@
       <w:tr>
         <w:tc>
           <w:tcPr>
-            <w:tcW w:type="dxa" w:w="1662"/>
+            <w:tcW w:type="dxa" w:w="1994"/>
           </w:tcPr>
           <w:p>
             <w:pPr>
@@ -1775,7 +1551,7 @@
         </w:tc>
         <w:tc>
           <w:tcPr>
-            <w:tcW w:type="dxa" w:w="1662"/>
+            <w:tcW w:type="dxa" w:w="1994"/>
           </w:tcPr>
           <w:p>
             <w:pPr>
@@ -1787,13 +1563,13 @@
                 <w:rFonts w:ascii="Times New Roman" w:hAnsi="Times New Roman"/>
                 <w:sz w:val="24"/>
               </w:rPr>
-              <w:t>775,0</w:t>
+              <w:t>775</w:t>
             </w:r>
           </w:p>
         </w:tc>
         <w:tc>
           <w:tcPr>
-            <w:tcW w:type="dxa" w:w="1662"/>
+            <w:tcW w:type="dxa" w:w="1994"/>
           </w:tcPr>
           <w:p>
             <w:pPr>
@@ -1811,7 +1587,7 @@
         </w:tc>
         <w:tc>
           <w:tcPr>
-            <w:tcW w:type="dxa" w:w="1662"/>
+            <w:tcW w:type="dxa" w:w="1994"/>
           </w:tcPr>
           <w:p>
             <w:pPr>
@@ -1829,7 +1605,7 @@
         </w:tc>
         <w:tc>
           <w:tcPr>
-            <w:tcW w:type="dxa" w:w="1662"/>
+            <w:tcW w:type="dxa" w:w="1994"/>
           </w:tcPr>
           <w:p>
             <w:pPr>
@@ -1841,25 +1617,7 @@
                 <w:rFonts w:ascii="Times New Roman" w:hAnsi="Times New Roman"/>
                 <w:sz w:val="24"/>
               </w:rPr>
-              <w:t>–712,5</w:t>
-            </w:r>
-          </w:p>
-        </w:tc>
-        <w:tc>
-          <w:tcPr>
-            <w:tcW w:type="dxa" w:w="1662"/>
-          </w:tcPr>
-          <w:p>
-            <w:pPr>
-              <w:jc w:val="left"/>
-            </w:pPr>
-            <w:r/>
-            <w:r>
-              <w:rPr>
-                <w:rFonts w:ascii="Times New Roman" w:hAnsi="Times New Roman"/>
-                <w:sz w:val="24"/>
-              </w:rPr>
-              <w:t>–91,9</w:t>
+              <w:t>–91,9 %</w:t>
             </w:r>
           </w:p>
         </w:tc>
@@ -1876,7 +1634,7 @@
           <w:rFonts w:ascii="Times New Roman" w:hAnsi="Times New Roman" w:cs="Times New Roman" w:eastAsia="Times New Roman"/>
           <w:sz w:val="28"/>
         </w:rPr>
-        <w:t>Источник: данные бухгалтерской отчётности предприятия и открытых источников.</w:t>
+        <w:t>Источник: бухгалтерская отчётность Общества, открытые источники.</w:t>
       </w:r>
     </w:p>
     <w:p>
@@ -1890,7 +1648,7 @@
           <w:rFonts w:ascii="Times New Roman" w:hAnsi="Times New Roman" w:cs="Times New Roman" w:eastAsia="Times New Roman"/>
           <w:sz w:val="28"/>
         </w:rPr>
-        <w:t>Анализ данных таблицы 1.2 показывает резкое ухудшение финансово-экономических результатов деятельности ООО «Фаст Инжиниринг» в 2024 г. по сравнению с предыдущими периодами: выручка снизилась более чем в 14 раз, по итогам года Общество получило чистый убыток. Указанная динамика свидетельствует о фактическом прекращении регулярного потока заказов в 2024 г. при сохранении научного и производственно-технологического потенциала предприятия. Это положение дел делает особенно актуальной проблему совершенствования рекламно-информационной работы как ключевого канала формирования входящего потока заявок и легло в основу формулировки темы ВКР.</w:t>
+        <w:t>Картина 2024 г. говорит сама за себя: выручка упала более чем в 14 раз по сравнению с 2023 г., и год закончился чистым убытком. Производственный и научный потенциал Общество сохранило (патенты, конструкторские наработки, штат ключевых специалистов остались), но регулярного потока заказов в 2024 г. фактически не было. Отсюда и тема ВКР: восстановить продажи без расширения каналов привлечения заказчиков невозможно, а существующая рекламно-информационная работа этот канал не закрывает.</w:t>
       </w:r>
     </w:p>
     <w:p>
@@ -1904,7 +1662,7 @@
           <w:rFonts w:ascii="Times New Roman" w:hAnsi="Times New Roman" w:cs="Times New Roman" w:eastAsia="Times New Roman"/>
           <w:sz w:val="28"/>
         </w:rPr>
-        <w:t>К сильным сторонам ООО «Фаст Инжиниринг» по результатам обследования следует отнести: уникальную инновационную продукцию, защищённую патентами Российской Федерации; глубокую отраслевую и научно-техническую экспертизу руководителя и команды; импортозамещающий характер большинства решений в условиях санкционного давления; многолетнюю положительную репутацию в узких профессиональных кругах. К слабым сторонам — отсутствие выделенной маркетинговой службы и формализованной маркетинговой стратегии; узкий набор используемых каналов рекламно-информационной работы; высокую зависимость продаж от персональной активности первых лиц.</w:t>
+        <w:t>Сильные стороны Общества: патентованная инновационная продукция, многолетняя экспертиза руководителя и команды, импортозамещающий характер большинства решений, репутация среди узкого круга промышленных заказчиков. Слабые стороны: нет выделенной маркетинговой функции и формализованной стратегии продвижения, ограничен набор используемых каналов рекламно-информационной работы, продажи держатся на личной активности первых лиц.</w:t>
       </w:r>
     </w:p>
     <w:p>
@@ -1918,7 +1676,7 @@
           <w:rFonts w:ascii="Times New Roman" w:hAnsi="Times New Roman" w:cs="Times New Roman" w:eastAsia="Times New Roman"/>
           <w:sz w:val="28"/>
         </w:rPr>
-        <w:t>В ходе выполнения задачи 1 практики освоены и закреплены профессиональные компетенции ПК 1.4 (идентификация вида, класса и типа коммерческой организации), ПК 2.3 (применение экономических методов и анализ микроэкономических показателей), ПК 2.4 (определение основных экономических показателей работы организации) и общие компетенции ОК 02, ОК 05.</w:t>
+        <w:t>В рамках задачи 1 я закрепил профессиональные компетенции ПК 1.4, ПК 2.3, ПК 2.4 и общие компетенции ОК 02 и ОК 05.</w:t>
       </w:r>
     </w:p>
     <w:p>
@@ -1932,7 +1690,7 @@
           <w:rFonts w:ascii="Times New Roman" w:hAnsi="Times New Roman" w:cs="Times New Roman" w:eastAsia="Times New Roman"/>
           <w:sz w:val="28"/>
         </w:rPr>
-        <w:t>Полученная в рамках задачи 1 организационно-экономическая характеристика в полном объёме отражена в параграфе 2.1 второй главы выпускной квалификационной работы.</w:t>
+        <w:t>Подготовленная мной характеристика предприятия в дальнейшем легла в основу параграфа 2.1 второй главы ВКР.</w:t>
       </w:r>
     </w:p>
     <w:p>
@@ -1961,7 +1719,7 @@
           <w:rFonts w:ascii="Times New Roman" w:hAnsi="Times New Roman" w:cs="Times New Roman" w:eastAsia="Times New Roman"/>
           <w:sz w:val="28"/>
         </w:rPr>
-        <w:t>В период с 22.04.2026 по 24.04.2026 в соответствии с задачей 2 индивидуального задания на практику изучена организация экономической и маркетинговой деятельности ООО «Фаст Инжиниринг». В рамках указанной задачи проведено ознакомление с системой бухгалтерского учёта, ценообразования, учёта и инвентаризации товарно-материальных ценностей, а также с действующей системой маркетинговых коммуникаций предприятия.</w:t>
+        <w:t>С 22 по 24 апреля 2026 г. я выполнял задачу 2 — изучение организации экономической и маркетинговой деятельности Общества. Я работал с учётной политикой, процедурами учёта и инвентаризации товарно-материальных ценностей, документами по ценообразованию, а также с маркетинговыми материалами и каналами коммуникаций.</w:t>
       </w:r>
     </w:p>
     <w:p>
@@ -1975,7 +1733,7 @@
           <w:rFonts w:ascii="Times New Roman" w:hAnsi="Times New Roman" w:cs="Times New Roman" w:eastAsia="Times New Roman"/>
           <w:sz w:val="28"/>
         </w:rPr>
-        <w:t>Организация экономической деятельности. Бухгалтерский учёт в ООО «Фаст Инжиниринг» ведётся в соответствии с Федеральным законом от 06.12.2011 № 402-ФЗ «О бухгалтерском учёте», Положениями по бухгалтерскому учёту (ПБУ) и учётной политикой Общества. Общество применяет общую систему налогообложения; учёт ведётся в специализированной программе «1С: Бухгалтерия». Организационно-распорядительные, товаросопроводительные и иные необходимые документы оформляются с использованием автоматизированных систем; первичная документация архивируется на бумажных и электронных носителях.</w:t>
+        <w:t>Экономическая часть. Бухучёт ведётся по нормам Федерального закона № 402-ФЗ, ПБУ и собственной учётной политики Общества. Налоговый режим — общая система налогообложения; программа учёта — «1С: Бухгалтерия». Документооборот ведётся в смешанной форме: первичка хранится и на бумаге, и в электронном виде; организационно-распорядительные и товаросопроводительные документы оформляются через автоматизированные системы. Из ключевых решений учётной политики я отметил для себя следующее: доходы и расходы признаются методом начисления; материально-производственные запасы оценивают по средней себестоимости; амортизация — линейная; затраты учитываются раздельно по проектам и договорам.</w:t>
       </w:r>
     </w:p>
     <w:p>
@@ -1989,7 +1747,7 @@
           <w:rFonts w:ascii="Times New Roman" w:hAnsi="Times New Roman" w:cs="Times New Roman" w:eastAsia="Times New Roman"/>
           <w:sz w:val="28"/>
         </w:rPr>
-        <w:t>Основные элементы учётной политики предприятия: применение метода начисления при признании доходов и расходов; оценка материально-производственных запасов по средней себестоимости; начисление амортизации основных средств линейным способом; раздельный учёт затрат по проектам и договорам. Перечень основных экономических показателей работы предприятия (выручка, себестоимость, валовая и чистая прибыль) приведён в разделе 1 настоящего отчёта.</w:t>
+        <w:t>Цены на продукцию формируются проектно, под каждого заказчика. На вход подаются технические параметры оборудования, сложность проектирования, цены на материалы и комплектующие, конъюнктура по аналогам. В качестве укрупнённых ориентиров используются нормативы трудозатрат на проектирование и базовые цены на узлы. Заработная плата — повременная и повременно-премиальная, в зависимости от категории работника и его участия в проектах. Расчёт основных экономических показателей я уже привёл в разделе 1.</w:t>
       </w:r>
     </w:p>
     <w:p>
@@ -2003,7 +1761,7 @@
           <w:rFonts w:ascii="Times New Roman" w:hAnsi="Times New Roman" w:cs="Times New Roman" w:eastAsia="Times New Roman"/>
           <w:sz w:val="28"/>
         </w:rPr>
-        <w:t>Ценообразование на продукцию ООО «Фаст Инжиниринг» осуществляется индивидуально по каждому проекту, исходя из технических параметров оборудования, сложности проектирования, стоимости материалов и комплектующих, а также рыночной конъюнктуры по аналогичным решениям. В качестве укрупнённых ориентиров применяются нормативы трудозатрат на проектирование и базовые цены на узлы и материалы. Заработная плата работникам начисляется в соответствии с Положением об оплате труда; применяется повременная и повременно-премиальная система оплаты в зависимости от категории работника и его участия в коммерческих проектах.</w:t>
+        <w:t>Учёт материалов, комплектующих, готовой продукции и тары ведётся по местам хранения и по проектам, что объясняется проектным характером деятельности. Инвентаризация — по приказу руководителя, обязательная — перед годовой отчётностью; оформление — по Методическим указаниям по инвентаризации.</w:t>
       </w:r>
     </w:p>
     <w:p>
@@ -2017,7 +1775,7 @@
           <w:rFonts w:ascii="Times New Roman" w:hAnsi="Times New Roman" w:cs="Times New Roman" w:eastAsia="Times New Roman"/>
           <w:sz w:val="28"/>
         </w:rPr>
-        <w:t>Учёт товаров и инвентаризация. Несмотря на проектный характер деятельности, Общество ведёт учёт материалов, комплектующих, готовой продукции и тары по местам хранения и по проектам. Инвентаризация имущества и обязательств проводится в порядке и в сроки, установленные приказами руководителя Общества; обязательная инвентаризация проводится перед составлением годовой бухгалтерской отчётности. Документальное оформление инвентаризации соответствует требованиям Методических указаний по инвентаризации имущества и финансовых обязательств.</w:t>
+        <w:t>Маркетинговая часть. При обследовании я столкнулся с тем, что отдельной маркетинговой службы у Общества нет. Маркетинг реально делится между президентом (стратегия, переговоры на ключевых сделках) и коммерческим блоком (текущие клиенты, поддержка сайта, печатные материалы). Ни маркетинговой стратегии, ни годового медиаплана как формальных документов у Общества нет — решения о продвижении принимает руководитель ситуативно.</w:t>
       </w:r>
     </w:p>
     <w:p>
@@ -2031,13 +1789,13 @@
           <w:rFonts w:ascii="Times New Roman" w:hAnsi="Times New Roman" w:cs="Times New Roman" w:eastAsia="Times New Roman"/>
           <w:sz w:val="28"/>
         </w:rPr>
-        <w:t>Организация маркетинговой деятельности. В ходе обследования установлено, что в структуре управления Общества самостоятельная маркетинговая служба отсутствует: соответствующие функции распределены между президентом Общества (стратегические решения о продвижении и участие в ключевых переговорах) и сотрудниками коммерческого блока (текущее ведение клиентов, поддержка сайта, подготовка раздаточных материалов). Формальная маркетинговая стратегия и годовой медиаплан не разработаны; ключевые решения о маркетинговых коммуникациях принимаются преимущественно по инициативе руководителя в ситуативном порядке.</w:t>
+        <w:t>Я составил перечень того, какие каналы рекламно-информационной работы использует Общество и насколько регулярно. В укрупнённом виде он выглядит так:</w:t>
       </w:r>
     </w:p>
     <w:p>
       <w:pPr>
         <w:spacing w:line="360" w:lineRule="auto" w:before="0" w:after="0"/>
-        <w:ind w:firstLine="709"/>
+        <w:ind w:firstLine="0" w:left="709"/>
         <w:jc w:val="both"/>
       </w:pPr>
       <w:r>
@@ -2045,1007 +1803,13 @@
           <w:rFonts w:ascii="Times New Roman" w:hAnsi="Times New Roman" w:cs="Times New Roman" w:eastAsia="Times New Roman"/>
           <w:sz w:val="28"/>
         </w:rPr>
-        <w:t>Перечень используемых каналов рекламно-информационной работы предприятия систематизирован в таблице 2.1.</w:t>
+        <w:t>• активно работают только два канала — корпоративный сайт fe1.ru и прямые личные коммуникации руководителя и коммерческих сотрудников;</w:t>
       </w:r>
     </w:p>
     <w:p>
       <w:pPr>
         <w:spacing w:line="360" w:lineRule="auto" w:before="0" w:after="0"/>
-        <w:ind w:firstLine="0"/>
-        <w:jc w:val="left"/>
-      </w:pPr>
-      <w:r>
-        <w:rPr>
-          <w:rFonts w:ascii="Times New Roman" w:hAnsi="Times New Roman" w:cs="Times New Roman" w:eastAsia="Times New Roman"/>
-          <w:b/>
-          <w:sz w:val="28"/>
-        </w:rPr>
-        <w:t>Таблица 2.1 — Каналы рекламно-информационной работы ООО «Фаст Инжиниринг»</w:t>
-      </w:r>
-    </w:p>
-    <w:tbl>
-      <w:tblPr>
-        <w:tblStyle w:val="TableGrid"/>
-        <w:tblW w:type="auto" w:w="0"/>
-        <w:tblLook w:firstColumn="1" w:firstRow="1" w:lastColumn="0" w:lastRow="0" w:noHBand="0" w:noVBand="1" w:val="04A0"/>
-      </w:tblPr>
-      <w:tblGrid>
-        <w:gridCol w:w="2493"/>
-        <w:gridCol w:w="2493"/>
-        <w:gridCol w:w="2493"/>
-        <w:gridCol w:w="2493"/>
-      </w:tblGrid>
-      <w:tr>
-        <w:tc>
-          <w:tcPr>
-            <w:tcW w:type="dxa" w:w="2493"/>
-          </w:tcPr>
-          <w:p>
-            <w:pPr>
-              <w:jc w:val="center"/>
-            </w:pPr>
-            <w:r/>
-            <w:r>
-              <w:rPr>
-                <w:rFonts w:ascii="Times New Roman" w:hAnsi="Times New Roman"/>
-                <w:b/>
-                <w:sz w:val="24"/>
-              </w:rPr>
-              <w:t>Канал</w:t>
-            </w:r>
-          </w:p>
-        </w:tc>
-        <w:tc>
-          <w:tcPr>
-            <w:tcW w:type="dxa" w:w="2493"/>
-          </w:tcPr>
-          <w:p>
-            <w:pPr>
-              <w:jc w:val="center"/>
-            </w:pPr>
-            <w:r/>
-            <w:r>
-              <w:rPr>
-                <w:rFonts w:ascii="Times New Roman" w:hAnsi="Times New Roman"/>
-                <w:b/>
-                <w:sz w:val="24"/>
-              </w:rPr>
-              <w:t>Используется</w:t>
-            </w:r>
-          </w:p>
-        </w:tc>
-        <w:tc>
-          <w:tcPr>
-            <w:tcW w:type="dxa" w:w="2493"/>
-          </w:tcPr>
-          <w:p>
-            <w:pPr>
-              <w:jc w:val="center"/>
-            </w:pPr>
-            <w:r/>
-            <w:r>
-              <w:rPr>
-                <w:rFonts w:ascii="Times New Roman" w:hAnsi="Times New Roman"/>
-                <w:b/>
-                <w:sz w:val="24"/>
-              </w:rPr>
-              <w:t>Регулярность</w:t>
-            </w:r>
-          </w:p>
-        </w:tc>
-        <w:tc>
-          <w:tcPr>
-            <w:tcW w:type="dxa" w:w="2493"/>
-          </w:tcPr>
-          <w:p>
-            <w:pPr>
-              <w:jc w:val="center"/>
-            </w:pPr>
-            <w:r/>
-            <w:r>
-              <w:rPr>
-                <w:rFonts w:ascii="Times New Roman" w:hAnsi="Times New Roman"/>
-                <w:b/>
-                <w:sz w:val="24"/>
-              </w:rPr>
-              <w:t>Оценка эффективности</w:t>
-            </w:r>
-          </w:p>
-        </w:tc>
-      </w:tr>
-      <w:tr>
-        <w:tc>
-          <w:tcPr>
-            <w:tcW w:type="dxa" w:w="2493"/>
-          </w:tcPr>
-          <w:p>
-            <w:pPr>
-              <w:jc w:val="left"/>
-            </w:pPr>
-            <w:r/>
-            <w:r>
-              <w:rPr>
-                <w:rFonts w:ascii="Times New Roman" w:hAnsi="Times New Roman"/>
-                <w:sz w:val="24"/>
-              </w:rPr>
-              <w:t>Корпоративный сайт fe1.ru</w:t>
-            </w:r>
-          </w:p>
-        </w:tc>
-        <w:tc>
-          <w:tcPr>
-            <w:tcW w:type="dxa" w:w="2493"/>
-          </w:tcPr>
-          <w:p>
-            <w:pPr>
-              <w:jc w:val="left"/>
-            </w:pPr>
-            <w:r/>
-            <w:r>
-              <w:rPr>
-                <w:rFonts w:ascii="Times New Roman" w:hAnsi="Times New Roman"/>
-                <w:sz w:val="24"/>
-              </w:rPr>
-              <w:t>Да</w:t>
-            </w:r>
-          </w:p>
-        </w:tc>
-        <w:tc>
-          <w:tcPr>
-            <w:tcW w:type="dxa" w:w="2493"/>
-          </w:tcPr>
-          <w:p>
-            <w:pPr>
-              <w:jc w:val="left"/>
-            </w:pPr>
-            <w:r/>
-            <w:r>
-              <w:rPr>
-                <w:rFonts w:ascii="Times New Roman" w:hAnsi="Times New Roman"/>
-                <w:sz w:val="24"/>
-              </w:rPr>
-              <w:t>Постоянно</w:t>
-            </w:r>
-          </w:p>
-        </w:tc>
-        <w:tc>
-          <w:tcPr>
-            <w:tcW w:type="dxa" w:w="2493"/>
-          </w:tcPr>
-          <w:p>
-            <w:pPr>
-              <w:jc w:val="left"/>
-            </w:pPr>
-            <w:r/>
-            <w:r>
-              <w:rPr>
-                <w:rFonts w:ascii="Times New Roman" w:hAnsi="Times New Roman"/>
-                <w:sz w:val="24"/>
-              </w:rPr>
-              <w:t>Средняя; ограниченный функционал, нет конверсионных элементов</w:t>
-            </w:r>
-          </w:p>
-        </w:tc>
-      </w:tr>
-      <w:tr>
-        <w:tc>
-          <w:tcPr>
-            <w:tcW w:type="dxa" w:w="2493"/>
-          </w:tcPr>
-          <w:p>
-            <w:pPr>
-              <w:jc w:val="left"/>
-            </w:pPr>
-            <w:r/>
-            <w:r>
-              <w:rPr>
-                <w:rFonts w:ascii="Times New Roman" w:hAnsi="Times New Roman"/>
-                <w:sz w:val="24"/>
-              </w:rPr>
-              <w:t>SEO</w:t>
-            </w:r>
-          </w:p>
-        </w:tc>
-        <w:tc>
-          <w:tcPr>
-            <w:tcW w:type="dxa" w:w="2493"/>
-          </w:tcPr>
-          <w:p>
-            <w:pPr>
-              <w:jc w:val="left"/>
-            </w:pPr>
-            <w:r/>
-            <w:r>
-              <w:rPr>
-                <w:rFonts w:ascii="Times New Roman" w:hAnsi="Times New Roman"/>
-                <w:sz w:val="24"/>
-              </w:rPr>
-              <w:t>Эпизодически</w:t>
-            </w:r>
-          </w:p>
-        </w:tc>
-        <w:tc>
-          <w:tcPr>
-            <w:tcW w:type="dxa" w:w="2493"/>
-          </w:tcPr>
-          <w:p>
-            <w:pPr>
-              <w:jc w:val="left"/>
-            </w:pPr>
-            <w:r/>
-            <w:r>
-              <w:rPr>
-                <w:rFonts w:ascii="Times New Roman" w:hAnsi="Times New Roman"/>
-                <w:sz w:val="24"/>
-              </w:rPr>
-              <w:t>Несистемно</w:t>
-            </w:r>
-          </w:p>
-        </w:tc>
-        <w:tc>
-          <w:tcPr>
-            <w:tcW w:type="dxa" w:w="2493"/>
-          </w:tcPr>
-          <w:p>
-            <w:pPr>
-              <w:jc w:val="left"/>
-            </w:pPr>
-            <w:r/>
-            <w:r>
-              <w:rPr>
-                <w:rFonts w:ascii="Times New Roman" w:hAnsi="Times New Roman"/>
-                <w:sz w:val="24"/>
-              </w:rPr>
-              <w:t>Низкая; ограниченная видимость по коммерческим запросам</w:t>
-            </w:r>
-          </w:p>
-        </w:tc>
-      </w:tr>
-      <w:tr>
-        <w:tc>
-          <w:tcPr>
-            <w:tcW w:type="dxa" w:w="2493"/>
-          </w:tcPr>
-          <w:p>
-            <w:pPr>
-              <w:jc w:val="left"/>
-            </w:pPr>
-            <w:r/>
-            <w:r>
-              <w:rPr>
-                <w:rFonts w:ascii="Times New Roman" w:hAnsi="Times New Roman"/>
-                <w:sz w:val="24"/>
-              </w:rPr>
-              <w:t>Контекстная реклама («Яндекс Директ»)</w:t>
-            </w:r>
-          </w:p>
-        </w:tc>
-        <w:tc>
-          <w:tcPr>
-            <w:tcW w:type="dxa" w:w="2493"/>
-          </w:tcPr>
-          <w:p>
-            <w:pPr>
-              <w:jc w:val="left"/>
-            </w:pPr>
-            <w:r/>
-            <w:r>
-              <w:rPr>
-                <w:rFonts w:ascii="Times New Roman" w:hAnsi="Times New Roman"/>
-                <w:sz w:val="24"/>
-              </w:rPr>
-              <w:t>Нет</w:t>
-            </w:r>
-          </w:p>
-        </w:tc>
-        <w:tc>
-          <w:tcPr>
-            <w:tcW w:type="dxa" w:w="2493"/>
-          </w:tcPr>
-          <w:p>
-            <w:pPr>
-              <w:jc w:val="left"/>
-            </w:pPr>
-            <w:r/>
-            <w:r>
-              <w:rPr>
-                <w:rFonts w:ascii="Times New Roman" w:hAnsi="Times New Roman"/>
-                <w:sz w:val="24"/>
-              </w:rPr>
-              <w:t>–</w:t>
-            </w:r>
-          </w:p>
-        </w:tc>
-        <w:tc>
-          <w:tcPr>
-            <w:tcW w:type="dxa" w:w="2493"/>
-          </w:tcPr>
-          <w:p>
-            <w:pPr>
-              <w:jc w:val="left"/>
-            </w:pPr>
-            <w:r/>
-            <w:r>
-              <w:rPr>
-                <w:rFonts w:ascii="Times New Roman" w:hAnsi="Times New Roman"/>
-                <w:sz w:val="24"/>
-              </w:rPr>
-              <w:t>Не применяется</w:t>
-            </w:r>
-          </w:p>
-        </w:tc>
-      </w:tr>
-      <w:tr>
-        <w:tc>
-          <w:tcPr>
-            <w:tcW w:type="dxa" w:w="2493"/>
-          </w:tcPr>
-          <w:p>
-            <w:pPr>
-              <w:jc w:val="left"/>
-            </w:pPr>
-            <w:r/>
-            <w:r>
-              <w:rPr>
-                <w:rFonts w:ascii="Times New Roman" w:hAnsi="Times New Roman"/>
-                <w:sz w:val="24"/>
-              </w:rPr>
-              <w:t>Социальные сети («ВКонтакте», Telegram)</w:t>
-            </w:r>
-          </w:p>
-        </w:tc>
-        <w:tc>
-          <w:tcPr>
-            <w:tcW w:type="dxa" w:w="2493"/>
-          </w:tcPr>
-          <w:p>
-            <w:pPr>
-              <w:jc w:val="left"/>
-            </w:pPr>
-            <w:r/>
-            <w:r>
-              <w:rPr>
-                <w:rFonts w:ascii="Times New Roman" w:hAnsi="Times New Roman"/>
-                <w:sz w:val="24"/>
-              </w:rPr>
-              <w:t>Нет</w:t>
-            </w:r>
-          </w:p>
-        </w:tc>
-        <w:tc>
-          <w:tcPr>
-            <w:tcW w:type="dxa" w:w="2493"/>
-          </w:tcPr>
-          <w:p>
-            <w:pPr>
-              <w:jc w:val="left"/>
-            </w:pPr>
-            <w:r/>
-            <w:r>
-              <w:rPr>
-                <w:rFonts w:ascii="Times New Roman" w:hAnsi="Times New Roman"/>
-                <w:sz w:val="24"/>
-              </w:rPr>
-              <w:t>–</w:t>
-            </w:r>
-          </w:p>
-        </w:tc>
-        <w:tc>
-          <w:tcPr>
-            <w:tcW w:type="dxa" w:w="2493"/>
-          </w:tcPr>
-          <w:p>
-            <w:pPr>
-              <w:jc w:val="left"/>
-            </w:pPr>
-            <w:r/>
-            <w:r>
-              <w:rPr>
-                <w:rFonts w:ascii="Times New Roman" w:hAnsi="Times New Roman"/>
-                <w:sz w:val="24"/>
-              </w:rPr>
-              <w:t>Не применяется</w:t>
-            </w:r>
-          </w:p>
-        </w:tc>
-      </w:tr>
-      <w:tr>
-        <w:tc>
-          <w:tcPr>
-            <w:tcW w:type="dxa" w:w="2493"/>
-          </w:tcPr>
-          <w:p>
-            <w:pPr>
-              <w:jc w:val="left"/>
-            </w:pPr>
-            <w:r/>
-            <w:r>
-              <w:rPr>
-                <w:rFonts w:ascii="Times New Roman" w:hAnsi="Times New Roman"/>
-                <w:sz w:val="24"/>
-              </w:rPr>
-              <w:t>Видеохостинги (VK Видео, Rutube)</w:t>
-            </w:r>
-          </w:p>
-        </w:tc>
-        <w:tc>
-          <w:tcPr>
-            <w:tcW w:type="dxa" w:w="2493"/>
-          </w:tcPr>
-          <w:p>
-            <w:pPr>
-              <w:jc w:val="left"/>
-            </w:pPr>
-            <w:r/>
-            <w:r>
-              <w:rPr>
-                <w:rFonts w:ascii="Times New Roman" w:hAnsi="Times New Roman"/>
-                <w:sz w:val="24"/>
-              </w:rPr>
-              <w:t>Нет</w:t>
-            </w:r>
-          </w:p>
-        </w:tc>
-        <w:tc>
-          <w:tcPr>
-            <w:tcW w:type="dxa" w:w="2493"/>
-          </w:tcPr>
-          <w:p>
-            <w:pPr>
-              <w:jc w:val="left"/>
-            </w:pPr>
-            <w:r/>
-            <w:r>
-              <w:rPr>
-                <w:rFonts w:ascii="Times New Roman" w:hAnsi="Times New Roman"/>
-                <w:sz w:val="24"/>
-              </w:rPr>
-              <w:t>–</w:t>
-            </w:r>
-          </w:p>
-        </w:tc>
-        <w:tc>
-          <w:tcPr>
-            <w:tcW w:type="dxa" w:w="2493"/>
-          </w:tcPr>
-          <w:p>
-            <w:pPr>
-              <w:jc w:val="left"/>
-            </w:pPr>
-            <w:r/>
-            <w:r>
-              <w:rPr>
-                <w:rFonts w:ascii="Times New Roman" w:hAnsi="Times New Roman"/>
-                <w:sz w:val="24"/>
-              </w:rPr>
-              <w:t>Не применяется</w:t>
-            </w:r>
-          </w:p>
-        </w:tc>
-      </w:tr>
-      <w:tr>
-        <w:tc>
-          <w:tcPr>
-            <w:tcW w:type="dxa" w:w="2493"/>
-          </w:tcPr>
-          <w:p>
-            <w:pPr>
-              <w:jc w:val="left"/>
-            </w:pPr>
-            <w:r/>
-            <w:r>
-              <w:rPr>
-                <w:rFonts w:ascii="Times New Roman" w:hAnsi="Times New Roman"/>
-                <w:sz w:val="24"/>
-              </w:rPr>
-              <w:t>Email-маркетинг</w:t>
-            </w:r>
-          </w:p>
-        </w:tc>
-        <w:tc>
-          <w:tcPr>
-            <w:tcW w:type="dxa" w:w="2493"/>
-          </w:tcPr>
-          <w:p>
-            <w:pPr>
-              <w:jc w:val="left"/>
-            </w:pPr>
-            <w:r/>
-            <w:r>
-              <w:rPr>
-                <w:rFonts w:ascii="Times New Roman" w:hAnsi="Times New Roman"/>
-                <w:sz w:val="24"/>
-              </w:rPr>
-              <w:t>Эпизодически</w:t>
-            </w:r>
-          </w:p>
-        </w:tc>
-        <w:tc>
-          <w:tcPr>
-            <w:tcW w:type="dxa" w:w="2493"/>
-          </w:tcPr>
-          <w:p>
-            <w:pPr>
-              <w:jc w:val="left"/>
-            </w:pPr>
-            <w:r/>
-            <w:r>
-              <w:rPr>
-                <w:rFonts w:ascii="Times New Roman" w:hAnsi="Times New Roman"/>
-                <w:sz w:val="24"/>
-              </w:rPr>
-              <w:t>Адресные рассылки</w:t>
-            </w:r>
-          </w:p>
-        </w:tc>
-        <w:tc>
-          <w:tcPr>
-            <w:tcW w:type="dxa" w:w="2493"/>
-          </w:tcPr>
-          <w:p>
-            <w:pPr>
-              <w:jc w:val="left"/>
-            </w:pPr>
-            <w:r/>
-            <w:r>
-              <w:rPr>
-                <w:rFonts w:ascii="Times New Roman" w:hAnsi="Times New Roman"/>
-                <w:sz w:val="24"/>
-              </w:rPr>
-              <w:t>Не оценивается</w:t>
-            </w:r>
-          </w:p>
-        </w:tc>
-      </w:tr>
-      <w:tr>
-        <w:tc>
-          <w:tcPr>
-            <w:tcW w:type="dxa" w:w="2493"/>
-          </w:tcPr>
-          <w:p>
-            <w:pPr>
-              <w:jc w:val="left"/>
-            </w:pPr>
-            <w:r/>
-            <w:r>
-              <w:rPr>
-                <w:rFonts w:ascii="Times New Roman" w:hAnsi="Times New Roman"/>
-                <w:sz w:val="24"/>
-              </w:rPr>
-              <w:t>Контент-маркетинг (блог, экспертные публикации)</w:t>
-            </w:r>
-          </w:p>
-        </w:tc>
-        <w:tc>
-          <w:tcPr>
-            <w:tcW w:type="dxa" w:w="2493"/>
-          </w:tcPr>
-          <w:p>
-            <w:pPr>
-              <w:jc w:val="left"/>
-            </w:pPr>
-            <w:r/>
-            <w:r>
-              <w:rPr>
-                <w:rFonts w:ascii="Times New Roman" w:hAnsi="Times New Roman"/>
-                <w:sz w:val="24"/>
-              </w:rPr>
-              <w:t>Нет</w:t>
-            </w:r>
-          </w:p>
-        </w:tc>
-        <w:tc>
-          <w:tcPr>
-            <w:tcW w:type="dxa" w:w="2493"/>
-          </w:tcPr>
-          <w:p>
-            <w:pPr>
-              <w:jc w:val="left"/>
-            </w:pPr>
-            <w:r/>
-            <w:r>
-              <w:rPr>
-                <w:rFonts w:ascii="Times New Roman" w:hAnsi="Times New Roman"/>
-                <w:sz w:val="24"/>
-              </w:rPr>
-              <w:t>–</w:t>
-            </w:r>
-          </w:p>
-        </w:tc>
-        <w:tc>
-          <w:tcPr>
-            <w:tcW w:type="dxa" w:w="2493"/>
-          </w:tcPr>
-          <w:p>
-            <w:pPr>
-              <w:jc w:val="left"/>
-            </w:pPr>
-            <w:r/>
-            <w:r>
-              <w:rPr>
-                <w:rFonts w:ascii="Times New Roman" w:hAnsi="Times New Roman"/>
-                <w:sz w:val="24"/>
-              </w:rPr>
-              <w:t>Не применяется</w:t>
-            </w:r>
-          </w:p>
-        </w:tc>
-      </w:tr>
-      <w:tr>
-        <w:tc>
-          <w:tcPr>
-            <w:tcW w:type="dxa" w:w="2493"/>
-          </w:tcPr>
-          <w:p>
-            <w:pPr>
-              <w:jc w:val="left"/>
-            </w:pPr>
-            <w:r/>
-            <w:r>
-              <w:rPr>
-                <w:rFonts w:ascii="Times New Roman" w:hAnsi="Times New Roman"/>
-                <w:sz w:val="24"/>
-              </w:rPr>
-              <w:t>Отраслевая пресса</w:t>
-            </w:r>
-          </w:p>
-        </w:tc>
-        <w:tc>
-          <w:tcPr>
-            <w:tcW w:type="dxa" w:w="2493"/>
-          </w:tcPr>
-          <w:p>
-            <w:pPr>
-              <w:jc w:val="left"/>
-            </w:pPr>
-            <w:r/>
-            <w:r>
-              <w:rPr>
-                <w:rFonts w:ascii="Times New Roman" w:hAnsi="Times New Roman"/>
-                <w:sz w:val="24"/>
-              </w:rPr>
-              <w:t>Эпизодически</w:t>
-            </w:r>
-          </w:p>
-        </w:tc>
-        <w:tc>
-          <w:tcPr>
-            <w:tcW w:type="dxa" w:w="2493"/>
-          </w:tcPr>
-          <w:p>
-            <w:pPr>
-              <w:jc w:val="left"/>
-            </w:pPr>
-            <w:r/>
-            <w:r>
-              <w:rPr>
-                <w:rFonts w:ascii="Times New Roman" w:hAnsi="Times New Roman"/>
-                <w:sz w:val="24"/>
-              </w:rPr>
-              <w:t>Несистемно</w:t>
-            </w:r>
-          </w:p>
-        </w:tc>
-        <w:tc>
-          <w:tcPr>
-            <w:tcW w:type="dxa" w:w="2493"/>
-          </w:tcPr>
-          <w:p>
-            <w:pPr>
-              <w:jc w:val="left"/>
-            </w:pPr>
-            <w:r/>
-            <w:r>
-              <w:rPr>
-                <w:rFonts w:ascii="Times New Roman" w:hAnsi="Times New Roman"/>
-                <w:sz w:val="24"/>
-              </w:rPr>
-              <w:t>Не оценивается</w:t>
-            </w:r>
-          </w:p>
-        </w:tc>
-      </w:tr>
-      <w:tr>
-        <w:tc>
-          <w:tcPr>
-            <w:tcW w:type="dxa" w:w="2493"/>
-          </w:tcPr>
-          <w:p>
-            <w:pPr>
-              <w:jc w:val="left"/>
-            </w:pPr>
-            <w:r/>
-            <w:r>
-              <w:rPr>
-                <w:rFonts w:ascii="Times New Roman" w:hAnsi="Times New Roman"/>
-                <w:sz w:val="24"/>
-              </w:rPr>
-              <w:t>Выставки и конференции</w:t>
-            </w:r>
-          </w:p>
-        </w:tc>
-        <w:tc>
-          <w:tcPr>
-            <w:tcW w:type="dxa" w:w="2493"/>
-          </w:tcPr>
-          <w:p>
-            <w:pPr>
-              <w:jc w:val="left"/>
-            </w:pPr>
-            <w:r/>
-            <w:r>
-              <w:rPr>
-                <w:rFonts w:ascii="Times New Roman" w:hAnsi="Times New Roman"/>
-                <w:sz w:val="24"/>
-              </w:rPr>
-              <w:t>Эпизодически</w:t>
-            </w:r>
-          </w:p>
-        </w:tc>
-        <w:tc>
-          <w:tcPr>
-            <w:tcW w:type="dxa" w:w="2493"/>
-          </w:tcPr>
-          <w:p>
-            <w:pPr>
-              <w:jc w:val="left"/>
-            </w:pPr>
-            <w:r/>
-            <w:r>
-              <w:rPr>
-                <w:rFonts w:ascii="Times New Roman" w:hAnsi="Times New Roman"/>
-                <w:sz w:val="24"/>
-              </w:rPr>
-              <w:t>По возможности</w:t>
-            </w:r>
-          </w:p>
-        </w:tc>
-        <w:tc>
-          <w:tcPr>
-            <w:tcW w:type="dxa" w:w="2493"/>
-          </w:tcPr>
-          <w:p>
-            <w:pPr>
-              <w:jc w:val="left"/>
-            </w:pPr>
-            <w:r/>
-            <w:r>
-              <w:rPr>
-                <w:rFonts w:ascii="Times New Roman" w:hAnsi="Times New Roman"/>
-                <w:sz w:val="24"/>
-              </w:rPr>
-              <w:t>Не оценивается</w:t>
-            </w:r>
-          </w:p>
-        </w:tc>
-      </w:tr>
-      <w:tr>
-        <w:tc>
-          <w:tcPr>
-            <w:tcW w:type="dxa" w:w="2493"/>
-          </w:tcPr>
-          <w:p>
-            <w:pPr>
-              <w:jc w:val="left"/>
-            </w:pPr>
-            <w:r/>
-            <w:r>
-              <w:rPr>
-                <w:rFonts w:ascii="Times New Roman" w:hAnsi="Times New Roman"/>
-                <w:sz w:val="24"/>
-              </w:rPr>
-              <w:t>Электронные торговые площадки</w:t>
-            </w:r>
-          </w:p>
-        </w:tc>
-        <w:tc>
-          <w:tcPr>
-            <w:tcW w:type="dxa" w:w="2493"/>
-          </w:tcPr>
-          <w:p>
-            <w:pPr>
-              <w:jc w:val="left"/>
-            </w:pPr>
-            <w:r/>
-            <w:r>
-              <w:rPr>
-                <w:rFonts w:ascii="Times New Roman" w:hAnsi="Times New Roman"/>
-                <w:sz w:val="24"/>
-              </w:rPr>
-              <w:t>Эпизодически</w:t>
-            </w:r>
-          </w:p>
-        </w:tc>
-        <w:tc>
-          <w:tcPr>
-            <w:tcW w:type="dxa" w:w="2493"/>
-          </w:tcPr>
-          <w:p>
-            <w:pPr>
-              <w:jc w:val="left"/>
-            </w:pPr>
-            <w:r/>
-            <w:r>
-              <w:rPr>
-                <w:rFonts w:ascii="Times New Roman" w:hAnsi="Times New Roman"/>
-                <w:sz w:val="24"/>
-              </w:rPr>
-              <w:t>Несистемно</w:t>
-            </w:r>
-          </w:p>
-        </w:tc>
-        <w:tc>
-          <w:tcPr>
-            <w:tcW w:type="dxa" w:w="2493"/>
-          </w:tcPr>
-          <w:p>
-            <w:pPr>
-              <w:jc w:val="left"/>
-            </w:pPr>
-            <w:r/>
-            <w:r>
-              <w:rPr>
-                <w:rFonts w:ascii="Times New Roman" w:hAnsi="Times New Roman"/>
-                <w:sz w:val="24"/>
-              </w:rPr>
-              <w:t>Низкая (3 выигранные процедуры)</w:t>
-            </w:r>
-          </w:p>
-        </w:tc>
-      </w:tr>
-      <w:tr>
-        <w:tc>
-          <w:tcPr>
-            <w:tcW w:type="dxa" w:w="2493"/>
-          </w:tcPr>
-          <w:p>
-            <w:pPr>
-              <w:jc w:val="left"/>
-            </w:pPr>
-            <w:r/>
-            <w:r>
-              <w:rPr>
-                <w:rFonts w:ascii="Times New Roman" w:hAnsi="Times New Roman"/>
-                <w:sz w:val="24"/>
-              </w:rPr>
-              <w:t>Прямые продажи и личные коммуникации</w:t>
-            </w:r>
-          </w:p>
-        </w:tc>
-        <w:tc>
-          <w:tcPr>
-            <w:tcW w:type="dxa" w:w="2493"/>
-          </w:tcPr>
-          <w:p>
-            <w:pPr>
-              <w:jc w:val="left"/>
-            </w:pPr>
-            <w:r/>
-            <w:r>
-              <w:rPr>
-                <w:rFonts w:ascii="Times New Roman" w:hAnsi="Times New Roman"/>
-                <w:sz w:val="24"/>
-              </w:rPr>
-              <w:t>Да</w:t>
-            </w:r>
-          </w:p>
-        </w:tc>
-        <w:tc>
-          <w:tcPr>
-            <w:tcW w:type="dxa" w:w="2493"/>
-          </w:tcPr>
-          <w:p>
-            <w:pPr>
-              <w:jc w:val="left"/>
-            </w:pPr>
-            <w:r/>
-            <w:r>
-              <w:rPr>
-                <w:rFonts w:ascii="Times New Roman" w:hAnsi="Times New Roman"/>
-                <w:sz w:val="24"/>
-              </w:rPr>
-              <w:t>Постоянно</w:t>
-            </w:r>
-          </w:p>
-        </w:tc>
-        <w:tc>
-          <w:tcPr>
-            <w:tcW w:type="dxa" w:w="2493"/>
-          </w:tcPr>
-          <w:p>
-            <w:pPr>
-              <w:jc w:val="left"/>
-            </w:pPr>
-            <w:r/>
-            <w:r>
-              <w:rPr>
-                <w:rFonts w:ascii="Times New Roman" w:hAnsi="Times New Roman"/>
-                <w:sz w:val="24"/>
-              </w:rPr>
-              <w:t>Высокая, но не масштабируется</w:t>
-            </w:r>
-          </w:p>
-        </w:tc>
-      </w:tr>
-      <w:tr>
-        <w:tc>
-          <w:tcPr>
-            <w:tcW w:type="dxa" w:w="2493"/>
-          </w:tcPr>
-          <w:p>
-            <w:pPr>
-              <w:jc w:val="left"/>
-            </w:pPr>
-            <w:r/>
-            <w:r>
-              <w:rPr>
-                <w:rFonts w:ascii="Times New Roman" w:hAnsi="Times New Roman"/>
-                <w:sz w:val="24"/>
-              </w:rPr>
-              <w:t>Печатные раздаточные материалы</w:t>
-            </w:r>
-          </w:p>
-        </w:tc>
-        <w:tc>
-          <w:tcPr>
-            <w:tcW w:type="dxa" w:w="2493"/>
-          </w:tcPr>
-          <w:p>
-            <w:pPr>
-              <w:jc w:val="left"/>
-            </w:pPr>
-            <w:r/>
-            <w:r>
-              <w:rPr>
-                <w:rFonts w:ascii="Times New Roman" w:hAnsi="Times New Roman"/>
-                <w:sz w:val="24"/>
-              </w:rPr>
-              <w:t>Да</w:t>
-            </w:r>
-          </w:p>
-        </w:tc>
-        <w:tc>
-          <w:tcPr>
-            <w:tcW w:type="dxa" w:w="2493"/>
-          </w:tcPr>
-          <w:p>
-            <w:pPr>
-              <w:jc w:val="left"/>
-            </w:pPr>
-            <w:r/>
-            <w:r>
-              <w:rPr>
-                <w:rFonts w:ascii="Times New Roman" w:hAnsi="Times New Roman"/>
-                <w:sz w:val="24"/>
-              </w:rPr>
-              <w:t>По мере необходимости</w:t>
-            </w:r>
-          </w:p>
-        </w:tc>
-        <w:tc>
-          <w:tcPr>
-            <w:tcW w:type="dxa" w:w="2493"/>
-          </w:tcPr>
-          <w:p>
-            <w:pPr>
-              <w:jc w:val="left"/>
-            </w:pPr>
-            <w:r/>
-            <w:r>
-              <w:rPr>
-                <w:rFonts w:ascii="Times New Roman" w:hAnsi="Times New Roman"/>
-                <w:sz w:val="24"/>
-              </w:rPr>
-              <w:t>Не оценивается</w:t>
-            </w:r>
-          </w:p>
-        </w:tc>
-      </w:tr>
-    </w:tbl>
-    <w:p>
-      <w:pPr>
-        <w:spacing w:line="360" w:lineRule="auto" w:before="0" w:after="0"/>
-        <w:ind w:firstLine="0"/>
+        <w:ind w:firstLine="0" w:left="709"/>
         <w:jc w:val="both"/>
       </w:pPr>
       <w:r>
@@ -3053,13 +1817,13 @@
           <w:rFonts w:ascii="Times New Roman" w:hAnsi="Times New Roman" w:cs="Times New Roman" w:eastAsia="Times New Roman"/>
           <w:sz w:val="28"/>
         </w:rPr>
-        <w:t>Источник: составлено автором по результатам производственной практики.</w:t>
+        <w:t>• эпизодически используются SEO, отраслевая пресса, выставки и конференции, электронные торговые площадки, email-рассылки, печатные раздаточные материалы;</w:t>
       </w:r>
     </w:p>
     <w:p>
       <w:pPr>
         <w:spacing w:line="360" w:lineRule="auto" w:before="0" w:after="0"/>
-        <w:ind w:firstLine="709"/>
+        <w:ind w:firstLine="0" w:left="709"/>
         <w:jc w:val="both"/>
       </w:pPr>
       <w:r>
@@ -3067,7 +1831,7 @@
           <w:rFonts w:ascii="Times New Roman" w:hAnsi="Times New Roman" w:cs="Times New Roman" w:eastAsia="Times New Roman"/>
           <w:sz w:val="28"/>
         </w:rPr>
-        <w:t>Основным каналом рекламно-информационной работы предприятия является официальный сайт fe1.ru, выполняющий функцию «корпоративной витрины». Сайт содержит описание оборудования, технологических решений, контактные данные и форму обратной связи. Изучение сайта показало содержательную глубину технических описаний, единообразие стилистики, но и ряд существенных недостатков: отсутствие референс-листа реализованных проектов, отдельных посадочных страниц по отраслям применения, явных конверсионных элементов («запросить ТКП», «обратный звонок»); отсутствие интеграции с системами веб-аналитики; отсутствие адаптации под мобильные устройства и англоязычной версии. Современные digital-каналы (контекстная реклама, социальные сети, контент-маркетинг, видеохостинги) фактически не задействованы.</w:t>
+        <w:t>• совсем не используются контекстная реклама в «Яндекс Директе», представительства в социальных сетях («ВКонтакте», Telegram), видеохостинги (VK Видео, Rutube), контент-маркетинг (блог, экспертные статьи).</w:t>
       </w:r>
     </w:p>
     <w:p>
@@ -3081,7 +1845,7 @@
           <w:rFonts w:ascii="Times New Roman" w:hAnsi="Times New Roman" w:cs="Times New Roman" w:eastAsia="Times New Roman"/>
           <w:sz w:val="28"/>
         </w:rPr>
-        <w:t>В рамках задачи также проведено выявление видов спроса на продукцию предприятия и типов маркетинга, соответствующих целям организации (компетенция ПК 2.5). Спрос на инновационное промышленное оборудование носит целевой, рациональный характер, формируется в среде технических специалистов промышленных предприятий и характеризуется длительным циклом принятия решения о закупке. Адекватным типом маркетинга для ООО «Фаст Инжиниринг» является развивающий маркетинг (формирование спроса на новые конструкции оборудования) и ремаркетинг (поддержание интереса со стороны потенциальных заказчиков, ранее проявивших интерес к продукции). Обоснование целесообразности применения маркетинговых коммуникаций (компетенция ПК 2.6) сосредоточено в плоскости интеграции цифровых каналов и систематизированной работы с офлайн-коммуникациями при одновременном внедрении инструментов измерения эффективности.</w:t>
+        <w:t>Сайт fe1.ru — основной публичный канал, но его функционал ограничен: содержательные технические описания есть, а вот посадочных страниц по отраслям, конверсионных кнопок («запросить ТКП», «обратный звонок»), кейсов реализованных проектов, веб-аналитики, мобильной и англоязычной версий нет. Систематического SEO и платного продвижения тоже нет; в социальных сетях у Общества представительства не нашёл — ни корпоративных сообществ, ни Telegram-канала. Подробный сравнительный перечень каналов, который я готовил для ВКР, приведён в её таблице 2.4.</w:t>
       </w:r>
     </w:p>
     <w:p>
@@ -3095,7 +1859,7 @@
           <w:rFonts w:ascii="Times New Roman" w:hAnsi="Times New Roman" w:cs="Times New Roman" w:eastAsia="Times New Roman"/>
           <w:sz w:val="28"/>
         </w:rPr>
-        <w:t>В ходе выполнения задачи 2 практики освоены и закреплены профессиональные компетенции ПК 2.1 (использование данных бухгалтерского учёта для контроля результатов и планирования коммерческой деятельности), ПК 2.2 (оформление организационно-распорядительных и иных документов с использованием автоматизированных систем), ПК 2.3 (применение экономических методов), ПК 2.4 (определение основных экономических показателей и заработной платы), ПК 2.5 (выявление видов спроса и типов маркетинга), ПК 2.6 (обоснование маркетинговых коммуникаций), ПК 2.7 (участие в проведении маркетинговых исследований рынка), ПК 2.9 (применение методов анализа финансово-хозяйственной деятельности) и общие компетенции ОК 01, ОК 02.</w:t>
+        <w:t>Вид спроса и тип маркетинга я определил так (компетенции ПК 2.5 и ПК 2.6). Спрос на инновационное промышленное оборудование — целевой и рациональный; решения принимают технические специалисты заказчиков, цикл закупки длинный. Подходящие типы маркетинга — развивающий (формирование спроса на новые конструкции) и ремаркетинг (удержание интереса со стороны тех, кто уже обращался в Общество). Применять маркетинговые коммуникации Обществу имеет смысл за счёт интеграции цифровых инструментов (SEO, контекст, контент, соцсети) и наведения порядка в офлайне (отраслевая пресса, выставки), с одновременным внедрением метрик эффективности.</w:t>
       </w:r>
     </w:p>
     <w:p>
@@ -3109,7 +1873,7 @@
           <w:rFonts w:ascii="Times New Roman" w:hAnsi="Times New Roman" w:cs="Times New Roman" w:eastAsia="Times New Roman"/>
           <w:sz w:val="28"/>
         </w:rPr>
-        <w:t>Изученные в рамках задачи 2 обстоятельства свидетельствуют о том, что действующая система маркетинговых коммуникаций предприятия не использует значительной части доступных современных каналов и не обеспечивает устойчивого формирования входящего потока заявок. Полученные результаты использованы в параграфе 2.2 второй главы выпускной квалификационной работы.</w:t>
+        <w:t>Задача 2 закрепила за мной профессиональные компетенции ПК 2.1, ПК 2.2, ПК 2.3, ПК 2.4, ПК 2.5, ПК 2.6, ПК 2.7, ПК 2.9 и общие компетенции ОК 01 и ОК 02. Главный практический вывод: действующая система маркетинговых коммуникаций не использует значительной части доступных современных каналов и не обеспечивает входящий поток заявок. Этот вывод вошёл в параграф 2.2 второй главы ВКР.</w:t>
       </w:r>
     </w:p>
     <w:p>
@@ -3138,7 +1902,7 @@
           <w:rFonts w:ascii="Times New Roman" w:hAnsi="Times New Roman" w:cs="Times New Roman" w:eastAsia="Times New Roman"/>
           <w:sz w:val="28"/>
         </w:rPr>
-        <w:t>В период с 27.04.2026 по 30.04.2026 в соответствии с задачей 3 индивидуального задания на практику выполнено исследование коммерческой деятельности ООО «Фаст Инжиниринг». В рамках указанной задачи изучен порядок установления контактов с деловыми партнёрами, заключения и контроля выполнения договоров, ведения претензионной работы, реализации сбытовой политики предприятия, а также методы и приёмы менеджмента и делового общения, применяемые в коммерческой работе.</w:t>
+        <w:t>С 27 по 30 апреля 2026 г. я работал над задачей 3 — исследованием коммерческой деятельности Общества. Я разобрал, как Общество устанавливает контакты с партнёрами, как заключает и контролирует договоры, как ведёт претензионную работу, по какой схеме строится сбыт, и какие методы менеджмента и делового общения применяются в коммерческой работе.</w:t>
       </w:r>
     </w:p>
     <w:p>
@@ -3152,7 +1916,7 @@
           <w:rFonts w:ascii="Times New Roman" w:hAnsi="Times New Roman" w:cs="Times New Roman" w:eastAsia="Times New Roman"/>
           <w:sz w:val="28"/>
         </w:rPr>
-        <w:t>Установление контактов с деловыми партнёрами (компетенция ПК 1.1) осуществляется в Обществе преимущественно по инициативе предприятия — путём прямых обращений к техническим руководителям профильных промышленных предприятий, участия в отраслевых совещаниях и конференциях, личных коммуникаций руководителя Общества. Часть контактов формируется по линии входящих обращений через корпоративный сайт fe1.ru, а также по рекомендациям ранее обслуженных заказчиков. По итогам первоначальных переговоров проводятся технические совещания, на которых уточняются параметры будущего оборудования, после чего готовится технико-коммерческое предложение (ТКП). При согласовании условий стороны переходят к стадии заключения договора.</w:t>
+        <w:t>Установление контактов (ПК 1.1). Контакты с потенциальными заказчиками формируются почти всегда по инициативе самого Общества: руководитель Общества и коммерческий персонал выходят напрямую на технических руководителей профильных предприятий, участвуют в отраслевых совещаниях и конференциях. Дополнительно работает входящий поток через сайт fe1.ru и рекомендации от ранее обслуженных клиентов. После первого разговора стороны проводят техническое совещание, обговаривают параметры будущего оборудования, после чего готовится технико-коммерческое предложение (ТКП). Если заказчика устраивают условия, переходим к договору.</w:t>
       </w:r>
     </w:p>
     <w:p>
@@ -3166,7 +1930,7 @@
           <w:rFonts w:ascii="Times New Roman" w:hAnsi="Times New Roman" w:cs="Times New Roman" w:eastAsia="Times New Roman"/>
           <w:sz w:val="28"/>
         </w:rPr>
-        <w:t>Заключение договоров и контроль их исполнения. Основной правовой формой оформления коммерческих отношений является договор поставки оборудования или договор подряда (в случае комплексной поставки оборудования с проектированием, монтажом и пусконаладкой). При оформлении договоров используются типовые формы Общества, дополняемые техническими приложениями (опросные листы, спецификации, графики поставки и платежей). В договорах обязательно регламентируются: предмет, цена, порядок оплаты, сроки поставки, гарантийные обязательства, ответственность сторон, порядок приёмки и претензий, обстоятельства непреодолимой силы. Контроль исполнения договоров возлагается на руководителя проекта со стороны коммерческого блока с привлечением технических специалистов.</w:t>
+        <w:t>Договорная работа. Основная правовая форма — договор поставки оборудования; в случае комплексной поставки с проектированием, монтажом и пусконаладкой используется договор подряда. Использовали типовые формы Общества с техническими приложениями (опросные листы, спецификации, графики поставок и платежей). В договоре обязательно прописываются предмет, цена, порядок оплаты, сроки поставки, гарантии, ответственность сторон, порядок приёмки и претензий, обстоятельства непреодолимой силы. Контроль исполнения договора лежит на руководителе проекта (от коммерческого блока), к которому подключаются технические специалисты.</w:t>
       </w:r>
     </w:p>
     <w:p>
@@ -3180,7 +1944,7 @@
           <w:rFonts w:ascii="Times New Roman" w:hAnsi="Times New Roman" w:cs="Times New Roman" w:eastAsia="Times New Roman"/>
           <w:sz w:val="28"/>
         </w:rPr>
-        <w:t>Претензионная работа. Претензии и санкции к контрагентам предъявляются в соответствии с условиями договоров и нормами Гражданского кодекса РФ. В период практики автор с претензионными случаями не сталкивался; по сведениям руководителя коммерческого блока, претензионная работа в Обществе ведётся в индивидуальном порядке с привлечением юриста по договорам аутсорсинга.</w:t>
+        <w:t>Претензионная работа. Претензии и санкции к контрагентам Общество предъявляет по условиям самого договора и по нормам Гражданского кодекса РФ. На моём периоде практики претензионных эпизодов не было; со слов руководителя коммерческого блока, такие случаи Общество отрабатывает индивидуально, привлекая внешнего юриста по договору аутсорсинга.</w:t>
       </w:r>
     </w:p>
     <w:p>
@@ -3194,7 +1958,7 @@
           <w:rFonts w:ascii="Times New Roman" w:hAnsi="Times New Roman" w:cs="Times New Roman" w:eastAsia="Times New Roman"/>
           <w:sz w:val="28"/>
         </w:rPr>
-        <w:t>Сбытовая политика (компетенция ПК 2.8) предприятия носит прямой адресный характер: продажи осуществляются непосредственно конечным заказчикам — крупным и средним промышленным предприятиям нефтегазовой, химической, металлургической и энергетической отраслей. Посреднические каналы сбыта (дилеры, дистрибьюторы) не используются, что обусловлено технической сложностью продукции, индивидуальным характером каждого проекта и необходимостью прямого взаимодействия с техническими службами заказчика. По данным открытых реестров, Общество эпизодически участвовало в государственных закупках (выиграны три процедуры на общую сумму около 30 млн руб. за всё время существования).</w:t>
+        <w:t>Сбыт (ПК 2.8) идёт прямо — конечным заказчикам без посредников. Это крупные и средние промышленные предприятия нефтегазового, химического, металлургического, энергетического сектора. Дилеров и дистрибьюторов Общество не использует, потому что продукция технически сложная, каждый проект индивидуален, и взаимодействовать нужно напрямую с техническими службами клиента. По данным открытых источников, Общество эпизодически заходило в государственные закупки — три выигранные процедуры на ~30 млн руб. за всё время.</w:t>
       </w:r>
     </w:p>
     <w:p>
@@ -3208,7 +1972,7 @@
           <w:rFonts w:ascii="Times New Roman" w:hAnsi="Times New Roman" w:cs="Times New Roman" w:eastAsia="Times New Roman"/>
           <w:sz w:val="28"/>
         </w:rPr>
-        <w:t>Идентификация типа организаций и услуг оптовой и розничной торговли (компетенции ПК 1.4, ПК 1.5). Применительно к деятельности ООО «Фаст Инжиниринг» характеристика реализуется следующим образом: организация относится к категории микропредприятий промышленного B2B-сегмента, выполняющих функции поставщика оборудования и комплексных инжиниринговых услуг конечным потребителям; в части обращения готовой продукции деятельность ближе всего к мелкооптовой адресной торговле сложной технической продукцией с длительным циклом сделки. Основные услуги, оказываемые заказчикам, — поставка оборудования, проектирование, шефмонтаж, пусконаладка; дополнительные услуги — гарантийное и постгарантийное обслуживание, консультирование, обучение технического персонала заказчика.</w:t>
+        <w:t>Тип организации и услуги (ПК 1.4, ПК 1.5). По типу деятельности Общество — микропредприятие промышленного B2B-сегмента, поставщик оборудования и комплексных инжиниринговых услуг конечным потребителям. С точки зрения коммерческой логики оборот готовой продукции ближе всего к мелкооптовой адресной торговле сложной технической продукцией с длинным циклом сделки. Основные услуги для клиента — поставка оборудования, проектирование, шефмонтаж, пусконаладка; дополнительные — гарантийное и постгарантийное обслуживание, технические консультации, обучение персонала клиента.</w:t>
       </w:r>
     </w:p>
     <w:p>
@@ -3222,7 +1986,7 @@
           <w:rFonts w:ascii="Times New Roman" w:hAnsi="Times New Roman" w:cs="Times New Roman" w:eastAsia="Times New Roman"/>
           <w:sz w:val="28"/>
         </w:rPr>
-        <w:t>Конкурентоспособность продукции и конкурентные преимущества организации (компетенция ПК 2.8) обеспечиваются за счёт авторских патентованных конструкций оборудования, экономии энергоресурсов и снижения эксплуатационных затрат у заказчика, экологической безопасности предлагаемых решений и адаптивности под параметры конкретного технологического процесса. Среди конкурентов на российском рынке выступают как производители кожухотрубных и пластинчатых теплообменников, классических насосов и компрессоров, так и зарубежные инжиниринговые компании, доступ к которым в условиях санкций для российских заказчиков затруднён.</w:t>
+        <w:t>Конкурентоспособность (ПК 2.8) Общество строит на четырёх вещах: собственные патенты на конструкции; ощутимая для клиента экономия энергоресурсов и эксплуатационных затрат; экологическая безопасность решений; адаптивность под параметры конкретного техпроцесса заказчика. Конкуренты — российские производители кожухотрубных и пластинчатых теплообменников, классических насосов и компрессоров; зарубежные инжиниринговые компании, вход которых в российский рынок сейчас затруднён санкциями.</w:t>
       </w:r>
     </w:p>
     <w:p>
@@ -3236,7 +2000,7 @@
           <w:rFonts w:ascii="Times New Roman" w:hAnsi="Times New Roman" w:cs="Times New Roman" w:eastAsia="Times New Roman"/>
           <w:sz w:val="28"/>
         </w:rPr>
-        <w:t>Применение методов и приёмов менеджмента, делового и управленческого общения (компетенция ПК 1.7). В коммерческой работе сотрудники предприятия применяют классические методы менеджмента — постановку целей по проектам, делегирование, контроль исполнения, обратную связь, а также методы делового общения — деловую переписку, телефонные и видеоконференции с заказчиками, очные технические совещания. Управленческое общение строится на принципах открытости, корректности, своевременности.</w:t>
+        <w:t>Менеджмент и деловое общение (ПК 1.7). Я заметил, что в работе используются классические методы менеджмента — постановка целей по проекту, делегирование, контроль, обратная связь. Деловое общение — деловая переписка, телефон и видеоконференции, очные технические совещания. Стиль управленческого общения — корректный и оперативный.</w:t>
       </w:r>
     </w:p>
     <w:p>
@@ -3250,7 +2014,7 @@
           <w:rFonts w:ascii="Times New Roman" w:hAnsi="Times New Roman" w:cs="Times New Roman" w:eastAsia="Times New Roman"/>
           <w:sz w:val="28"/>
         </w:rPr>
-        <w:t>Применение методов анализа финансово-хозяйственной деятельности и денежных расчётов с покупателями (компетенция ПК 2.9). При работе с заказчиками Общество выставляет счета, акты выполненных работ, накладные на отгрузку оборудования; денежные расчёты осуществляются преимущественно в безналичной форме через расчётный счёт Общества; финансовые документы и отчёты составляются в соответствии с действующими нормативными актами.</w:t>
+        <w:t>Расчёты с покупателями и финансовые документы (ПК 2.9). Документооборот по сделкам — счета, акты выполненных работ, накладные на отгрузку. Расчёты — преимущественно безналичные, через расчётный счёт Общества. Финансовые документы и отчётность готовятся в установленном законодательством порядке.</w:t>
       </w:r>
     </w:p>
     <w:p>
@@ -3264,21 +2028,7 @@
           <w:rFonts w:ascii="Times New Roman" w:hAnsi="Times New Roman" w:cs="Times New Roman" w:eastAsia="Times New Roman"/>
           <w:sz w:val="28"/>
         </w:rPr>
-        <w:t>В ходе выполнения задачи 3 практики освоены и закреплены профессиональные компетенции ПК 1.1, ПК 1.4, ПК 1.5, ПК 1.7, ПК 2.8, ПК 2.9 и общие компетенции ОК 04, ОК 05, ОК 09.</w:t>
-      </w:r>
-    </w:p>
-    <w:p>
-      <w:pPr>
-        <w:spacing w:line="360" w:lineRule="auto" w:before="0" w:after="0"/>
-        <w:ind w:firstLine="709"/>
-        <w:jc w:val="both"/>
-      </w:pPr>
-      <w:r>
-        <w:rPr>
-          <w:rFonts w:ascii="Times New Roman" w:hAnsi="Times New Roman" w:cs="Times New Roman" w:eastAsia="Times New Roman"/>
-          <w:sz w:val="28"/>
-        </w:rPr>
-        <w:t>Принципиально важным для целей выпускной квалификационной работы является следующий вывод, полученный в рамках задачи 3 практики: основным реально работающим каналом привлечения клиентов в настоящее время остаются прямые контакты учредителя и коммерческих сотрудников, тогда как доля обращений, поступающих через действующую систему рекламно-информационной работы (сайт, эпизодические публикации, печатные материалы), по экспертной оценке не превышает 10–15 %. Этот канал является высокоэффективным с точки зрения конверсии в сделку, но плохо масштабируется и крайне чувствителен к личной активности конкретных сотрудников. Полученные результаты использованы в параграфе 2.2 ВКР.</w:t>
+        <w:t>В задаче 3 я закрепил профессиональные компетенции ПК 1.1, ПК 1.4, ПК 1.5, ПК 1.7, ПК 2.8, ПК 2.9 и общие компетенции ОК 04, ОК 05, ОК 09. Ключевой вывод, который я сделал лично для себя и для дальнейшей работы по теме ВКР: основной канал привлечения новых клиентов сейчас — это личные контакты учредителя и сотрудников. По экспертной оценке, на действующий сайт и редкие публикации приходится не более 10–15 % входящих обращений. Канал хорош по конверсии в сделку, но плохо масштабируется и сильно зависит от отдельных людей. Эти данные я использовал в параграфе 2.2 второй главы ВКР.</w:t>
       </w:r>
     </w:p>
     <w:p>
@@ -3307,7 +2057,7 @@
           <w:rFonts w:ascii="Times New Roman" w:hAnsi="Times New Roman" w:cs="Times New Roman" w:eastAsia="Times New Roman"/>
           <w:sz w:val="28"/>
         </w:rPr>
-        <w:t>В период с 04.05.2026 по 07.05.2026 в соответствии с задачей 4 индивидуального задания на практику выполнено исследование процессов формирования ассортимента, оценки качества и маркировки продукции ООО «Фаст Инжиниринг». В рамках указанной задачи изучены номенклатура выпускаемого оборудования и технологических решений, система оценки качества продукции, действующая практика маркировки и оформления товаросопроводительных документов, а также порядок работы с документами по подтверждению соответствия.</w:t>
+        <w:t>С 4 по 7 мая 2026 г. я работал над задачей 4 — изучал, как у Общества устроены формирование ассортимента, оценка качества и маркировка продукции, а также как ведётся работа с документами по подтверждению соответствия.</w:t>
       </w:r>
     </w:p>
     <w:p>
@@ -3321,459 +2071,13 @@
           <w:rFonts w:ascii="Times New Roman" w:hAnsi="Times New Roman" w:cs="Times New Roman" w:eastAsia="Times New Roman"/>
           <w:sz w:val="28"/>
         </w:rPr>
-        <w:t>Формирование ассортимента (компетенция ПК 3.1). Ассортиментная политика ООО «Фаст Инжиниринг» определяется его специализацией как инжинирингового микропредприятия, выпускающего сложное промышленное оборудование. Ассортимент носит проектно-индивидуальный характер: каждое изделие проектируется и изготавливается под конкретные параметры технологического процесса заказчика. В то же время сформирована устойчивая номенклатура типовых конструкций и технологий, представленная в таблице 4.1.</w:t>
+        <w:t>Ассортимент (ПК 3.1). Ассортиментная политика у Общества проектная: каждое изделие проектируется и изготавливается под конкретный технологический процесс заказчика. Но при этом сложилась устойчивая номенклатура типовых конструкций. У Общества есть две большие группы предложений:</w:t>
       </w:r>
     </w:p>
     <w:p>
       <w:pPr>
         <w:spacing w:line="360" w:lineRule="auto" w:before="0" w:after="0"/>
-        <w:ind w:firstLine="0"/>
-        <w:jc w:val="left"/>
-      </w:pPr>
-      <w:r>
-        <w:rPr>
-          <w:rFonts w:ascii="Times New Roman" w:hAnsi="Times New Roman" w:cs="Times New Roman" w:eastAsia="Times New Roman"/>
-          <w:b/>
-          <w:sz w:val="28"/>
-        </w:rPr>
-        <w:t>Таблица 4.1 — Номенклатура продукции и технологических решений ООО «Фаст Инжиниринг»</w:t>
-      </w:r>
-    </w:p>
-    <w:tbl>
-      <w:tblPr>
-        <w:tblStyle w:val="TableGrid"/>
-        <w:tblW w:type="auto" w:w="0"/>
-        <w:tblLook w:firstColumn="1" w:firstRow="1" w:lastColumn="0" w:lastRow="0" w:noHBand="0" w:noVBand="1" w:val="04A0"/>
-      </w:tblPr>
-      <w:tblGrid>
-        <w:gridCol w:w="4986"/>
-        <w:gridCol w:w="4986"/>
-      </w:tblGrid>
-      <w:tr>
-        <w:tc>
-          <w:tcPr>
-            <w:tcW w:type="dxa" w:w="4986"/>
-          </w:tcPr>
-          <w:p>
-            <w:pPr>
-              <w:jc w:val="center"/>
-            </w:pPr>
-            <w:r/>
-            <w:r>
-              <w:rPr>
-                <w:rFonts w:ascii="Times New Roman" w:hAnsi="Times New Roman"/>
-                <w:b/>
-                <w:sz w:val="24"/>
-              </w:rPr>
-              <w:t>Группа</w:t>
-            </w:r>
-          </w:p>
-        </w:tc>
-        <w:tc>
-          <w:tcPr>
-            <w:tcW w:type="dxa" w:w="4986"/>
-          </w:tcPr>
-          <w:p>
-            <w:pPr>
-              <w:jc w:val="center"/>
-            </w:pPr>
-            <w:r/>
-            <w:r>
-              <w:rPr>
-                <w:rFonts w:ascii="Times New Roman" w:hAnsi="Times New Roman"/>
-                <w:b/>
-                <w:sz w:val="24"/>
-              </w:rPr>
-              <w:t>Наименование</w:t>
-            </w:r>
-          </w:p>
-        </w:tc>
-      </w:tr>
-      <w:tr>
-        <w:tc>
-          <w:tcPr>
-            <w:tcW w:type="dxa" w:w="4986"/>
-          </w:tcPr>
-          <w:p>
-            <w:pPr>
-              <w:jc w:val="left"/>
-            </w:pPr>
-            <w:r/>
-            <w:r>
-              <w:rPr>
-                <w:rFonts w:ascii="Times New Roman" w:hAnsi="Times New Roman"/>
-                <w:sz w:val="24"/>
-              </w:rPr>
-              <w:t>Оборудование (насосное)</w:t>
-            </w:r>
-          </w:p>
-        </w:tc>
-        <w:tc>
-          <w:tcPr>
-            <w:tcW w:type="dxa" w:w="4986"/>
-          </w:tcPr>
-          <w:p>
-            <w:pPr>
-              <w:jc w:val="left"/>
-            </w:pPr>
-            <w:r/>
-            <w:r>
-              <w:rPr>
-                <w:rFonts w:ascii="Times New Roman" w:hAnsi="Times New Roman"/>
-                <w:sz w:val="24"/>
-              </w:rPr>
-              <w:t>Насос Астановского для перемещения жидкостей в нефтехимии, энергетике, на транспорте</w:t>
-            </w:r>
-          </w:p>
-        </w:tc>
-      </w:tr>
-      <w:tr>
-        <w:tc>
-          <w:tcPr>
-            <w:tcW w:type="dxa" w:w="4986"/>
-          </w:tcPr>
-          <w:p>
-            <w:pPr>
-              <w:jc w:val="left"/>
-            </w:pPr>
-            <w:r/>
-            <w:r>
-              <w:rPr>
-                <w:rFonts w:ascii="Times New Roman" w:hAnsi="Times New Roman"/>
-                <w:sz w:val="24"/>
-              </w:rPr>
-              <w:t>Оборудование (теплообменное)</w:t>
-            </w:r>
-          </w:p>
-        </w:tc>
-        <w:tc>
-          <w:tcPr>
-            <w:tcW w:type="dxa" w:w="4986"/>
-          </w:tcPr>
-          <w:p>
-            <w:pPr>
-              <w:jc w:val="left"/>
-            </w:pPr>
-            <w:r/>
-            <w:r>
-              <w:rPr>
-                <w:rFonts w:ascii="Times New Roman" w:hAnsi="Times New Roman"/>
-                <w:sz w:val="24"/>
-              </w:rPr>
-              <w:t>Теплообменный аппарат радиально-спирального типа конструкции «Фаст Инжиниринг»®</w:t>
-            </w:r>
-          </w:p>
-        </w:tc>
-      </w:tr>
-      <w:tr>
-        <w:tc>
-          <w:tcPr>
-            <w:tcW w:type="dxa" w:w="4986"/>
-          </w:tcPr>
-          <w:p>
-            <w:pPr>
-              <w:jc w:val="left"/>
-            </w:pPr>
-            <w:r/>
-            <w:r>
-              <w:rPr>
-                <w:rFonts w:ascii="Times New Roman" w:hAnsi="Times New Roman"/>
-                <w:sz w:val="24"/>
-              </w:rPr>
-              <w:t>Оборудование (массообменное)</w:t>
-            </w:r>
-          </w:p>
-        </w:tc>
-        <w:tc>
-          <w:tcPr>
-            <w:tcW w:type="dxa" w:w="4986"/>
-          </w:tcPr>
-          <w:p>
-            <w:pPr>
-              <w:jc w:val="left"/>
-            </w:pPr>
-            <w:r/>
-            <w:r>
-              <w:rPr>
-                <w:rFonts w:ascii="Times New Roman" w:hAnsi="Times New Roman"/>
-                <w:sz w:val="24"/>
-              </w:rPr>
-              <w:t>Массообменный аппарат для абсорбционных процессов и улавливания компонентов из отходящих газов</w:t>
-            </w:r>
-          </w:p>
-        </w:tc>
-      </w:tr>
-      <w:tr>
-        <w:tc>
-          <w:tcPr>
-            <w:tcW w:type="dxa" w:w="4986"/>
-          </w:tcPr>
-          <w:p>
-            <w:pPr>
-              <w:jc w:val="left"/>
-            </w:pPr>
-            <w:r/>
-            <w:r>
-              <w:rPr>
-                <w:rFonts w:ascii="Times New Roman" w:hAnsi="Times New Roman"/>
-                <w:sz w:val="24"/>
-              </w:rPr>
-              <w:t>Оборудование (каталитическое)</w:t>
-            </w:r>
-          </w:p>
-        </w:tc>
-        <w:tc>
-          <w:tcPr>
-            <w:tcW w:type="dxa" w:w="4986"/>
-          </w:tcPr>
-          <w:p>
-            <w:pPr>
-              <w:jc w:val="left"/>
-            </w:pPr>
-            <w:r/>
-            <w:r>
-              <w:rPr>
-                <w:rFonts w:ascii="Times New Roman" w:hAnsi="Times New Roman"/>
-                <w:sz w:val="24"/>
-              </w:rPr>
-              <w:t>Каталитический реактор радиально-спирального типа для процессов гетерогенного катализа</w:t>
-            </w:r>
-          </w:p>
-        </w:tc>
-      </w:tr>
-      <w:tr>
-        <w:tc>
-          <w:tcPr>
-            <w:tcW w:type="dxa" w:w="4986"/>
-          </w:tcPr>
-          <w:p>
-            <w:pPr>
-              <w:jc w:val="left"/>
-            </w:pPr>
-            <w:r/>
-            <w:r>
-              <w:rPr>
-                <w:rFonts w:ascii="Times New Roman" w:hAnsi="Times New Roman"/>
-                <w:sz w:val="24"/>
-              </w:rPr>
-              <w:t>Оборудование (компрессорное)</w:t>
-            </w:r>
-          </w:p>
-        </w:tc>
-        <w:tc>
-          <w:tcPr>
-            <w:tcW w:type="dxa" w:w="4986"/>
-          </w:tcPr>
-          <w:p>
-            <w:pPr>
-              <w:jc w:val="left"/>
-            </w:pPr>
-            <w:r/>
-            <w:r>
-              <w:rPr>
-                <w:rFonts w:ascii="Times New Roman" w:hAnsi="Times New Roman"/>
-                <w:sz w:val="24"/>
-              </w:rPr>
-              <w:t>Компрессор Астановского для сжатия воздуха и других газов</w:t>
-            </w:r>
-          </w:p>
-        </w:tc>
-      </w:tr>
-      <w:tr>
-        <w:tc>
-          <w:tcPr>
-            <w:tcW w:type="dxa" w:w="4986"/>
-          </w:tcPr>
-          <w:p>
-            <w:pPr>
-              <w:jc w:val="left"/>
-            </w:pPr>
-            <w:r/>
-            <w:r>
-              <w:rPr>
-                <w:rFonts w:ascii="Times New Roman" w:hAnsi="Times New Roman"/>
-                <w:sz w:val="24"/>
-              </w:rPr>
-              <w:t>Оборудование (рекуперация)</w:t>
-            </w:r>
-          </w:p>
-        </w:tc>
-        <w:tc>
-          <w:tcPr>
-            <w:tcW w:type="dxa" w:w="4986"/>
-          </w:tcPr>
-          <w:p>
-            <w:pPr>
-              <w:jc w:val="left"/>
-            </w:pPr>
-            <w:r/>
-            <w:r>
-              <w:rPr>
-                <w:rFonts w:ascii="Times New Roman" w:hAnsi="Times New Roman"/>
-                <w:sz w:val="24"/>
-              </w:rPr>
-              <w:t>Рекуператоры тепла для нагрева воздуха, топлива, воды отходящими дымовыми газами</w:t>
-            </w:r>
-          </w:p>
-        </w:tc>
-      </w:tr>
-      <w:tr>
-        <w:tc>
-          <w:tcPr>
-            <w:tcW w:type="dxa" w:w="4986"/>
-          </w:tcPr>
-          <w:p>
-            <w:pPr>
-              <w:jc w:val="left"/>
-            </w:pPr>
-            <w:r/>
-            <w:r>
-              <w:rPr>
-                <w:rFonts w:ascii="Times New Roman" w:hAnsi="Times New Roman"/>
-                <w:sz w:val="24"/>
-              </w:rPr>
-              <w:t>Оборудование (сжигание)</w:t>
-            </w:r>
-          </w:p>
-        </w:tc>
-        <w:tc>
-          <w:tcPr>
-            <w:tcW w:type="dxa" w:w="4986"/>
-          </w:tcPr>
-          <w:p>
-            <w:pPr>
-              <w:jc w:val="left"/>
-            </w:pPr>
-            <w:r/>
-            <w:r>
-              <w:rPr>
-                <w:rFonts w:ascii="Times New Roman" w:hAnsi="Times New Roman"/>
-                <w:sz w:val="24"/>
-              </w:rPr>
-              <w:t>Беспламенная горелка конструкции «Фаст Инжиниринг»®</w:t>
-            </w:r>
-          </w:p>
-        </w:tc>
-      </w:tr>
-      <w:tr>
-        <w:tc>
-          <w:tcPr>
-            <w:tcW w:type="dxa" w:w="4986"/>
-          </w:tcPr>
-          <w:p>
-            <w:pPr>
-              <w:jc w:val="left"/>
-            </w:pPr>
-            <w:r/>
-            <w:r>
-              <w:rPr>
-                <w:rFonts w:ascii="Times New Roman" w:hAnsi="Times New Roman"/>
-                <w:sz w:val="24"/>
-              </w:rPr>
-              <w:t>Оборудование (водородная энергетика)</w:t>
-            </w:r>
-          </w:p>
-        </w:tc>
-        <w:tc>
-          <w:tcPr>
-            <w:tcW w:type="dxa" w:w="4986"/>
-          </w:tcPr>
-          <w:p>
-            <w:pPr>
-              <w:jc w:val="left"/>
-            </w:pPr>
-            <w:r/>
-            <w:r>
-              <w:rPr>
-                <w:rFonts w:ascii="Times New Roman" w:hAnsi="Times New Roman"/>
-                <w:sz w:val="24"/>
-              </w:rPr>
-              <w:t>Блок аккумуляторов водорода</w:t>
-            </w:r>
-          </w:p>
-        </w:tc>
-      </w:tr>
-      <w:tr>
-        <w:tc>
-          <w:tcPr>
-            <w:tcW w:type="dxa" w:w="4986"/>
-          </w:tcPr>
-          <w:p>
-            <w:pPr>
-              <w:jc w:val="left"/>
-            </w:pPr>
-            <w:r/>
-            <w:r>
-              <w:rPr>
-                <w:rFonts w:ascii="Times New Roman" w:hAnsi="Times New Roman"/>
-                <w:sz w:val="24"/>
-              </w:rPr>
-              <w:t>Оборудование (фильтрация)</w:t>
-            </w:r>
-          </w:p>
-        </w:tc>
-        <w:tc>
-          <w:tcPr>
-            <w:tcW w:type="dxa" w:w="4986"/>
-          </w:tcPr>
-          <w:p>
-            <w:pPr>
-              <w:jc w:val="left"/>
-            </w:pPr>
-            <w:r/>
-            <w:r>
-              <w:rPr>
-                <w:rFonts w:ascii="Times New Roman" w:hAnsi="Times New Roman"/>
-                <w:sz w:val="24"/>
-              </w:rPr>
-              <w:t>Фильтр непрерывного действия для очистки воды и жидких сред</w:t>
-            </w:r>
-          </w:p>
-        </w:tc>
-      </w:tr>
-      <w:tr>
-        <w:tc>
-          <w:tcPr>
-            <w:tcW w:type="dxa" w:w="4986"/>
-          </w:tcPr>
-          <w:p>
-            <w:pPr>
-              <w:jc w:val="left"/>
-            </w:pPr>
-            <w:r/>
-            <w:r>
-              <w:rPr>
-                <w:rFonts w:ascii="Times New Roman" w:hAnsi="Times New Roman"/>
-                <w:sz w:val="24"/>
-              </w:rPr>
-              <w:t>Технологии</w:t>
-            </w:r>
-          </w:p>
-        </w:tc>
-        <w:tc>
-          <w:tcPr>
-            <w:tcW w:type="dxa" w:w="4986"/>
-          </w:tcPr>
-          <w:p>
-            <w:pPr>
-              <w:jc w:val="left"/>
-            </w:pPr>
-            <w:r/>
-            <w:r>
-              <w:rPr>
-                <w:rFonts w:ascii="Times New Roman" w:hAnsi="Times New Roman"/>
-                <w:sz w:val="24"/>
-              </w:rPr>
-              <w:t>Получение синтез-газа из углеводородного сырья; производство водорода; получение метанола из природного газа; получение синтетических жидких углеводородов; газификация твёрдых топлив; термическое обезвреживание сточных вод; производство аммиака; очистка газовых выбросов; каталитическая очистка от CO и NOx; подготовка сырой нефти к транспорту; подготовка топливного газа; гидрогенизационная обработка нефтепродуктов; регенерация водометанольного раствора; извлечение CO₂ из отходящих газов</w:t>
-            </w:r>
-          </w:p>
-        </w:tc>
-      </w:tr>
-    </w:tbl>
-    <w:p>
-      <w:pPr>
-        <w:spacing w:line="360" w:lineRule="auto" w:before="0" w:after="0"/>
-        <w:ind w:firstLine="0"/>
+        <w:ind w:firstLine="0" w:left="709"/>
         <w:jc w:val="both"/>
       </w:pPr>
       <w:r>
@@ -3781,13 +2085,13 @@
           <w:rFonts w:ascii="Times New Roman" w:hAnsi="Times New Roman" w:cs="Times New Roman" w:eastAsia="Times New Roman"/>
           <w:sz w:val="28"/>
         </w:rPr>
-        <w:t>Источник: составлено автором по материалам официального сайта предприятия и материалам производственной практики.</w:t>
+        <w:t>• оборудование — насос Астановского; теплообменный аппарат радиально-спирального типа; массообменный аппарат; каталитический реактор радиально-спирального типа; компрессор Астановского; рекуператоры тепла; беспламенная горелка; блок аккумуляторов водорода; фильтр непрерывного действия для очистки воды и жидких сред;</w:t>
       </w:r>
     </w:p>
     <w:p>
       <w:pPr>
         <w:spacing w:line="360" w:lineRule="auto" w:before="0" w:after="0"/>
-        <w:ind w:firstLine="709"/>
+        <w:ind w:firstLine="0" w:left="709"/>
         <w:jc w:val="both"/>
       </w:pPr>
       <w:r>
@@ -3795,7 +2099,7 @@
           <w:rFonts w:ascii="Times New Roman" w:hAnsi="Times New Roman" w:cs="Times New Roman" w:eastAsia="Times New Roman"/>
           <w:sz w:val="28"/>
         </w:rPr>
-        <w:t>Показатели качества продукции (компетенции ПК 3.1, ПК 3.4). Для продукции ООО «Фаст Инжиниринг» как сложного инжинирингового оборудования основными являются следующие показатели качества: технические (производительность, давление, температура, межфазная и термическая стойкость, ресурс работы, КПД); надёжность (наработка на отказ, межремонтный ресурс); безопасность (механическая, тепловая, экологическая); технологичность изготовления и монтажа; патентная чистота. Показатели качества по каждой группе оборудования закрепляются в технических условиях (ТУ) и/или конструкторской документации Общества и подтверждаются протоколами испытаний.</w:t>
+        <w:t>• технологические решения — производство синтез-газа из углеводородного сырья; производство водорода; получение метанола из природного газа; получение синтетических жидких углеводородов; газификация твёрдых топлив (включая отходы); термическое обезвреживание сточных вод; получение аммиака; очистка газовых выбросов (в том числе от CO и NOx); подготовка сырой нефти к транспорту; подготовка топливного газа для газопоршневых двигателей и ГТУ; гидрогенизационная обработка нефтепродуктов; регенерация водометанольного раствора; извлечение CO₂ из отходящих газов.</w:t>
       </w:r>
     </w:p>
     <w:p>
@@ -3809,7 +2113,7 @@
           <w:rFonts w:ascii="Times New Roman" w:hAnsi="Times New Roman" w:cs="Times New Roman" w:eastAsia="Times New Roman"/>
           <w:sz w:val="28"/>
         </w:rPr>
-        <w:t>Классификация и идентификация продукции, диагностика дефектов, определение градаций качества (компетенция ПК 3.4). В Обществе применяется классификация продукции по функциональному назначению (насосы, теплообменники, реакторы, компрессоры и т. д.), по отраслям применения (нефтегазовая, химическая, металлургическая, энергетика, экология) и по типу комплектации (отдельные аппараты, блоки оборудования, комплексные технологические установки). Идентификация ассортиментной принадлежности производится по конструкторской документации и маркировке. Диагностика дефектов осуществляется на этапах входного контроля материалов, операционного контроля при изготовлении, приёмо-сдаточных и пусконаладочных испытаний; принятие решения о градации качества (соответствует/не соответствует требованиям ТУ) фиксируется протоколами испытаний.</w:t>
+        <w:t>Полный перечень с привязкой к отраслям применения я свёл в таблицу для приложения В к настоящему отчёту, чтобы не повторять её в основном тексте.</w:t>
       </w:r>
     </w:p>
     <w:p>
@@ -3823,7 +2127,7 @@
           <w:rFonts w:ascii="Times New Roman" w:hAnsi="Times New Roman" w:cs="Times New Roman" w:eastAsia="Times New Roman"/>
           <w:sz w:val="28"/>
         </w:rPr>
-        <w:t>Расчёт товарных потерь и мероприятия по их предупреждению или списанию (компетенция ПК 3.2). Применительно к деятельности ООО «Фаст Инжиниринг» товарные потери в традиционном торговом смысле минимальны в силу проектного характера производства и отсутствия складских остатков готовой продукции. Возможные потери связаны главным образом с браком при изготовлении на стороне предприятий-кооперантов и с повреждениями при транспортировке. Предупреждение потерь обеспечивается за счёт многоступенчатого контроля качества и соблюдения требований к таре и упаковке.</w:t>
+        <w:t>Показатели качества (ПК 3.1, ПК 3.4). Для оборудования Общества я выделил пять групп показателей: технические (производительность, давление, температура, межфазная и термическая стойкость, ресурс работы, КПД); надёжность (наработка на отказ, межремонтный ресурс); безопасность (механическая, тепловая, экологическая); технологичность изготовления и монтажа; патентная чистота. Конкретные значения по каждой модели закрепляются в технических условиях (ТУ) и/или конструкторской документации Общества и подтверждаются протоколами испытаний.</w:t>
       </w:r>
     </w:p>
     <w:p>
@@ -3837,7 +2141,7 @@
           <w:rFonts w:ascii="Times New Roman" w:hAnsi="Times New Roman" w:cs="Times New Roman" w:eastAsia="Times New Roman"/>
           <w:sz w:val="28"/>
         </w:rPr>
-        <w:t>Маркировка и сопроводительные документы (компетенции ПК 3.3, ПК 3.5, ПК 3.6, ПК 3.8). Каждое изготовленное изделие сопровождается комплектом маркировки и документации в соответствии с требованиями технического регламента Таможенного союза «О безопасности машин и оборудования» (ТР ТС 010/2011) и иных применимых регламентов. На корпус оборудования наносится маркировочная табличка с указанием наименования изготовителя, модели, заводского номера, основных технических характеристик, даты изготовления, знака обращения на рынке (EAC). К оборудованию прилагаются: паспорт изделия; руководство по эксплуатации; протоколы испытаний; сертификаты (декларации) соответствия; копии патентов на конструктивные решения; гарантийные обязательства. Документы по подтверждению соответствия (декларации/сертификаты соответствия, свидетельства о государственной регистрации) оформляются по установленным формам в аккредитованных органах сертификации.</w:t>
+        <w:t>Классификация и идентификация (ПК 3.4). Я разобрался, как на предприятии классифицируется продукция: по функциональному назначению (насосы, теплообменники, реакторы, компрессоры и т. д.), по отраслям применения и по типу комплектации (отдельные аппараты, блоки оборудования, комплексные технологические установки). Идентификация ассортиментной принадлежности выполняется по конструкторской документации и маркировке. Дефекты выявляются на трёх контрольных точках — входной контроль материалов, операционный контроль при изготовлении у предприятий-кооперантов, приёмо-сдаточные и пусконаладочные испытания. Каждое решение «соответствует / не соответствует ТУ» фиксируется протоколом.</w:t>
       </w:r>
     </w:p>
     <w:p>
@@ -3851,7 +2155,7 @@
           <w:rFonts w:ascii="Times New Roman" w:hAnsi="Times New Roman" w:cs="Times New Roman" w:eastAsia="Times New Roman"/>
           <w:sz w:val="28"/>
         </w:rPr>
-        <w:t>Условия и сроки хранения, транспортирование (компетенция ПК 3.5). Хранение готового оборудования до отгрузки заказчику осуществляется на площадках предприятий-кооперантов либо на складских площадках в Московском регионе с соблюдением требований к температурному режиму и защите от атмосферных воздействий. Транспортирование выполняется автомобильным или железнодорожным транспортом с применением мер по предотвращению механических повреждений (специальная упаковка, крепления, контейнеры). Соблюдение требований к оформлению сопроводительных документов проверяется при приёмке оборудования у изготовителя и при отгрузке заказчику.</w:t>
+        <w:t>Товарные потери (ПК 3.2). В классическом торговом смысле потери у Общества минимальны — производство проектное, складских остатков готовой продукции практически нет. Возможные потери идут от двух источников: брак при изготовлении на стороне предприятий-кооперантов и повреждения при транспортировке. Защита — многоступенчатый контроль качества и требования к таре и упаковке.</w:t>
       </w:r>
     </w:p>
     <w:p>
@@ -3865,7 +2169,7 @@
           <w:rFonts w:ascii="Times New Roman" w:hAnsi="Times New Roman" w:cs="Times New Roman" w:eastAsia="Times New Roman"/>
           <w:sz w:val="28"/>
         </w:rPr>
-        <w:t>Соответствие санитарно-эпидемиологическим требованиям (компетенция ПК 3.6) для технических решений ООО «Фаст Инжиниринг» в части газоочистки, водоочистки и термического обезвреживания отходов обеспечивается за счёт самих конструктивных особенностей оборудования; качество процессов оценивается по параметрам очистки и сравнивается с установленными нормативными значениями.</w:t>
+        <w:t>Маркировка и сопроводительные документы (ПК 3.3, ПК 3.5, ПК 3.6, ПК 3.8). Каждое готовое изделие сопровождается комплектом маркировки и документов в соответствии с требованиями технического регламента Таможенного союза «О безопасности машин и оборудования» (ТР ТС 010/2011) и других применимых регламентов. На корпус крепится маркировочная табличка: изготовитель, модель, заводской номер, ключевые технические параметры, дата изготовления, знак EAC. Вместе с оборудованием передаются паспорт изделия, руководство по эксплуатации, протоколы испытаний, сертификаты или декларации соответствия, копии патентов на конструктивные решения, гарантийные обязательства. Документы по подтверждению соответствия (декларации/сертификаты, при необходимости — свидетельства о государственной регистрации) оформляются по установленным формам в аккредитованных органах сертификации.</w:t>
       </w:r>
     </w:p>
     <w:p>
@@ -3879,7 +2183,7 @@
           <w:rFonts w:ascii="Times New Roman" w:hAnsi="Times New Roman" w:cs="Times New Roman" w:eastAsia="Times New Roman"/>
           <w:sz w:val="28"/>
         </w:rPr>
-        <w:t>Производство измерений и перевод единиц (компетенция ПК 3.7). При проведении испытаний и контрольных измерений в Обществе применяются как метрические единицы, так и внесистемные единицы, принятые в отдельных отраслях (например, бар, м³/ч, ккал/ч); при подготовке отчётной документации проводится перевод в системные единицы (Па, м³/с, Вт) в соответствии с действующими стандартами.</w:t>
+        <w:t>Хранение и транспортировка (ПК 3.5). Готовое оборудование до отгрузки заказчику хранится либо у предприятий-кооперантов, либо на складских площадках в Московском регионе с защитой от атмосферных воздействий. Транспортировка идёт автомобильным или железнодорожным транспортом со специальной упаковкой и креплениями. При приёмке у изготовителя и при отгрузке заказчику отдельно проверяется правильность оформления товаросопроводительных документов.</w:t>
       </w:r>
     </w:p>
     <w:p>
@@ -3893,7 +2197,7 @@
           <w:rFonts w:ascii="Times New Roman" w:hAnsi="Times New Roman" w:cs="Times New Roman" w:eastAsia="Times New Roman"/>
           <w:sz w:val="28"/>
         </w:rPr>
-        <w:t>В ходе выполнения задачи 4 практики освоены и закреплены профессиональные компетенции ПК 1.3 (приёмка товаров по количеству и качеству — применительно к комплектующим и материалам), ПК 1.6 (участие в работе по подготовке организации к добровольной сертификации услуг), ПК 3.1, ПК 3.2, ПК 3.3, ПК 3.4, ПК 3.5, ПК 3.6, ПК 3.7, ПК 3.8 и общие компетенции ОК 02, ОК 07, ОК 09.</w:t>
+        <w:t>Соответствие санитарно-эпидемиологическим требованиям (ПК 3.6). Для решений Общества по газоочистке, водоочистке и термическому обезвреживанию отходов соответствие нормам обеспечено самой конструкцией оборудования; качество процессов оценивается по фактическим параметрам очистки и сравнивается с нормативами.</w:t>
       </w:r>
     </w:p>
     <w:p>
@@ -3907,7 +2211,21 @@
           <w:rFonts w:ascii="Times New Roman" w:hAnsi="Times New Roman" w:cs="Times New Roman" w:eastAsia="Times New Roman"/>
           <w:sz w:val="28"/>
         </w:rPr>
-        <w:t>Полученные сведения о номенклатуре, показателях качества, маркировке и сопроводительных документах продукции использованы в параграфе 2.1 ВКР (характеристика продуктового портфеля предприятия) и в параграфе 2.3 ВКР (анализ конкурентных преимуществ предприятия и проблем, связанных с отсутствием формализованного референс-листа реализованных проектов).</w:t>
+        <w:t>Измерения и единицы (ПК 3.7). При испытаниях я наблюдал применение и метрических, и внесистемных единиц, принятых в отраслях (бар, м³/ч, ккал/ч). При оформлении отчётной документации измерения переводятся в системные единицы (Па, м³/с, Вт) по действующим стандартам.</w:t>
+      </w:r>
+    </w:p>
+    <w:p>
+      <w:pPr>
+        <w:spacing w:line="360" w:lineRule="auto" w:before="0" w:after="0"/>
+        <w:ind w:firstLine="709"/>
+        <w:jc w:val="both"/>
+      </w:pPr>
+      <w:r>
+        <w:rPr>
+          <w:rFonts w:ascii="Times New Roman" w:hAnsi="Times New Roman" w:cs="Times New Roman" w:eastAsia="Times New Roman"/>
+          <w:sz w:val="28"/>
+        </w:rPr>
+        <w:t>В задаче 4 я закрепил профессиональные компетенции ПК 1.3 (приёмка комплектующих и материалов по количеству и качеству), ПК 1.6 (подготовка к добровольной сертификации услуг), ПК 3.1, ПК 3.2, ПК 3.3, ПК 3.4, ПК 3.5, ПК 3.6, ПК 3.7, ПК 3.8 и общие компетенции ОК 02, ОК 07, ОК 09. Сведения, которые я собрал по продуктовому портфелю, патентам, требованиям к качеству и маркировке, я использовал в параграфе 2.1 ВКР (характеристика продукции) и в параграфе 2.3 ВКР (анализ конкурентных преимуществ и пробелов в работе с клиентами — в первую очередь отсутствия публичного референс-листа).</w:t>
       </w:r>
     </w:p>
     <w:p>
@@ -3936,7 +2254,7 @@
           <w:rFonts w:ascii="Times New Roman" w:hAnsi="Times New Roman" w:cs="Times New Roman" w:eastAsia="Times New Roman"/>
           <w:sz w:val="28"/>
         </w:rPr>
-        <w:t>В период с 12.05.2026 по 16.05.2026 в соответствии с задачей 5 индивидуального задания на практику выполнен подбор материала в соответствии с темой выпускной квалификационной работы «Организация рекламно-информационной работы коммерческой организации и оценка её эффективности (на примере ООО „Фаст Инжиниринг“)». В рамках указанной задачи систематизированы все материалы, собранные в ходе выполнения задач 1–4 практики, и сформирован пакет первичных и аналитических данных, образующих фактическую основу второй (аналитической) главы ВКР. Параллельно выполнена подготовка документарного отчёта о прохождении практики.</w:t>
+        <w:t>С 12 по 16 мая 2026 г. я выполнял задачу 5 — подбирал материал по теме ВКР «Организация рекламно-информационной работы коммерческой организации и оценка её эффективности (на примере ООО „Фаст Инжиниринг“)» и параллельно готовил сам отчёт о практике.</w:t>
       </w:r>
     </w:p>
     <w:p>
@@ -3950,13 +2268,13 @@
           <w:rFonts w:ascii="Times New Roman" w:hAnsi="Times New Roman" w:cs="Times New Roman" w:eastAsia="Times New Roman"/>
           <w:sz w:val="28"/>
         </w:rPr>
-        <w:t>Основным результатом задачи 5 практики является систематизация выявленных проблем рекламно-информационной работы ООО «Фаст Инжиниринг». Проблемы разделены на пять групп:</w:t>
+        <w:t>Первая часть задачи — систематизация всего, что было собрано на предыдущих четырёх задачах. Я пересобрал свои записи и материалы по предприятию в единый «массив» под тему ВКР: что относится к организационно-экономической характеристике, что — к маркетинговой и коммерческой деятельности, что — к продукции и её качеству, что — к существующей рекламно-информационной работе.</w:t>
       </w:r>
     </w:p>
     <w:p>
       <w:pPr>
         <w:spacing w:line="360" w:lineRule="auto" w:before="0" w:after="0"/>
-        <w:ind w:firstLine="0" w:left="709"/>
+        <w:ind w:firstLine="709"/>
         <w:jc w:val="both"/>
       </w:pPr>
       <w:r>
@@ -3964,7 +2282,7 @@
           <w:rFonts w:ascii="Times New Roman" w:hAnsi="Times New Roman" w:cs="Times New Roman" w:eastAsia="Times New Roman"/>
           <w:sz w:val="28"/>
         </w:rPr>
-        <w:t>1) Организационно-управленческие проблемы: отсутствие выделенной маркетинговой функции и формализованной стратегии рекламно-информационной работы; отсутствие годового медиаплана и плана-графика рекламных мероприятий; отсутствие зафиксированных KPI рекламно-информационной работы и системы их регулярного мониторинга.</w:t>
+        <w:t>Вторая часть — формализация выявленных проблем рекламно-информационной работы Общества. Я разделил их на пять групп.</w:t>
       </w:r>
     </w:p>
     <w:p>
@@ -3978,7 +2296,7 @@
           <w:rFonts w:ascii="Times New Roman" w:hAnsi="Times New Roman" w:cs="Times New Roman" w:eastAsia="Times New Roman"/>
           <w:sz w:val="28"/>
         </w:rPr>
-        <w:t>2) Проблемы цифрового присутствия: устаревший с точки зрения UX и конверсии корпоративный сайт; отсутствие SEO-стратегии и платного продвижения в поиске; отсутствие представительства в социальных сетях и мессенджерах; отсутствие систем веб-аналитики и сквозной аналитики; отсутствие контент-маркетинга.</w:t>
+        <w:t>• Управленческие. Нет выделенной маркетинговой функции и стратегии; нет годового медиаплана; нет KPI рекламно-информационной работы и регулярного контроля.</w:t>
       </w:r>
     </w:p>
     <w:p>
@@ -3992,7 +2310,7 @@
           <w:rFonts w:ascii="Times New Roman" w:hAnsi="Times New Roman" w:cs="Times New Roman" w:eastAsia="Times New Roman"/>
           <w:sz w:val="28"/>
         </w:rPr>
-        <w:t>3) Проблемы офлайн-коммуникаций: недостаточная активность в отраслевой деловой прессе; несистематическое участие в специализированных выставках и конференциях; отсутствие современных мультимедийных презентационных материалов.</w:t>
+        <w:t>• Цифровое присутствие. Корпоративный сайт по UX и конверсии устарел; SEO-стратегии и платного поиска нет; представительств в соцсетях и мессенджерах нет; веб-аналитики и сквозной аналитики нет; контент-маркетинга нет.</w:t>
       </w:r>
     </w:p>
     <w:p>
@@ -4006,7 +2324,7 @@
           <w:rFonts w:ascii="Times New Roman" w:hAnsi="Times New Roman" w:cs="Times New Roman" w:eastAsia="Times New Roman"/>
           <w:sz w:val="28"/>
         </w:rPr>
-        <w:t>4) Проблемы коммерческого блока: высокая зависимость продаж от личной активности учредителя и единичных сотрудников; отсутствие референс-листа реализованных проектов как ключевого элемента доверия в B2B-сегменте; низкая конверсия из обращений в коммерческие предложения и из коммерческих предложений в договоры.</w:t>
+        <w:t>• Офлайн-коммуникации. Слабая активность в отраслевой прессе; несистематическое участие в специализированных выставках и конференциях; устаревшие презентационные материалы — нет видеообзоров и интерактивного каталога.</w:t>
       </w:r>
     </w:p>
     <w:p>
@@ -4020,13 +2338,13 @@
           <w:rFonts w:ascii="Times New Roman" w:hAnsi="Times New Roman" w:cs="Times New Roman" w:eastAsia="Times New Roman"/>
           <w:sz w:val="28"/>
         </w:rPr>
-        <w:t>5) Проблемы измеримости эффективности: отсутствие маркетингового учёта расходов на рекламно-информационную работу по каналам; невозможность раздельной оценки эффективности отдельных каналов; отсутствие данных для расчёта классических показателей эффективности (CPL, CAC, ROMI, LTV).</w:t>
+        <w:t>• Коммерческий блок. Высокая зависимость продаж от первых лиц; нет публичного референс-листа реализованных проектов (а в B2B это базовый элемент доверия); из обращения в коммерческое предложение и в подписанный договор воронка отрабатывается без формализованного процесса.</w:t>
       </w:r>
     </w:p>
     <w:p>
       <w:pPr>
         <w:spacing w:line="360" w:lineRule="auto" w:before="0" w:after="0"/>
-        <w:ind w:firstLine="709"/>
+        <w:ind w:firstLine="0" w:left="709"/>
         <w:jc w:val="both"/>
       </w:pPr>
       <w:r>
@@ -4034,7 +2352,7 @@
           <w:rFonts w:ascii="Times New Roman" w:hAnsi="Times New Roman" w:cs="Times New Roman" w:eastAsia="Times New Roman"/>
           <w:sz w:val="28"/>
         </w:rPr>
-        <w:t>Помимо систематизации проблем, в рамках задачи 5 выполнена оценка эффективности действующей рекламно-информационной работы предприятия по двум направлениям. В рамках экономической эффективности с использованием косвенных данных рассчитаны условные значения CPL, CAC и ROMI; установлено, что в 2024 г. ROMI имеет отрицательное значение в силу резкого падения выручки. В рамках коммуникативной эффективности применена модель AIDA и установлено, что коммуникативная воронка предприятия имеет «провалы» на этапах привлечения внимания и побуждения к действию при удовлетворительной работе содержательной части.</w:t>
+        <w:t>• Измеримость. Расходы на рекламно-информационную работу не разнесены по каналам; раздельную эффективность каналов оценить нельзя; данных для расчёта классических метрик (CPL, CAC, ROMI, LTV) нет.</w:t>
       </w:r>
     </w:p>
     <w:p>
@@ -4048,7 +2366,7 @@
           <w:rFonts w:ascii="Times New Roman" w:hAnsi="Times New Roman" w:cs="Times New Roman" w:eastAsia="Times New Roman"/>
           <w:sz w:val="28"/>
         </w:rPr>
-        <w:t>Соответствие задач индивидуального задания на практику и параграфов второй главы ВКР зафиксировано в Приложении А к настоящему отчёту.</w:t>
+        <w:t>Третья часть — оценка эффективности действующей рекламно-информационной работы. Я считал её по двум направлениям. По экономической эффективности на основе косвенных данных я получил условные оценки CPL, CAC и ROMI и зафиксировал, что в 2024 г. ROMI отрицательная — это закономерно при выручке в 375 тыс. руб. и нулевой валовой прибыли. По коммуникативной эффективности я применил модель AIDA и увидел, что воронка проседает на двух этапах: на привлечении внимания (Attention) и на побуждении к действию (Action), а содержательная часть (Interest, Desire) у предприятия отрабатывается лучше — за счёт глубоких технических описаний продукции на сайте.</w:t>
       </w:r>
     </w:p>
     <w:p>
@@ -4062,7 +2380,7 @@
           <w:rFonts w:ascii="Times New Roman" w:hAnsi="Times New Roman" w:cs="Times New Roman" w:eastAsia="Times New Roman"/>
           <w:sz w:val="28"/>
         </w:rPr>
-        <w:t>В качестве дополнительных материалов для подготовки ВКР проведён сбор источников учебной, научной и нормативной литературы (учебники по маркетингу и рекламной деятельности — не менее 40 наименований; периодические издания по маркетингу и B2B-продвижению; нормативные правовые акты в сфере коммерческой деятельности, рекламы и технического регулирования). Полный список использованных источников приведён в выпускной квалификационной работе.</w:t>
+        <w:t>Соответствие задач индивидуального задания на практику и параграфов второй главы ВКР я оформил отдельно в Приложении А к настоящему отчёту.</w:t>
       </w:r>
     </w:p>
     <w:p>
@@ -4076,7 +2394,7 @@
           <w:rFonts w:ascii="Times New Roman" w:hAnsi="Times New Roman" w:cs="Times New Roman" w:eastAsia="Times New Roman"/>
           <w:sz w:val="28"/>
         </w:rPr>
-        <w:t>В ходе выполнения задачи 5 практики освоены и закреплены общие компетенции ОК 01, ОК 02, ОК 03, ОК 09, а также повторно — все профессиональные компетенции, освоенные при выполнении задач 1–4, в части их применения к решению комплексной аналитической задачи.</w:t>
+        <w:t>Четвёртая часть — литература и нормативная база. Я подобрал учебники и учебные пособия по маркетингу, рекламной деятельности и коммерческой деятельности, периодические издания по маркетингу и B2B-продвижению, нормативные акты в сфере коммерции, рекламы и технического регулирования. Полный список (более 60 наименований, в том числе свыше 40 учебников и монографий) приведён в самой ВКР.</w:t>
       </w:r>
     </w:p>
     <w:p>
@@ -4090,13 +2408,13 @@
           <w:rFonts w:ascii="Times New Roman" w:hAnsi="Times New Roman" w:cs="Times New Roman" w:eastAsia="Times New Roman"/>
           <w:sz w:val="28"/>
         </w:rPr>
-        <w:t>По итогам задачи 5 сформулированы основные выводы, легшие в основу заключения второй главы ВКР:</w:t>
+        <w:t>В задаче 5 я закрепил общие компетенции ОК 01, ОК 02, ОК 03, ОК 09, а также вторично — все профессиональные компетенции, освоенные в задачах 1–4, в части их применения к комплексной аналитической задаче.</w:t>
       </w:r>
     </w:p>
     <w:p>
       <w:pPr>
         <w:spacing w:line="360" w:lineRule="auto" w:before="0" w:after="0"/>
-        <w:ind w:firstLine="0" w:left="709"/>
+        <w:ind w:firstLine="709"/>
         <w:jc w:val="both"/>
       </w:pPr>
       <w:r>
@@ -4104,7 +2422,7 @@
           <w:rFonts w:ascii="Times New Roman" w:hAnsi="Times New Roman" w:cs="Times New Roman" w:eastAsia="Times New Roman"/>
           <w:sz w:val="28"/>
         </w:rPr>
-        <w:t>1) ООО «Фаст Инжиниринг» представляет собой типичное микропредприятие B2B-сегмента, обладающее уникальной инновационной продукцией и патентной защитой, но испытывающее существенные трудности с формированием устойчивого канала привлечения новых заказчиков;</w:t>
+        <w:t>По итогам задачи 5 я сформулировал четыре основных вывода, которые потом использовал в выводах по второй главе ВКР:</w:t>
       </w:r>
     </w:p>
     <w:p>
@@ -4118,7 +2436,7 @@
           <w:rFonts w:ascii="Times New Roman" w:hAnsi="Times New Roman" w:cs="Times New Roman" w:eastAsia="Times New Roman"/>
           <w:sz w:val="28"/>
         </w:rPr>
-        <w:t>2) действующая рекламно-информационная работа предприятия носит несистемный, ограниченный характер и не использует значительной части доступных современных каналов коммуникации;</w:t>
+        <w:t>1) Общество — типичное микропредприятие B2B-сегмента с уникальной патентованной продукцией и реальной экспертизой, у которого основная сложность сейчас не на стороне производства, а на стороне привлечения новых заказчиков;</w:t>
       </w:r>
     </w:p>
     <w:p>
@@ -4132,7 +2450,7 @@
           <w:rFonts w:ascii="Times New Roman" w:hAnsi="Times New Roman" w:cs="Times New Roman" w:eastAsia="Times New Roman"/>
           <w:sz w:val="28"/>
         </w:rPr>
-        <w:t>3) существующие проблемы носят преимущественно организационный, а не финансовый характер, что создаёт благоприятные условия для последовательного совершенствования рекламно-информационной работы;</w:t>
+        <w:t>2) рекламно-информационная работа в её нынешнем виде системы не образует и значительная часть современных каналов коммуникаций не используется;</w:t>
       </w:r>
     </w:p>
     <w:p>
@@ -4146,13 +2464,13 @@
           <w:rFonts w:ascii="Times New Roman" w:hAnsi="Times New Roman" w:cs="Times New Roman" w:eastAsia="Times New Roman"/>
           <w:sz w:val="28"/>
         </w:rPr>
-        <w:t>4) выявленные в ходе практики обстоятельства позволяют рассматривать совершенствование рекламно-информационной работы предприятия как одно из ключевых направлений восстановления его коммерческой результативности и обосновывают актуальность темы выпускной квалификационной работы.</w:t>
+        <w:t>3) большинство выявленных проблем — организационные, а не финансовые, и решаются без больших затрат, но с заметным управленческим усилием;</w:t>
       </w:r>
     </w:p>
     <w:p>
       <w:pPr>
         <w:spacing w:line="360" w:lineRule="auto" w:before="0" w:after="0"/>
-        <w:ind w:firstLine="709"/>
+        <w:ind w:firstLine="0" w:left="709"/>
         <w:jc w:val="both"/>
       </w:pPr>
       <w:r>
@@ -4160,7 +2478,21 @@
           <w:rFonts w:ascii="Times New Roman" w:hAnsi="Times New Roman" w:cs="Times New Roman" w:eastAsia="Times New Roman"/>
           <w:sz w:val="28"/>
         </w:rPr>
-        <w:t>Указанные выводы составили содержательную основу параграфа 2.3 второй главы выпускной квалификационной работы и логически переходят в третью главу ВКР, в которой разработан комплекс мероприятий по совершенствованию рекламно-информационной работы ООО «Фаст Инжиниринг» с расчётом ожидаемой экономической и коммуникативной эффективности.</w:t>
+        <w:t>4) совершенствование рекламно-информационной работы — реальный инструмент восстановления выручки, а сама тема ВКР для конкретного предприятия актуальна.</w:t>
+      </w:r>
+    </w:p>
+    <w:p>
+      <w:pPr>
+        <w:spacing w:line="360" w:lineRule="auto" w:before="0" w:after="0"/>
+        <w:ind w:firstLine="709"/>
+        <w:jc w:val="both"/>
+      </w:pPr>
+      <w:r>
+        <w:rPr>
+          <w:rFonts w:ascii="Times New Roman" w:hAnsi="Times New Roman" w:cs="Times New Roman" w:eastAsia="Times New Roman"/>
+          <w:sz w:val="28"/>
+        </w:rPr>
+        <w:t>Эти выводы стали базой для параграфа 2.3 ВКР и логического перехода к третьей главе, где разработан медиаплан и расчёт ожидаемой эффективности.</w:t>
       </w:r>
     </w:p>
     <w:p>
@@ -4190,7 +2522,7 @@
           <w:rFonts w:ascii="Times New Roman" w:hAnsi="Times New Roman" w:cs="Times New Roman" w:eastAsia="Times New Roman"/>
           <w:sz w:val="28"/>
         </w:rPr>
-        <w:t>По итогам прохождения производственной практики (преддипломной) в ООО «Фаст Инжиниринг» в период с 20 апреля 2026 г. по 16 мая 2026 г. в объёме 144 часов выполнены все задачи, предусмотренные программой и индивидуальным заданием на практику. Все формируемые в рамках практики компетенции освоены, получены следующие основные результаты.</w:t>
+        <w:t>За 144 часа практики в ООО «Фаст Инжиниринг» с 20 апреля по 16 мая 2026 г. я выполнил все пять задач индивидуального задания и закрыл программу преддипломной практики.</w:t>
       </w:r>
     </w:p>
     <w:p>
@@ -4204,7 +2536,7 @@
           <w:rFonts w:ascii="Times New Roman" w:hAnsi="Times New Roman" w:cs="Times New Roman" w:eastAsia="Times New Roman"/>
           <w:sz w:val="28"/>
         </w:rPr>
-        <w:t>В процессе подготовки отчёта я научился(ась): формировать организационно-экономическую характеристику коммерческой организации; анализировать финансово-хозяйственную деятельность предприятия на основе бухгалтерской отчётности; описывать организацию экономической и маркетинговой деятельности; идентифицировать и оценивать каналы рекламно-информационной работы; исследовать коммерческую деятельность предприятия и сбытовую политику; формировать перечень показателей качества продукции и описывать порядок маркировки и оформления товаросопроводительных документов; систематизировать собранные материалы для подготовки выпускной квалификационной работы.</w:t>
+        <w:t>Чему я научился: формировать организационно-экономическую характеристику коммерческой организации; читать и интерпретировать бухгалтерскую отчётность; описывать организацию экономической и маркетинговой деятельности; выявлять и оценивать каналы рекламно-информационной работы; разбираться в коммерческой деятельности и сбытовой политике; формализовать показатели качества продукции и описывать порядок маркировки и оформления товаросопроводительных документов; систематизировать собранный материал под задачи выпускной квалификационной работы.</w:t>
       </w:r>
     </w:p>
     <w:p>
@@ -4218,7 +2550,7 @@
           <w:rFonts w:ascii="Times New Roman" w:hAnsi="Times New Roman" w:cs="Times New Roman" w:eastAsia="Times New Roman"/>
           <w:sz w:val="28"/>
         </w:rPr>
-        <w:t>В ходе практики проявил(а) знания в области: основ коммерческой деятельности и менеджмента; основ маркетинга и рекламной деятельности; нормативных правовых актов Российской Федерации и Таможенного союза в сфере коммерции, рекламы, бухгалтерского учёта, технического регулирования и сертификации продукции; стандартов оценки экономической и коммуникативной эффективности рекламно-информационной работы; особенностей организации коммерческой деятельности микропредприятия B2B-сегмента, выпускающего сложную инжиниринговую продукцию.</w:t>
+        <w:t>Какие знания я применил: основы коммерческой деятельности и менеджмента; основы маркетинга и рекламной деятельности; нормативно-правовую базу Российской Федерации и Таможенного союза по коммерции, рекламе, бухучёту, техническому регулированию; стандартные подходы к оценке экономической и коммуникативной эффективности рекламно-информационной работы; особенности коммерческой работы микропредприятия B2B-сегмента, выпускающего сложную инжиниринговую продукцию.</w:t>
       </w:r>
     </w:p>
     <w:p>
@@ -4232,7 +2564,7 @@
           <w:rFonts w:ascii="Times New Roman" w:hAnsi="Times New Roman" w:cs="Times New Roman" w:eastAsia="Times New Roman"/>
           <w:sz w:val="28"/>
         </w:rPr>
-        <w:t>В период практики подтвердил(а) уровень владения: методами анализа финансово-хозяйственной деятельности; приёмами маркетингового анализа (SWOT-анализ, описание каналов маркетинговых коммуникаций, выявление видов спроса и типов маркетинга); методами систематизации и интерпретации экономической информации; приёмами делового и управленческого общения при взаимодействии с руководителем практики и сотрудниками предприятия; навыками оформления отчётной документации в соответствии с требованиями образовательной организации.</w:t>
+        <w:t>Чем я владею на практике: методами анализа финансово-хозяйственной деятельности; приёмами маркетингового анализа (SWOT, описание каналов, выявление видов спроса и типов маркетинга); навыками систематизации и интерпретации экономической информации; деловым и управленческим общением при взаимодействии с руководителем практики и сотрудниками предприятия; оформлением отчётной документации по требованиям учебного заведения.</w:t>
       </w:r>
     </w:p>
     <w:p>
@@ -4246,7 +2578,7 @@
           <w:rFonts w:ascii="Times New Roman" w:hAnsi="Times New Roman" w:cs="Times New Roman" w:eastAsia="Times New Roman"/>
           <w:sz w:val="28"/>
         </w:rPr>
-        <w:t>В процессе подготовки и написания отчёта продемонстрировал(а) умения: использовать данные бухгалтерского учёта для анализа результатов коммерческой деятельности; рассчитывать основные экономические показатели работы организации; выявлять виды спроса и типы маркетинга, соответствующие целям организации; обосновывать целесообразность применения маркетинговых коммуникаций; реализовывать сбытовую политику предприятия в пределах должностных обязанностей; оценивать конкурентоспособность продукции и конкурентные преимущества организации; работать с документами по подтверждению соответствия и принимать участие в мероприятиях по контролю; пользоваться профессиональной документацией; систематизировать собранный фактический материал и формулировать аналитические выводы.</w:t>
+        <w:t>Что я умею делать: использовать данные бухгалтерского учёта для анализа результатов коммерческой деятельности; рассчитывать основные экономические показатели работы организации; идентифицировать виды спроса и типы маркетинга, отвечающие целям организации; обосновывать применение тех или иных маркетинговых коммуникаций; реализовывать сбытовую политику в пределах должностных обязанностей; оценивать конкурентоспособность продукции и конкурентные преимущества организации; работать с документами по подтверждению соответствия; пользоваться профессиональной документацией; систематизировать первичный материал и формулировать аналитические выводы.</w:t>
       </w:r>
     </w:p>
     <w:p>
@@ -4260,7 +2592,7 @@
           <w:rFonts w:ascii="Times New Roman" w:hAnsi="Times New Roman" w:cs="Times New Roman" w:eastAsia="Times New Roman"/>
           <w:sz w:val="28"/>
         </w:rPr>
-        <w:t>В ходе практики освоены общие компетенции ОК 01 — ОК 09, предусмотренные ФГОС СПО 38.02.04 «Коммерция (по отраслям)», и профессиональные компетенции видов деятельности ВД1 «Организация и управление торгово-сбытовой деятельностью» (ПК 1.1, 1.3 — 1.7), ВД2 «Организация и проведение экономической и маркетинговой деятельности» (ПК 2.1 — 2.9) и ВД3 «Управление ассортиментом, оценка качества и обеспечение сохраняемости товаров» (ПК 3.1 — 3.8). Сводная характеристика освоения профессиональных и общих компетенций оформляется в характеристике на студента, выдаваемой руководителем практики от организации.</w:t>
+        <w:t>В ходе практики я освоил общие компетенции ОК 01–ОК 09 и профессиональные компетенции по видам деятельности ВД1 «Организация и управление торгово-сбытовой деятельностью» (ПК 1.1, 1.3–1.7), ВД2 «Организация и проведение экономической и маркетинговой деятельности» (ПК 2.1–2.9) и ВД3 «Управление ассортиментом, оценка качества и обеспечение сохраняемости товаров» (ПК 3.1–3.8). Сводная характеристика освоения компетенций оформляется руководителем практики от организации в характеристике на студента.</w:t>
       </w:r>
     </w:p>
     <w:p>
@@ -4274,7 +2606,7 @@
           <w:rFonts w:ascii="Times New Roman" w:hAnsi="Times New Roman" w:cs="Times New Roman" w:eastAsia="Times New Roman"/>
           <w:sz w:val="28"/>
         </w:rPr>
-        <w:t>Дополнительной целью практики являлся подбор материала в соответствии с темой выпускной квалификационной работы «Организация рекламно-информационной работы коммерческой организации и оценка её эффективности (на примере ООО „Фаст Инжиниринг“)». Эта цель достигнута: сформирован полный комплект первичных и аналитических данных, образующих фактическую основу второй главы выпускной квалификационной работы. Соответствие задач практики параграфам второй главы ВКР зафиксировано в Приложении А к настоящему отчёту: задача 1 практики служит источником материала для параграфа 2.1 ВКР; задачи 2 и 3 практики — для параграфа 2.2 ВКР; задача 4 практики — для параграфа 2.1 ВКР в части продуктового портфеля предприятия и для параграфа 2.3 ВКР в части анализа конкурентных преимуществ; задача 5 практики — для параграфа 2.3 ВКР и для выводов по второй главе ВКР.</w:t>
+        <w:t>Дополнительная цель практики — собрать материалы под тему ВКР — выполнена. По всем пяти задачам собран фактический и аналитический материал, который образует базу для второй главы ВКР. Привязка задач к параграфам главы зафиксирована в Приложении А: задача 1 поставляет материал для параграфа 2.1; задачи 2 и 3 — для параграфа 2.2; задача 4 — для параграфа 2.1 (продуктовый портфель) и для параграфа 2.3 (анализ конкурентных преимуществ); задача 5 — для параграфа 2.3 и для выводов по второй главе.</w:t>
       </w:r>
     </w:p>
     <w:p>
@@ -4288,7 +2620,7 @@
           <w:rFonts w:ascii="Times New Roman" w:hAnsi="Times New Roman" w:cs="Times New Roman" w:eastAsia="Times New Roman"/>
           <w:sz w:val="28"/>
         </w:rPr>
-        <w:t>В ходе практики также выявлены ключевые проблемы организации рекламно-информационной работы ООО «Фаст Инжиниринг» (отсутствие выделенной маркетинговой функции и формализованной стратегии; ограниченное цифровое присутствие; устаревший корпоративный сайт; отсутствие маркетинговой аналитики; высокая зависимость продаж от персональной активности первых лиц), которые согласованы с руководителем практики от организации и легли в основу формулировки направлений совершенствования рекламно-информационной работы предприятия, рассмотренных в третьей главе ВКР.</w:t>
+        <w:t>Я также лично зафиксировал ключевые проблемы рекламно-информационной работы Общества — отсутствие выделенной маркетинговой функции и стратегии, ограниченное цифровое присутствие, устаревший корпоративный сайт, отсутствие маркетинговой аналитики, высокую зависимость продаж от первых лиц. Эти проблемы согласованы с руководителем практики от организации и легли в основу направлений совершенствования, разработанных в третьей главе ВКР.</w:t>
       </w:r>
     </w:p>
     <w:p>
@@ -4302,7 +2634,7 @@
           <w:rFonts w:ascii="Times New Roman" w:hAnsi="Times New Roman" w:cs="Times New Roman" w:eastAsia="Times New Roman"/>
           <w:sz w:val="28"/>
         </w:rPr>
-        <w:t>Считаю, что цель производственной практики (преддипломной) — освоение видов профессиональной деятельности по специальности 38.02.04 «Коммерция (по отраслям)», систематизация, обобщение, закрепление и углубление знаний и умений, формирование общих и профессиональных компетенций, а также сбор материалов для подготовки выпускной квалификационной работы — достигнута в полном объёме.</w:t>
+        <w:t>Цель преддипломной практики — освоить виды профессиональной деятельности по специальности 38.02.04 «Коммерция (по отраслям)», обобщить и закрепить знания и умения, сформировать общие и профессиональные компетенции, собрать материал для ВКР — достигнута полностью.</w:t>
       </w:r>
     </w:p>
     <w:p>
@@ -4339,7 +2671,7 @@
     <w:p>
       <w:pPr>
         <w:spacing w:line="360" w:lineRule="auto" w:before="0" w:after="0"/>
-        <w:ind w:firstLine="709"/>
+        <w:ind w:firstLine="0" w:left="709"/>
         <w:jc w:val="both"/>
       </w:pPr>
       <w:r>
@@ -4347,13 +2679,13 @@
           <w:rFonts w:ascii="Times New Roman" w:hAnsi="Times New Roman" w:cs="Times New Roman" w:eastAsia="Times New Roman"/>
           <w:sz w:val="28"/>
         </w:rPr>
-        <w:t>1. Конституция Российской Федерации (принята всенародным голосованием 12.12.1993, с изм., одобренными в ходе общероссийского голосования 01.07.2020).</w:t>
+        <w:t>• Конституция Российской Федерации (12.12.1993, с изм. 01.07.2020).</w:t>
       </w:r>
     </w:p>
     <w:p>
       <w:pPr>
         <w:spacing w:line="360" w:lineRule="auto" w:before="0" w:after="0"/>
-        <w:ind w:firstLine="709"/>
+        <w:ind w:firstLine="0" w:left="709"/>
         <w:jc w:val="both"/>
       </w:pPr>
       <w:r>
@@ -4361,13 +2693,13 @@
           <w:rFonts w:ascii="Times New Roman" w:hAnsi="Times New Roman" w:cs="Times New Roman" w:eastAsia="Times New Roman"/>
           <w:sz w:val="28"/>
         </w:rPr>
-        <w:t>2. Гражданский кодекс Российской Федерации (части первая, вторая, третья, четвёртая).</w:t>
+        <w:t>• Гражданский кодекс РФ (части первая, вторая, третья, четвёртая).</w:t>
       </w:r>
     </w:p>
     <w:p>
       <w:pPr>
         <w:spacing w:line="360" w:lineRule="auto" w:before="0" w:after="0"/>
-        <w:ind w:firstLine="709"/>
+        <w:ind w:firstLine="0" w:left="709"/>
         <w:jc w:val="both"/>
       </w:pPr>
       <w:r>
@@ -4375,13 +2707,13 @@
           <w:rFonts w:ascii="Times New Roman" w:hAnsi="Times New Roman" w:cs="Times New Roman" w:eastAsia="Times New Roman"/>
           <w:sz w:val="28"/>
         </w:rPr>
-        <w:t>3. Налоговый кодекс Российской Федерации (части первая, вторая).</w:t>
+        <w:t>• Налоговый кодекс РФ (части первая, вторая).</w:t>
       </w:r>
     </w:p>
     <w:p>
       <w:pPr>
         <w:spacing w:line="360" w:lineRule="auto" w:before="0" w:after="0"/>
-        <w:ind w:firstLine="709"/>
+        <w:ind w:firstLine="0" w:left="709"/>
         <w:jc w:val="both"/>
       </w:pPr>
       <w:r>
@@ -4389,13 +2721,13 @@
           <w:rFonts w:ascii="Times New Roman" w:hAnsi="Times New Roman" w:cs="Times New Roman" w:eastAsia="Times New Roman"/>
           <w:sz w:val="28"/>
         </w:rPr>
-        <w:t>4. Трудовой кодекс Российской Федерации.</w:t>
+        <w:t>• Трудовой кодекс РФ.</w:t>
       </w:r>
     </w:p>
     <w:p>
       <w:pPr>
         <w:spacing w:line="360" w:lineRule="auto" w:before="0" w:after="0"/>
-        <w:ind w:firstLine="709"/>
+        <w:ind w:firstLine="0" w:left="709"/>
         <w:jc w:val="both"/>
       </w:pPr>
       <w:r>
@@ -4403,13 +2735,13 @@
           <w:rFonts w:ascii="Times New Roman" w:hAnsi="Times New Roman" w:cs="Times New Roman" w:eastAsia="Times New Roman"/>
           <w:sz w:val="28"/>
         </w:rPr>
-        <w:t>5. Федеральный закон от 08.02.1998 № 14-ФЗ «Об обществах с ограниченной ответственностью».</w:t>
+        <w:t>• Федеральный закон от 08.02.1998 № 14-ФЗ «Об обществах с ограниченной ответственностью».</w:t>
       </w:r>
     </w:p>
     <w:p>
       <w:pPr>
         <w:spacing w:line="360" w:lineRule="auto" w:before="0" w:after="0"/>
-        <w:ind w:firstLine="709"/>
+        <w:ind w:firstLine="0" w:left="709"/>
         <w:jc w:val="both"/>
       </w:pPr>
       <w:r>
@@ -4417,13 +2749,13 @@
           <w:rFonts w:ascii="Times New Roman" w:hAnsi="Times New Roman" w:cs="Times New Roman" w:eastAsia="Times New Roman"/>
           <w:sz w:val="28"/>
         </w:rPr>
-        <w:t>6. Федеральный закон от 08.08.2001 № 129-ФЗ «О государственной регистрации юридических лиц и индивидуальных предпринимателей».</w:t>
+        <w:t>• Федеральный закон от 08.08.2001 № 129-ФЗ «О государственной регистрации юридических лиц и индивидуальных предпринимателей».</w:t>
       </w:r>
     </w:p>
     <w:p>
       <w:pPr>
         <w:spacing w:line="360" w:lineRule="auto" w:before="0" w:after="0"/>
-        <w:ind w:firstLine="709"/>
+        <w:ind w:firstLine="0" w:left="709"/>
         <w:jc w:val="both"/>
       </w:pPr>
       <w:r>
@@ -4431,13 +2763,13 @@
           <w:rFonts w:ascii="Times New Roman" w:hAnsi="Times New Roman" w:cs="Times New Roman" w:eastAsia="Times New Roman"/>
           <w:sz w:val="28"/>
         </w:rPr>
-        <w:t>7. Федеральный закон от 24.07.2007 № 209-ФЗ «О развитии малого и среднего предпринимательства в Российской Федерации».</w:t>
+        <w:t>• Федеральный закон от 24.07.2007 № 209-ФЗ «О развитии малого и среднего предпринимательства в Российской Федерации».</w:t>
       </w:r>
     </w:p>
     <w:p>
       <w:pPr>
         <w:spacing w:line="360" w:lineRule="auto" w:before="0" w:after="0"/>
-        <w:ind w:firstLine="709"/>
+        <w:ind w:firstLine="0" w:left="709"/>
         <w:jc w:val="both"/>
       </w:pPr>
       <w:r>
@@ -4445,13 +2777,13 @@
           <w:rFonts w:ascii="Times New Roman" w:hAnsi="Times New Roman" w:cs="Times New Roman" w:eastAsia="Times New Roman"/>
           <w:sz w:val="28"/>
         </w:rPr>
-        <w:t>8. Федеральный закон от 13.03.2006 № 38-ФЗ «О рекламе».</w:t>
+        <w:t>• Федеральный закон от 13.03.2006 № 38-ФЗ «О рекламе».</w:t>
       </w:r>
     </w:p>
     <w:p>
       <w:pPr>
         <w:spacing w:line="360" w:lineRule="auto" w:before="0" w:after="0"/>
-        <w:ind w:firstLine="709"/>
+        <w:ind w:firstLine="0" w:left="709"/>
         <w:jc w:val="both"/>
       </w:pPr>
       <w:r>
@@ -4459,13 +2791,13 @@
           <w:rFonts w:ascii="Times New Roman" w:hAnsi="Times New Roman" w:cs="Times New Roman" w:eastAsia="Times New Roman"/>
           <w:sz w:val="28"/>
         </w:rPr>
-        <w:t>9. Федеральный закон от 26.07.2006 № 135-ФЗ «О защите конкуренции».</w:t>
+        <w:t>• Федеральный закон от 26.07.2006 № 135-ФЗ «О защите конкуренции».</w:t>
       </w:r>
     </w:p>
     <w:p>
       <w:pPr>
         <w:spacing w:line="360" w:lineRule="auto" w:before="0" w:after="0"/>
-        <w:ind w:firstLine="709"/>
+        <w:ind w:firstLine="0" w:left="709"/>
         <w:jc w:val="both"/>
       </w:pPr>
       <w:r>
@@ -4473,13 +2805,13 @@
           <w:rFonts w:ascii="Times New Roman" w:hAnsi="Times New Roman" w:cs="Times New Roman" w:eastAsia="Times New Roman"/>
           <w:sz w:val="28"/>
         </w:rPr>
-        <w:t>10. Федеральный закон от 06.12.2011 № 402-ФЗ «О бухгалтерском учёте».</w:t>
+        <w:t>• Федеральный закон от 06.12.2011 № 402-ФЗ «О бухгалтерском учёте».</w:t>
       </w:r>
     </w:p>
     <w:p>
       <w:pPr>
         <w:spacing w:line="360" w:lineRule="auto" w:before="0" w:after="0"/>
-        <w:ind w:firstLine="709"/>
+        <w:ind w:firstLine="0" w:left="709"/>
         <w:jc w:val="both"/>
       </w:pPr>
       <w:r>
@@ -4487,13 +2819,13 @@
           <w:rFonts w:ascii="Times New Roman" w:hAnsi="Times New Roman" w:cs="Times New Roman" w:eastAsia="Times New Roman"/>
           <w:sz w:val="28"/>
         </w:rPr>
-        <w:t>11. Федеральный закон от 27.12.2002 № 184-ФЗ «О техническом регулировании».</w:t>
+        <w:t>• Федеральный закон от 27.12.2002 № 184-ФЗ «О техническом регулировании».</w:t>
       </w:r>
     </w:p>
     <w:p>
       <w:pPr>
         <w:spacing w:line="360" w:lineRule="auto" w:before="0" w:after="0"/>
-        <w:ind w:firstLine="709"/>
+        <w:ind w:firstLine="0" w:left="709"/>
         <w:jc w:val="both"/>
       </w:pPr>
       <w:r>
@@ -4501,13 +2833,13 @@
           <w:rFonts w:ascii="Times New Roman" w:hAnsi="Times New Roman" w:cs="Times New Roman" w:eastAsia="Times New Roman"/>
           <w:sz w:val="28"/>
         </w:rPr>
-        <w:t>12. Технический регламент Таможенного союза «О безопасности машин и оборудования» (ТР ТС 010/2011).</w:t>
+        <w:t>• Технический регламент Таможенного союза «О безопасности машин и оборудования» (ТР ТС 010/2011).</w:t>
       </w:r>
     </w:p>
     <w:p>
       <w:pPr>
         <w:spacing w:line="360" w:lineRule="auto" w:before="0" w:after="0"/>
-        <w:ind w:firstLine="709"/>
+        <w:ind w:firstLine="0" w:left="709"/>
         <w:jc w:val="both"/>
       </w:pPr>
       <w:r>
@@ -4515,13 +2847,13 @@
           <w:rFonts w:ascii="Times New Roman" w:hAnsi="Times New Roman" w:cs="Times New Roman" w:eastAsia="Times New Roman"/>
           <w:sz w:val="28"/>
         </w:rPr>
-        <w:t>13. ГОСТ 2.601 «ЕСКД. Эксплуатационные документы».</w:t>
+        <w:t>• ГОСТ 2.601 «ЕСКД. Эксплуатационные документы».</w:t>
       </w:r>
     </w:p>
     <w:p>
       <w:pPr>
         <w:spacing w:line="360" w:lineRule="auto" w:before="0" w:after="0"/>
-        <w:ind w:firstLine="709"/>
+        <w:ind w:firstLine="0" w:left="709"/>
         <w:jc w:val="both"/>
       </w:pPr>
       <w:r>
@@ -4529,7 +2861,7 @@
           <w:rFonts w:ascii="Times New Roman" w:hAnsi="Times New Roman" w:cs="Times New Roman" w:eastAsia="Times New Roman"/>
           <w:sz w:val="28"/>
         </w:rPr>
-        <w:t>14. ГОСТ 26653 «Подготовка генеральных грузов к транспортированию».</w:t>
+        <w:t>• ГОСТ 26653 «Подготовка генеральных грузов к транспортированию».</w:t>
       </w:r>
     </w:p>
     <w:p>
@@ -4544,7 +2876,7 @@
           <w:b/>
           <w:sz w:val="28"/>
         </w:rPr>
-        <w:t>Приложение 2. Организационная структура управления ООО «Фаст Инжиниринг»</w:t>
+        <w:t>Приложение 2. Организационная структура управления</w:t>
       </w:r>
     </w:p>
     <w:p>
@@ -4558,37 +2890,19 @@
           <w:rFonts w:ascii="Times New Roman" w:hAnsi="Times New Roman" w:cs="Times New Roman" w:eastAsia="Times New Roman"/>
           <w:sz w:val="28"/>
         </w:rPr>
-        <w:t xml:space="preserve">                    ┌──────────────────────────────────┐</w:t>
+        <w:t xml:space="preserve">                        ОБЩЕЕ СОБРАНИЕ УЧРЕДИТЕЛЕЙ</w:t>
         <w:br/>
-        <w:t xml:space="preserve">                    │        ОБЩЕЕ СОБРАНИЕ            │</w:t>
+        <w:t xml:space="preserve">                                  │</w:t>
         <w:br/>
-        <w:t xml:space="preserve">                    │         УЧРЕДИТЕЛЕЙ              │</w:t>
+        <w:t xml:space="preserve">                              ПРЕЗИДЕНТ</w:t>
         <w:br/>
-        <w:t xml:space="preserve">                    └────────────────┬─────────────────┘</w:t>
+        <w:t xml:space="preserve">        ┌──────────────┬───────────┴───────────┬──────────────┐</w:t>
         <w:br/>
-        <w:t xml:space="preserve">                                     │</w:t>
+        <w:t xml:space="preserve">   Научно-      Производственно-         Коммерческий      Бухгалтерия</w:t>
         <w:br/>
-        <w:t xml:space="preserve">                    ┌────────────────▼─────────────────┐</w:t>
+        <w:t>конструкторский   технологический             блок            и АХО</w:t>
         <w:br/>
-        <w:t xml:space="preserve">                    │           ПРЕЗИДЕНТ              │</w:t>
-        <w:br/>
-        <w:t xml:space="preserve">                    │       (единоличный                │</w:t>
-        <w:br/>
-        <w:t xml:space="preserve">                    │      исполнительный орган)       │</w:t>
-        <w:br/>
-        <w:t xml:space="preserve">                    └─┬──────────┬───────────┬────────┬┘</w:t>
-        <w:br/>
-        <w:t xml:space="preserve">                      │          │           │        │</w:t>
-        <w:br/>
-        <w:t xml:space="preserve">        ┌─────────────▼┐  ┌──────▼──────┐ ┌──▼─────┐ ┌▼────────────┐</w:t>
-        <w:br/>
-        <w:t xml:space="preserve">        │  Научно-     │  │ Производств.│ │Коммерч.│ │ Бухгалтерия │</w:t>
-        <w:br/>
-        <w:t xml:space="preserve">        │ конструктор- │  │    блок     │ │  блок  │ │    и АХО    │</w:t>
-        <w:br/>
-        <w:t xml:space="preserve">        │ ский блок    │  │             │ │        │ │             │</w:t>
-        <w:br/>
-        <w:t xml:space="preserve">        └──────────────┘  └─────────────┘ └────────┘ └─────────────┘</w:t>
+        <w:t xml:space="preserve">     блок              блок</w:t>
       </w:r>
     </w:p>
     <w:p>
@@ -4602,7 +2916,7 @@
           <w:rFonts w:ascii="Times New Roman" w:hAnsi="Times New Roman" w:cs="Times New Roman" w:eastAsia="Times New Roman"/>
           <w:sz w:val="28"/>
         </w:rPr>
-        <w:t>Маркетинговая и рекламно-информационная функция в самостоятельное подразделение не выделена; распределена между президентом и сотрудниками коммерческого блока.</w:t>
+        <w:t>Маркетинговая и рекламно-информационная функция отдельным подразделением не выделена и закреплена за президентом и сотрудниками коммерческого блока.</w:t>
       </w:r>
     </w:p>
     <w:p>
@@ -4617,7 +2931,7 @@
           <w:b/>
           <w:sz w:val="28"/>
         </w:rPr>
-        <w:t>Приложение А. Соответствие задач индивидуального задания на производственную практику (преддипломную) и параграфов второй главы ВКР</w:t>
+        <w:t>Приложение А. Соответствие задач индивидуального задания на практику и параграфов второй главы ВКР</w:t>
       </w:r>
     </w:p>
     <w:tbl>
@@ -4668,7 +2982,7 @@
                 <w:b/>
                 <w:sz w:val="24"/>
               </w:rPr>
-              <w:t>Задача индивидуального задания на практику</w:t>
+              <w:t>Задача индивидуального задания</w:t>
             </w:r>
           </w:p>
         </w:tc>
@@ -4687,7 +3001,7 @@
                 <w:b/>
                 <w:sz w:val="24"/>
               </w:rPr>
-              <w:t>Период</w:t>
+              <w:t>Срок</w:t>
             </w:r>
           </w:p>
         </w:tc>
@@ -4725,7 +3039,7 @@
                 <w:b/>
                 <w:sz w:val="24"/>
               </w:rPr>
-              <w:t>Использованные данные</w:t>
+              <w:t>Что использовано</w:t>
             </w:r>
           </w:p>
         </w:tc>
@@ -4817,7 +3131,7 @@
                 <w:rFonts w:ascii="Times New Roman" w:hAnsi="Times New Roman"/>
                 <w:sz w:val="24"/>
               </w:rPr>
-              <w:t>Учредительные документы, выписка из ЕГРЮЛ, оргструктура, штатное расписание, бухгалтерская отчётность 2022–2024 гг.</w:t>
+              <w:t>Учредительные документы, выписка из ЕГРЮЛ, организационная структура, штатное расписание, отчётность за 2022–2024 гг.</w:t>
             </w:r>
           </w:p>
         </w:tc>
@@ -4855,7 +3169,7 @@
                 <w:rFonts w:ascii="Times New Roman" w:hAnsi="Times New Roman"/>
                 <w:sz w:val="24"/>
               </w:rPr>
-              <w:t>Описать организацию экономической и маркетинговой деятельности предприятия</w:t>
+              <w:t>Описать организацию экономической и маркетинговой деятельности</w:t>
             </w:r>
           </w:p>
         </w:tc>
@@ -4909,7 +3223,7 @@
                 <w:rFonts w:ascii="Times New Roman" w:hAnsi="Times New Roman"/>
                 <w:sz w:val="24"/>
               </w:rPr>
-              <w:t>Учётная политика, ценообразование, перечень используемых каналов рекламно-информационной работы, оценка маркетинговых коммуникаций, виды спроса и тип маркетинга</w:t>
+              <w:t>Учётная политика, ценообразование, перечень каналов рекламно-информационной работы, оценка маркетинговых коммуникаций, виды спроса и тип маркетинга</w:t>
             </w:r>
           </w:p>
         </w:tc>
@@ -4947,7 +3261,7 @@
                 <w:rFonts w:ascii="Times New Roman" w:hAnsi="Times New Roman"/>
                 <w:sz w:val="24"/>
               </w:rPr>
-              <w:t>Исследовать и описать коммерческую деятельность предприятия</w:t>
+              <w:t>Исследовать и описать коммерческую деятельность</w:t>
             </w:r>
           </w:p>
         </w:tc>
@@ -5001,7 +3315,7 @@
                 <w:rFonts w:ascii="Times New Roman" w:hAnsi="Times New Roman"/>
                 <w:sz w:val="24"/>
               </w:rPr>
-              <w:t>Установление контактов с партнёрами, заключение договоров и контроль их исполнения, претензионная работа, сбытовая политика, конкурентоспособность продукции</w:t>
+              <w:t>Установление контактов, договоры и контроль их исполнения, претензионная работа, сбытовая политика, конкурентоспособность</w:t>
             </w:r>
           </w:p>
         </w:tc>
@@ -5093,7 +3407,7 @@
                 <w:rFonts w:ascii="Times New Roman" w:hAnsi="Times New Roman"/>
                 <w:sz w:val="24"/>
               </w:rPr>
-              <w:t>Номенклатура продукции, показатели качества, ТУ, протоколы испытаний, патенты, требования к маркировке (ТР ТС 010/2011), порядок оформления сопроводительных документов</w:t>
+              <w:t>Номенклатура, показатели качества, ТУ, протоколы испытаний, патенты, требования ТР ТС 010/2011, сопроводительные документы</w:t>
             </w:r>
           </w:p>
         </w:tc>
@@ -5131,7 +3445,7 @@
                 <w:rFonts w:ascii="Times New Roman" w:hAnsi="Times New Roman"/>
                 <w:sz w:val="24"/>
               </w:rPr>
-              <w:t>Подбор материала в соответствии с темой ВКР</w:t>
+              <w:t>Подбор материала по теме ВКР</w:t>
             </w:r>
           </w:p>
         </w:tc>
@@ -5185,7 +3499,7 @@
                 <w:rFonts w:ascii="Times New Roman" w:hAnsi="Times New Roman"/>
                 <w:sz w:val="24"/>
               </w:rPr>
-              <w:t>Систематизация собранных данных, расчёт условных значений CPL, CAC, ROMI, оценка по модели AIDA, перечень из 5 групп проблем</w:t>
+              <w:t>Систематизация данных, расчёт условных значений CPL/CAC/ROMI, оценка по AIDA, перечень из 5 групп проблем</w:t>
             </w:r>
           </w:p>
         </w:tc>
@@ -5203,7 +3517,7 @@
           <w:b/>
           <w:sz w:val="28"/>
         </w:rPr>
-        <w:t>Приложение Б. Финансово-экономические показатели ООО «Фаст Инжиниринг» в 2022–2024 гг.</w:t>
+        <w:t>Приложение Б. Финансово-экономические показатели за 2022–2024 гг.</w:t>
       </w:r>
     </w:p>
     <w:tbl>
@@ -5234,7 +3548,7 @@
                 <w:b/>
                 <w:sz w:val="24"/>
               </w:rPr>
-              <w:t>Показатель</w:t>
+              <w:t>Показатель, тыс. руб.</w:t>
             </w:r>
           </w:p>
         </w:tc>
@@ -5253,7 +3567,7 @@
                 <w:b/>
                 <w:sz w:val="24"/>
               </w:rPr>
-              <w:t>2022 г.</w:t>
+              <w:t>2022</w:t>
             </w:r>
           </w:p>
         </w:tc>
@@ -5272,7 +3586,7 @@
                 <w:b/>
                 <w:sz w:val="24"/>
               </w:rPr>
-              <w:t>2023 г.</w:t>
+              <w:t>2023</w:t>
             </w:r>
           </w:p>
         </w:tc>
@@ -5291,7 +3605,7 @@
                 <w:b/>
                 <w:sz w:val="24"/>
               </w:rPr>
-              <w:t>2024 г.</w:t>
+              <w:t>2024</w:t>
             </w:r>
           </w:p>
         </w:tc>
@@ -5311,7 +3625,7 @@
                 <w:rFonts w:ascii="Times New Roman" w:hAnsi="Times New Roman"/>
                 <w:sz w:val="24"/>
               </w:rPr>
-              <w:t>Выручка, тыс. руб.</w:t>
+              <w:t>Выручка</w:t>
             </w:r>
           </w:p>
         </w:tc>
@@ -5385,7 +3699,7 @@
                 <w:rFonts w:ascii="Times New Roman" w:hAnsi="Times New Roman"/>
                 <w:sz w:val="24"/>
               </w:rPr>
-              <w:t>Себестоимость продаж, тыс. руб.</w:t>
+              <w:t>Себестоимость продаж</w:t>
             </w:r>
           </w:p>
         </w:tc>
@@ -5459,7 +3773,7 @@
                 <w:rFonts w:ascii="Times New Roman" w:hAnsi="Times New Roman"/>
                 <w:sz w:val="24"/>
               </w:rPr>
-              <w:t>Валовая прибыль, тыс. руб.</w:t>
+              <w:t>Валовая прибыль</w:t>
             </w:r>
           </w:p>
         </w:tc>
@@ -5533,7 +3847,7 @@
                 <w:rFonts w:ascii="Times New Roman" w:hAnsi="Times New Roman"/>
                 <w:sz w:val="24"/>
               </w:rPr>
-              <w:t>Чистая прибыль (убыток), тыс. руб.</w:t>
+              <w:t>Чистая прибыль (убыток)</w:t>
             </w:r>
           </w:p>
         </w:tc>
@@ -5607,7 +3921,7 @@
                 <w:rFonts w:ascii="Times New Roman" w:hAnsi="Times New Roman"/>
                 <w:sz w:val="24"/>
               </w:rPr>
-              <w:t>Среднесписочная численность, чел.</w:t>
+              <w:t>ССЧ, чел.</w:t>
             </w:r>
           </w:p>
         </w:tc>
@@ -5678,7 +3992,7 @@
           <w:rFonts w:ascii="Times New Roman" w:hAnsi="Times New Roman" w:cs="Times New Roman" w:eastAsia="Times New Roman"/>
           <w:sz w:val="28"/>
         </w:rPr>
-        <w:t>Источник: бухгалтерская отчётность предприятия и открытые источники.</w:t>
+        <w:t>Источник: бухгалтерская отчётность Общества, открытые источники.</w:t>
       </w:r>
     </w:p>
     <w:p>
@@ -5693,7 +4007,7 @@
           <w:b/>
           <w:sz w:val="28"/>
         </w:rPr>
-        <w:t>Приложение В. Перечень основной продукции и технологий ООО «Фаст Инжиниринг»</w:t>
+        <w:t>Приложение В. Перечень основной продукции и технологий</w:t>
       </w:r>
     </w:p>
     <w:p>
@@ -5707,7 +4021,7 @@
           <w:rFonts w:ascii="Times New Roman" w:hAnsi="Times New Roman" w:cs="Times New Roman" w:eastAsia="Times New Roman"/>
           <w:sz w:val="28"/>
         </w:rPr>
-        <w:t>Оборудование: насос Астановского; теплообменный аппарат радиально-спирального типа; массообменный аппарат; каталитический реактор; компрессор Астановского; рекуператоры тепла; беспламенная горелка; блок аккумуляторов водорода; фильтр непрерывного действия для очистки воды и жидких сред.</w:t>
+        <w:t>Группы оборудования: насос Астановского; теплообменный аппарат радиально-спирального типа; массообменный аппарат; каталитический реактор; компрессор Астановского; рекуператоры тепла; беспламенная горелка; блок аккумуляторов водорода; фильтр непрерывного действия для очистки воды.</w:t>
       </w:r>
     </w:p>
     <w:p>
@@ -5721,7 +4035,7 @@
           <w:rFonts w:ascii="Times New Roman" w:hAnsi="Times New Roman" w:cs="Times New Roman" w:eastAsia="Times New Roman"/>
           <w:sz w:val="28"/>
         </w:rPr>
-        <w:t>Технологии: получение синтез-газа из углеводородного сырья; производство водорода; получение метанола из природного газа; получение синтетических жидких углеводородов из природного или попутного нефтяного газа; газификация твёрдых топлив (уголь, торф, древесина, бытовые, промышленные и сельскохозяйственные отходы); термическое обезвреживание сточных вод (в том числе для районов Арктики и Крайнего Севера); энергосберегающая технология производства аммиака; очистка газовых выбросов от вредных компонентов; каталитическая очистка газовых выбросов от CO и NOx; термическое обезвреживание газовых выбросов; подготовка сырой нефти к транспорту; подготовка топливного газа для газопоршневых двигателей и газотурбинных установок; гидрогенизационная обработка нефти и нефтепродуктов; регенерация водометанольного раствора (ВМР); извлечение CO₂ из отходящих газов с последующей утилизацией.</w:t>
+        <w:t>Группы технологий: производство синтез-газа из углеводородного сырья; производство водорода; получение метанола из природного газа; получение синтетических жидких углеводородов из природного / попутного нефтяного газа; газификация твёрдых топлив (включая отходы); термическое обезвреживание сточных вод (в том числе для районов Арктики и Крайнего Севера); получение аммиака; очистка газовых выбросов от вредных компонентов; каталитическая очистка от CO и NOx; подготовка сырой нефти к транспорту; подготовка топливного газа; гидрогенизационная обработка нефтепродуктов; регенерация водометанольного раствора; извлечение CO₂ из отходящих газов.</w:t>
       </w:r>
     </w:p>
     <w:sectPr>
